--- a/docs/graduation2026/abstract.docx
+++ b/docs/graduation2026/abstract.docx
@@ -4,32 +4,32 @@
   <w:body>
     <w:p>
       <w:pPr>
-        <w:ind w:firstLine="0"/>
+        <w:spacing w:line="280" w:lineRule="exact"/>
         <w:jc w:val="center"/>
       </w:pPr>
       <w:r>
         <w:rPr>
-          <w:rFonts w:ascii="IPAexMincho" w:hAnsi="IPAexMincho" w:eastAsia="IPAexMincho" w:cs="IPAexMincho"/>
+          <w:rFonts w:ascii="Times New Roman" w:hAnsi="Times New Roman" w:eastAsia="ＭＳ Ｐゴシック" w:cs="Times New Roman"/>
           <w:b/>
           <w:color w:val="000000"/>
           <w:sz w:val="22"/>
         </w:rPr>
-        <w:t>Qiskit量子回路コードの初期失敗に対する</w:t>
+        <w:t>量子LLM支援プログラミングにおける</w:t>
         <w:br/>
-        <w:t>修正介入の救済率と救済対象の分析</w:t>
+        <w:t>失敗類型と介入カタログの実証研究</w:t>
       </w:r>
     </w:p>
     <w:p>
       <w:pPr>
-        <w:ind w:firstLine="0"/>
+        <w:spacing w:before="80" w:after="80"/>
         <w:jc w:val="center"/>
       </w:pPr>
       <w:r>
         <w:rPr>
-          <w:rFonts w:ascii="IPAexMincho" w:hAnsi="IPAexMincho" w:eastAsia="IPAexMincho" w:cs="IPAexMincho"/>
+          <w:rFonts w:ascii="Times New Roman" w:hAnsi="Times New Roman" w:eastAsia="ＭＳ Ｐ明朝" w:cs="Times New Roman"/>
           <w:b w:val="0"/>
           <w:color w:val="000000"/>
-          <w:sz w:val="20"/>
+          <w:sz w:val="22"/>
         </w:rPr>
         <w:t>2023TC011 伊藤 悠真　　指導教員：横山 哲郎</w:t>
       </w:r>
@@ -39,241 +39,280 @@
         <w:sectPr>
           <w:footerReference w:type="default" r:id="rId9"/>
           <w:pgSz w:w="11906" w:h="16838"/>
-          <w:pgMar w:top="1020" w:right="1020" w:bottom="1361" w:left="1020" w:header="567" w:footer="680" w:gutter="0"/>
+          <w:pgMar w:top="1020" w:right="1020" w:bottom="1361" w:left="1020" w:header="720" w:footer="680" w:gutter="0"/>
           <w:cols w:space="720"/>
           <w:docGrid w:linePitch="360"/>
-          <w:pgNumType w:fmt="decimal" w:start="1"/>
         </w:sectPr>
       </w:pPr>
     </w:p>
     <w:p>
       <w:pPr>
-        <w:pStyle w:val="Heading2"/>
-        <w:spacing w:before="100" w:after="60"/>
+        <w:keepNext/>
+        <w:spacing w:before="100" w:after="40"/>
       </w:pPr>
       <w:r>
         <w:rPr>
-          <w:rFonts w:ascii="IPAexGothic" w:hAnsi="IPAexGothic" w:eastAsia="IPAexGothic" w:cs="IPAexGothic"/>
+          <w:rFonts w:ascii="Times New Roman" w:hAnsi="Times New Roman" w:eastAsia="ＭＳ Ｐゴシック" w:cs="Times New Roman"/>
           <w:b/>
           <w:color w:val="000000"/>
-          <w:sz w:val="21"/>
+          <w:sz w:val="22"/>
         </w:rPr>
-        <w:t>1　背景と目的</w:t>
+        <w:t>1　はじめに</w:t>
       </w:r>
     </w:p>
     <w:p>
       <w:pPr>
-        <w:ind w:firstLine="200"/>
+        <w:ind w:firstLine="220"/>
+        <w:jc w:val="both"/>
       </w:pPr>
       <w:r>
         <w:rPr>
-          <w:rFonts w:ascii="IPAexMincho" w:hAnsi="IPAexMincho" w:eastAsia="IPAexMincho" w:cs="IPAexMincho"/>
+          <w:rFonts w:ascii="Times New Roman" w:hAnsi="Times New Roman" w:eastAsia="ＭＳ Ｐ明朝" w:cs="Times New Roman"/>
           <w:b w:val="0"/>
           <w:color w:val="000000"/>
-          <w:sz w:val="20"/>
+          <w:sz w:val="22"/>
         </w:rPr>
-        <w:t>LLMによる量子回路コード生成では，importや回路構築の失敗に加え，実行できても期待出力と一致しない場合がある．本研究では，Qiskitコードの初期失敗を修正介入がどれだけ救済し，どの対象を救済するかを調べる．Self-Refine [1]とSelf-Debugging [2]を背景に，本ハーネスで修正条件を実装した．先行研究の完全再現ではない．</w:t>
+        <w:t>大規模言語モデル（LLM）の発展に伴いコード生成が進み，HumanEval［1］やMBPP［2］で性能が評価されている．一方，生成コードには構文・意味的誤りや，存在しないAPIを用いるハルシネーションが生じ得る．量子プログラミングは量子ビットの重ね合わせ・量子もつれと確率的な測定を扱うため，Pythonとして実行できても期待する量子状態・測定分布を得られるとは限らない．段階的な正しさの検証が必要である．</w:t>
       </w:r>
     </w:p>
     <w:p>
       <w:pPr>
-        <w:pStyle w:val="Heading2"/>
-        <w:spacing w:before="100" w:after="60"/>
+        <w:ind w:firstLine="220"/>
+        <w:jc w:val="both"/>
       </w:pPr>
       <w:r>
         <w:rPr>
-          <w:rFonts w:ascii="IPAexGothic" w:hAnsi="IPAexGothic" w:eastAsia="IPAexGothic" w:cs="IPAexGothic"/>
-          <w:b/>
-          <w:color w:val="000000"/>
-          <w:sz w:val="21"/>
-        </w:rPr>
-        <w:t>2　方法と実験設定</w:t>
-      </w:r>
-    </w:p>
-    <w:p>
-      <w:pPr>
-        <w:ind w:firstLine="200"/>
-      </w:pPr>
-      <w:r>
-        <w:rPr>
-          <w:rFonts w:ascii="IPAexMincho" w:hAnsi="IPAexMincho" w:eastAsia="IPAexMincho" w:cs="IPAexMincho"/>
+          <w:rFonts w:ascii="Times New Roman" w:hAnsi="Times New Roman" w:eastAsia="ＭＳ Ｐ明朝" w:cs="Times New Roman"/>
           <w:b w:val="0"/>
           <w:color w:val="000000"/>
-          <w:sz w:val="20"/>
+          <w:sz w:val="22"/>
         </w:rPr>
-        <w:t>対象は5モデル・10タスク・seed 0〜19の1,000初期組，各組5条件，計5,000条件記録である．Q4はqwen3.5:4b，G4はgemma4:e4b-it-qat，Q9はqwen3.5:9b，C7はqwen2.5-coder:7b，G3はgemma3:4bを示す．タグはモデル識別子として扱う．</w:t>
-      </w:r>
-    </w:p>
-    <w:p>
-      <w:pPr>
-        <w:ind w:firstLine="200"/>
-      </w:pPr>
-      <w:r>
-        <w:rPr>
-          <w:rFonts w:ascii="IPAexMincho" w:hAnsi="IPAexMincho" w:eastAsia="IPAexMincho" w:cs="IPAexMincho"/>
-          <w:b w:val="0"/>
-          <w:color w:val="000000"/>
-          <w:sz w:val="20"/>
-        </w:rPr>
-        <w:t>タスクはBell，GHZ，Deutsch–Jozsaのconstant/balanced，Bernstein–Vazirani，Grover，QFT，IQFT，QPE，Ansatzである．temperatureは0.7，生成上限は1要求1,024 tokens，修正は最大3回とした．</w:t>
-      </w:r>
-    </w:p>
-    <w:p>
-      <w:pPr>
-        <w:ind w:firstLine="200"/>
-      </w:pPr>
-      <w:r>
-        <w:rPr>
-          <w:rFonts w:ascii="IPAexMincho" w:hAnsi="IPAexMincho" w:eastAsia="IPAexMincho" w:cs="IPAexMincho"/>
-          <w:b w:val="0"/>
-          <w:color w:val="000000"/>
-          <w:sz w:val="20"/>
-        </w:rPr>
-        <w:t>Bは初期生成，Rは外部診断を与えない自己見直し，Fは実行結果提示，Dは同じ診断に説明・原因分析の指示を加える自己デバッグである．R/F/Dは同じ初期コードと判定を共有し，成功時に停止する．Pは生成前注意事項を与える独立生成である．</w:t>
-      </w:r>
-    </w:p>
-    <w:p>
-      <w:pPr>
-        <w:ind w:firstLine="200"/>
-      </w:pPr>
-      <w:r>
-        <w:rPr>
-          <w:rFonts w:ascii="IPAexMincho" w:hAnsi="IPAexMincho" w:eastAsia="IPAexMincho" w:cs="IPAexMincho"/>
-          <w:b w:val="0"/>
-          <w:color w:val="000000"/>
-          <w:sz w:val="20"/>
-        </w:rPr>
-        <w:t>元3実験は3モデルseed 0〜9の1,500条件記録，5モデルseed 10〜19の2,500，残り2モデルseed 0〜9の1,000である．主結果は検証済み保存prefixと必要な新suffix（部分追試293ケース）を接続した到達可能な経路で，全件新生成ではない．保存設定・実験ID・処理差は固定出典 [3] に保持した．旧120件は合算しない．</w:t>
-      </w:r>
-    </w:p>
-    <w:p>
-      <w:r>
-        <w:br w:type="column"/>
-      </w:r>
-    </w:p>
-    <w:p>
-      <w:pPr>
-        <w:pStyle w:val="Heading2"/>
-        <w:spacing w:before="100" w:after="60"/>
-      </w:pPr>
-      <w:r>
-        <w:rPr>
-          <w:rFonts w:ascii="IPAexGothic" w:hAnsi="IPAexGothic" w:eastAsia="IPAexGothic" w:cs="IPAexGothic"/>
-          <w:b/>
-          <w:color w:val="000000"/>
-          <w:sz w:val="21"/>
-        </w:rPr>
-        <w:t>3　評価と全体の救済</w:t>
-      </w:r>
-    </w:p>
-    <w:p>
-      <w:pPr>
-        <w:ind w:firstLine="200"/>
-      </w:pPr>
-      <w:r>
-        <w:rPr>
-          <w:rFonts w:ascii="IPAexMincho" w:hAnsi="IPAexMincho" w:eastAsia="IPAexMincho" w:cs="IPAexMincho"/>
-          <w:b w:val="0"/>
-          <w:color w:val="000000"/>
-          <w:sz w:val="20"/>
-        </w:rPr>
-        <w:t>主L3はimport・必須関数，回路構築と評価処理，指定入力の期待出力，所定の構造要件への適合である．分布は8,192 shotsの全変動距離，状態ベクトルは大域位相を整合した距離を用い，0.05未満を出力一致とする．量子ビット数と測定・barrierを除く命令数範囲も確認する．全入力の同値性は保証しない．</w:t>
-      </w:r>
-    </w:p>
-    <w:p>
-      <w:pPr>
-        <w:ind w:firstLine="200"/>
-      </w:pPr>
-      <w:r>
-        <w:rPr>
-          <w:rFonts w:ascii="IPAexMincho" w:hAnsi="IPAexMincho" w:eastAsia="IPAexMincho" w:cs="IPAexMincho"/>
-          <w:b w:val="0"/>
-          <w:color w:val="000000"/>
-          <w:sz w:val="20"/>
-        </w:rPr>
-        <w:t>救済率は「初期主L3失敗から最終主L3成功となった組数／初期主L3失敗組数」とする．失敗類型は介入前のBで固定する．evaluation_policy_v4を採用し，5,000条件の欠落・重複・予定外記録，共有初期不一致が0であることと，成功時停止・到達経路・出典hashを検証済みである．</w:t>
-      </w:r>
-    </w:p>
-    <w:p>
-      <w:pPr>
-        <w:ind w:firstLine="200"/>
-      </w:pPr>
-      <w:r>
-        <w:rPr>
-          <w:rFonts w:ascii="IPAexMincho" w:hAnsi="IPAexMincho" w:eastAsia="IPAexMincho" w:cs="IPAexMincho"/>
-          <w:b w:val="0"/>
-          <w:color w:val="000000"/>
-          <w:sz w:val="20"/>
-        </w:rPr>
-        <w:t>初期成功は455組，初期失敗は545組であった．Rは96/545組（17.6%），Fは183/545組（33.6%），Dは180/545組（33.0%）を救済した．最終成功はR551，F638，D635組で，初期成功の無修正保持を含む．退行0は成功時停止の設計と合わせて解釈する．</w:t>
-      </w:r>
-    </w:p>
-    <w:p>
-      <w:pPr>
-        <w:pStyle w:val="Heading2"/>
-        <w:spacing w:before="100" w:after="60"/>
-      </w:pPr>
-      <w:r>
-        <w:rPr>
-          <w:rFonts w:ascii="IPAexGothic" w:hAnsi="IPAexGothic" w:eastAsia="IPAexGothic" w:cs="IPAexGothic"/>
-          <w:b/>
-          <w:color w:val="000000"/>
-          <w:sz w:val="21"/>
-        </w:rPr>
-        <w:t>4　モデル・初期失敗類型別の結果</w:t>
-      </w:r>
-    </w:p>
-    <w:p>
-      <w:pPr>
-        <w:ind w:firstLine="200"/>
-      </w:pPr>
-      <w:r>
-        <w:rPr>
-          <w:rFonts w:ascii="IPAexMincho" w:hAnsi="IPAexMincho" w:eastAsia="IPAexMincho" w:cs="IPAexMincho"/>
-          <w:b w:val="0"/>
-          <w:color w:val="000000"/>
-          <w:sz w:val="20"/>
-        </w:rPr>
-        <w:t>表1にモデル別の救済を示す．G4ではF，Q4ではDの救済が多く，大小が入れ替わった．全体率は545組の合算値であり，モデル率の単純平均ではない．</w:t>
+        <w:t>本研究は，Qiskitコードの初期失敗に対する修正介入の救済率と救済対象の違いを明らかにし，失敗類型に応じた介入カタログの根拠を整理することを目的とする．</w:t>
       </w:r>
     </w:p>
     <w:p>
       <w:pPr>
         <w:keepNext/>
-        <w:ind w:firstLine="0"/>
+        <w:spacing w:before="100" w:after="40"/>
+      </w:pPr>
+      <w:r>
+        <w:rPr>
+          <w:rFonts w:ascii="Times New Roman" w:hAnsi="Times New Roman" w:eastAsia="ＭＳ Ｐゴシック" w:cs="Times New Roman"/>
+          <w:b/>
+          <w:color w:val="000000"/>
+          <w:sz w:val="22"/>
+        </w:rPr>
+        <w:t>2　評価の枠組み</w:t>
+      </w:r>
+    </w:p>
+    <w:p>
+      <w:pPr>
+        <w:ind w:firstLine="220"/>
+        <w:jc w:val="both"/>
+      </w:pPr>
+      <w:r>
+        <w:rPr>
+          <w:rFonts w:ascii="Times New Roman" w:hAnsi="Times New Roman" w:eastAsia="ＭＳ Ｐ明朝" w:cs="Times New Roman"/>
+          <w:b w:val="0"/>
+          <w:color w:val="000000"/>
+          <w:sz w:val="22"/>
+        </w:rPr>
+        <w:t>現行評価器では，L0は構文・importを含むコード読込みと必須関数への適合，L1は回路構築と評価処理の実行，L2は指定入力での期待出力との一致，主L3はL0〜L2と構造要件への適合とする．関数名・戻り値・出力形式などのインターフェース適合性と，量子的な出力一致を区別する．</w:t>
+      </w:r>
+    </w:p>
+    <w:p>
+      <w:pPr>
+        <w:ind w:firstLine="220"/>
+        <w:jc w:val="both"/>
+      </w:pPr>
+      <w:r>
+        <w:rPr>
+          <w:rFonts w:ascii="Times New Roman" w:hAnsi="Times New Roman" w:eastAsia="ＭＳ Ｐ明朝" w:cs="Times New Roman"/>
+          <w:b w:val="0"/>
+          <w:color w:val="000000"/>
+          <w:sz w:val="22"/>
+        </w:rPr>
+        <w:t>構造要件は量子ビット数や，測定・barrierを除く命令数の範囲などである．主L3は限定された基準であり，全入力のアルゴリズム同値性を保証しない．測定分布は8,192 shotsの全変動距離，状態ベクトルは大域位相を整合した距離を用い，0.05未満を一致とする．測定先は量子ビット順に戻す．救済率は「初期失敗から最終主L3成功となった組数／初期主L3失敗組数」とし，失敗類型は介入前で固定する．</w:t>
+      </w:r>
+    </w:p>
+    <w:p>
+      <w:pPr>
+        <w:keepNext/>
+        <w:spacing w:before="100" w:after="40"/>
+      </w:pPr>
+      <w:r>
+        <w:rPr>
+          <w:rFonts w:ascii="Times New Roman" w:hAnsi="Times New Roman" w:eastAsia="ＭＳ Ｐゴシック" w:cs="Times New Roman"/>
+          <w:b/>
+          <w:color w:val="000000"/>
+          <w:sz w:val="22"/>
+        </w:rPr>
+        <w:t>3　関連研究・準備</w:t>
+      </w:r>
+    </w:p>
+    <w:p>
+      <w:pPr>
+        <w:ind w:firstLine="220"/>
+        <w:jc w:val="both"/>
+      </w:pPr>
+      <w:r>
+        <w:rPr>
+          <w:rFonts w:ascii="Times New Roman" w:hAnsi="Times New Roman" w:eastAsia="ＭＳ Ｐ明朝" w:cs="Times New Roman"/>
+          <w:b w:val="0"/>
+          <w:color w:val="000000"/>
+          <w:sz w:val="22"/>
+        </w:rPr>
+        <w:t>Self-Refine［3］は自己フィードバックと反復修正，Self-Debugging［4］はコード説明や実行結果を用いる．推論課題では，外部フィードバックのない自己修正の限界も報告されている［5］．QiskitはPythonで量子回路を構築する基盤であり，Qiskit HumanEval［6］はそのコード生成を評価する．本研究では独自の10タスクに修正条件を実装し，先行研究の完全再現とは位置づけない．</w:t>
+      </w:r>
+    </w:p>
+    <w:p>
+      <w:pPr>
+        <w:keepNext/>
+        <w:spacing w:before="100" w:after="40"/>
+      </w:pPr>
+      <w:r>
+        <w:rPr>
+          <w:rFonts w:ascii="Times New Roman" w:hAnsi="Times New Roman" w:eastAsia="ＭＳ Ｐゴシック" w:cs="Times New Roman"/>
+          <w:b/>
+          <w:color w:val="000000"/>
+          <w:sz w:val="22"/>
+        </w:rPr>
+        <w:t>4　実験方法</w:t>
+      </w:r>
+    </w:p>
+    <w:p>
+      <w:pPr>
+        <w:ind w:firstLine="220"/>
+        <w:jc w:val="both"/>
+      </w:pPr>
+      <w:r>
+        <w:rPr>
+          <w:rFonts w:ascii="Times New Roman" w:hAnsi="Times New Roman" w:eastAsia="ＭＳ Ｐ明朝" w:cs="Times New Roman"/>
+          <w:b w:val="0"/>
+          <w:color w:val="000000"/>
+          <w:sz w:val="22"/>
+        </w:rPr>
+        <w:t>5モデル・10タスク・seed 0〜19の1,000初期組を対象に，5条件，計5,000条件記録を分析した．モデル略号はQ4：qwen3.5:4b，G4：gemma4:e4b-it-qat，Q9：qwen3.5:9b，C7：qwen2.5-coder:7b，G3：gemma3:4bである．</w:t>
+      </w:r>
+    </w:p>
+    <w:p>
+      <w:pPr>
+        <w:ind w:firstLine="220"/>
+        <w:jc w:val="both"/>
+      </w:pPr>
+      <w:r>
+        <w:rPr>
+          <w:rFonts w:ascii="Times New Roman" w:hAnsi="Times New Roman" w:eastAsia="ＭＳ Ｐ明朝" w:cs="Times New Roman"/>
+          <w:b w:val="0"/>
+          <w:color w:val="000000"/>
+          <w:sz w:val="22"/>
+        </w:rPr>
+        <w:t>タスクはBell，GHZ，Deutsch–Jozsa（constant/balanced），Bernstein–Vazirani，Grover，QFT，IQFT，QPE，Ansatzとした．temperatureは0.7，1要求の生成上限は1,024 tokensである．</w:t>
+      </w:r>
+    </w:p>
+    <w:p>
+      <w:pPr>
+        <w:ind w:firstLine="220"/>
+        <w:jc w:val="both"/>
+      </w:pPr>
+      <w:r>
+        <w:rPr>
+          <w:rFonts w:ascii="Times New Roman" w:hAnsi="Times New Roman" w:eastAsia="ＭＳ Ｐ明朝" w:cs="Times New Roman"/>
+          <w:b w:val="0"/>
+          <w:color w:val="000000"/>
+          <w:sz w:val="22"/>
+        </w:rPr>
+        <w:t>Bは初期生成，Rは自己見直し，Fはエラー等の実行結果提示，Dは説明・原因分析を促す自己デバッグ，Pは生成前注意事項である．R/F/DはBと同じ初期コード・判定から最大3回修正し，成功時に停止する．Pは別プロンプトによる独立生成である．</w:t>
+      </w:r>
+    </w:p>
+    <w:p>
+      <w:pPr>
+        <w:ind w:firstLine="220"/>
+        <w:jc w:val="both"/>
+      </w:pPr>
+      <w:r>
+        <w:rPr>
+          <w:rFonts w:ascii="Times New Roman" w:hAnsi="Times New Roman" w:eastAsia="ＭＳ Ｐ明朝" w:cs="Times New Roman"/>
+          <w:b w:val="0"/>
+          <w:color w:val="000000"/>
+          <w:sz w:val="22"/>
+        </w:rPr>
+        <w:t>検証済み保存記録と部分追試を反映した到達可能な経路を集計した［7］．全件を新規生成・再実行した結果ではない．追加のB4は同じ初期コードを保持し，初期失敗だけ課題仕様から最大3回独立再生成する．前回コード・診断を与えず，専用seed規則と成功時停止を用いる．</w:t>
+      </w:r>
+    </w:p>
+    <w:p>
+      <w:pPr>
+        <w:keepNext/>
+        <w:spacing w:before="100" w:after="40"/>
+      </w:pPr>
+      <w:r>
+        <w:rPr>
+          <w:rFonts w:ascii="Times New Roman" w:hAnsi="Times New Roman" w:eastAsia="ＭＳ Ｐゴシック" w:cs="Times New Roman"/>
+          <w:b/>
+          <w:color w:val="000000"/>
+          <w:sz w:val="22"/>
+        </w:rPr>
+        <w:t>5　結果</w:t>
+      </w:r>
+    </w:p>
+    <w:p>
+      <w:pPr>
+        <w:ind w:firstLine="220"/>
+        <w:jc w:val="both"/>
+      </w:pPr>
+      <w:r>
+        <w:rPr>
+          <w:rFonts w:ascii="Times New Roman" w:hAnsi="Times New Roman" w:eastAsia="ＭＳ Ｐ明朝" w:cs="Times New Roman"/>
+          <w:b w:val="0"/>
+          <w:color w:val="000000"/>
+          <w:sz w:val="22"/>
+        </w:rPr>
+        <w:t>初期成功は455組，失敗は545組であった．救済はRが96/545組（17.6%），Fが183/545組（33.6%），Dが180/545組（33.0%）であった．全体率は初期失敗545組を分母とする合算値である．</w:t>
+      </w:r>
+    </w:p>
+    <w:p>
+      <w:pPr>
+        <w:keepNext/>
+        <w:spacing w:before="100" w:after="60"/>
         <w:jc w:val="center"/>
       </w:pPr>
       <w:r>
         <w:rPr>
-          <w:rFonts w:ascii="IPAexMincho" w:hAnsi="IPAexMincho" w:eastAsia="IPAexMincho" w:cs="IPAexMincho"/>
+          <w:rFonts w:ascii="Times New Roman" w:hAnsi="Times New Roman" w:eastAsia="ＭＳ Ｐ明朝" w:cs="Times New Roman"/>
           <w:b w:val="0"/>
           <w:color w:val="000000"/>
-          <w:sz w:val="20"/>
+          <w:sz w:val="22"/>
         </w:rPr>
-        <w:t>表1　モデル別の救済組数</w:t>
+        <w:t>表1　モデル別の成功件数（分母は初期失敗）</w:t>
       </w:r>
     </w:p>
     <w:tbl>
       <w:tblPr>
-        <w:tblW w:type="dxa" w:w="4592"/>
+        <w:tblW w:type="dxa" w:w="4734"/>
         <w:tblLayout w:type="fixed"/>
         <w:tblLook w:firstColumn="1" w:firstRow="1" w:lastColumn="0" w:lastRow="0" w:noHBand="0" w:noVBand="1" w:val="04A0"/>
+        <w:tblCellMar>
+          <w:top w:w="0" w:type="dxa"/>
+          <w:bottom w:w="0" w:type="dxa"/>
+          <w:left w:w="0" w:type="dxa"/>
+          <w:right w:w="0" w:type="dxa"/>
+        </w:tblCellMar>
       </w:tblPr>
       <w:tblGrid>
-        <w:gridCol w:w="1469"/>
-        <w:gridCol w:w="781"/>
-        <w:gridCol w:w="781"/>
-        <w:gridCol w:w="781"/>
-        <w:gridCol w:w="781"/>
+        <w:gridCol w:w="1531"/>
+        <w:gridCol w:w="680"/>
+        <w:gridCol w:w="567"/>
+        <w:gridCol w:w="567"/>
+        <w:gridCol w:w="567"/>
+        <w:gridCol w:w="822"/>
       </w:tblGrid>
       <w:tr>
         <w:trPr>
           <w:cantSplit/>
-          <w:tblHeader/>
         </w:trPr>
         <w:tc>
           <w:tcPr>
-            <w:tcW w:type="dxa" w:w="1469"/>
+            <w:tcW w:type="dxa" w:w="1531"/>
             <w:tcBorders>
               <w:top w:val="single" w:sz="4"/>
               <w:bottom w:val="single" w:sz="4"/>
@@ -281,14 +320,15 @@
           </w:tcPr>
           <w:p>
             <w:pPr>
-              <w:spacing w:after="20" w:before="20" w:line="240" w:lineRule="exact"/>
+              <w:keepNext/>
+              <w:jc w:val="left"/>
             </w:pPr>
             <w:r>
               <w:rPr>
-                <w:rFonts w:ascii="IPAexMincho" w:hAnsi="IPAexMincho" w:eastAsia="IPAexMincho" w:cs="IPAexMincho"/>
-                <w:b/>
+                <w:rFonts w:ascii="Times New Roman" w:hAnsi="Times New Roman" w:eastAsia="ＭＳ Ｐ明朝" w:cs="Times New Roman"/>
+                <w:b w:val="0"/>
                 <w:color w:val="000000"/>
-                <w:sz w:val="20"/>
+                <w:sz w:val="22"/>
               </w:rPr>
               <w:t>モデル</w:t>
             </w:r>
@@ -296,7 +336,7 @@
         </w:tc>
         <w:tc>
           <w:tcPr>
-            <w:tcW w:type="dxa" w:w="781"/>
+            <w:tcW w:type="dxa" w:w="680"/>
             <w:tcBorders>
               <w:top w:val="single" w:sz="4"/>
               <w:bottom w:val="single" w:sz="4"/>
@@ -304,14 +344,15 @@
           </w:tcPr>
           <w:p>
             <w:pPr>
-              <w:spacing w:after="20" w:before="20" w:line="240" w:lineRule="exact"/>
+              <w:keepNext/>
+              <w:jc w:val="right"/>
             </w:pPr>
             <w:r>
               <w:rPr>
-                <w:rFonts w:ascii="IPAexMincho" w:hAnsi="IPAexMincho" w:eastAsia="IPAexMincho" w:cs="IPAexMincho"/>
-                <w:b/>
+                <w:rFonts w:ascii="Times New Roman" w:hAnsi="Times New Roman" w:eastAsia="ＭＳ Ｐ明朝" w:cs="Times New Roman"/>
+                <w:b w:val="0"/>
                 <w:color w:val="000000"/>
-                <w:sz w:val="20"/>
+                <w:sz w:val="22"/>
               </w:rPr>
               <w:t>分母</w:t>
             </w:r>
@@ -319,7 +360,7 @@
         </w:tc>
         <w:tc>
           <w:tcPr>
-            <w:tcW w:type="dxa" w:w="781"/>
+            <w:tcW w:type="dxa" w:w="567"/>
             <w:tcBorders>
               <w:top w:val="single" w:sz="4"/>
               <w:bottom w:val="single" w:sz="4"/>
@@ -327,14 +368,15 @@
           </w:tcPr>
           <w:p>
             <w:pPr>
-              <w:spacing w:after="20" w:before="20" w:line="240" w:lineRule="exact"/>
+              <w:keepNext/>
+              <w:jc w:val="right"/>
             </w:pPr>
             <w:r>
               <w:rPr>
-                <w:rFonts w:ascii="IPAexMincho" w:hAnsi="IPAexMincho" w:eastAsia="IPAexMincho" w:cs="IPAexMincho"/>
-                <w:b/>
+                <w:rFonts w:ascii="Times New Roman" w:hAnsi="Times New Roman" w:eastAsia="ＭＳ Ｐ明朝" w:cs="Times New Roman"/>
+                <w:b w:val="0"/>
                 <w:color w:val="000000"/>
-                <w:sz w:val="20"/>
+                <w:sz w:val="22"/>
               </w:rPr>
               <w:t>R</w:t>
             </w:r>
@@ -342,7 +384,7 @@
         </w:tc>
         <w:tc>
           <w:tcPr>
-            <w:tcW w:type="dxa" w:w="781"/>
+            <w:tcW w:type="dxa" w:w="567"/>
             <w:tcBorders>
               <w:top w:val="single" w:sz="4"/>
               <w:bottom w:val="single" w:sz="4"/>
@@ -350,14 +392,15 @@
           </w:tcPr>
           <w:p>
             <w:pPr>
-              <w:spacing w:after="20" w:before="20" w:line="240" w:lineRule="exact"/>
+              <w:keepNext/>
+              <w:jc w:val="right"/>
             </w:pPr>
             <w:r>
               <w:rPr>
-                <w:rFonts w:ascii="IPAexMincho" w:hAnsi="IPAexMincho" w:eastAsia="IPAexMincho" w:cs="IPAexMincho"/>
-                <w:b/>
+                <w:rFonts w:ascii="Times New Roman" w:hAnsi="Times New Roman" w:eastAsia="ＭＳ Ｐ明朝" w:cs="Times New Roman"/>
+                <w:b w:val="0"/>
                 <w:color w:val="000000"/>
-                <w:sz w:val="20"/>
+                <w:sz w:val="22"/>
               </w:rPr>
               <w:t>F</w:t>
             </w:r>
@@ -365,7 +408,7 @@
         </w:tc>
         <w:tc>
           <w:tcPr>
-            <w:tcW w:type="dxa" w:w="781"/>
+            <w:tcW w:type="dxa" w:w="567"/>
             <w:tcBorders>
               <w:top w:val="single" w:sz="4"/>
               <w:bottom w:val="single" w:sz="4"/>
@@ -373,16 +416,41 @@
           </w:tcPr>
           <w:p>
             <w:pPr>
-              <w:spacing w:after="20" w:before="20" w:line="240" w:lineRule="exact"/>
+              <w:keepNext/>
+              <w:jc w:val="right"/>
             </w:pPr>
             <w:r>
               <w:rPr>
-                <w:rFonts w:ascii="IPAexMincho" w:hAnsi="IPAexMincho" w:eastAsia="IPAexMincho" w:cs="IPAexMincho"/>
-                <w:b/>
+                <w:rFonts w:ascii="Times New Roman" w:hAnsi="Times New Roman" w:eastAsia="ＭＳ Ｐ明朝" w:cs="Times New Roman"/>
+                <w:b w:val="0"/>
                 <w:color w:val="000000"/>
-                <w:sz w:val="20"/>
+                <w:sz w:val="22"/>
               </w:rPr>
               <w:t>D</w:t>
+            </w:r>
+          </w:p>
+        </w:tc>
+        <w:tc>
+          <w:tcPr>
+            <w:tcW w:type="dxa" w:w="822"/>
+            <w:tcBorders>
+              <w:top w:val="single" w:sz="4"/>
+              <w:bottom w:val="single" w:sz="4"/>
+            </w:tcBorders>
+          </w:tcPr>
+          <w:p>
+            <w:pPr>
+              <w:keepNext/>
+              <w:jc w:val="right"/>
+            </w:pPr>
+            <w:r>
+              <w:rPr>
+                <w:rFonts w:ascii="Times New Roman" w:hAnsi="Times New Roman" w:eastAsia="ＭＳ Ｐ明朝" w:cs="Times New Roman"/>
+                <w:b w:val="0"/>
+                <w:color w:val="000000"/>
+                <w:sz w:val="22"/>
+              </w:rPr>
+              <w:t>B4</w:t>
             </w:r>
           </w:p>
         </w:tc>
@@ -393,101 +461,127 @@
         </w:trPr>
         <w:tc>
           <w:tcPr>
-            <w:tcW w:type="dxa" w:w="1469"/>
+            <w:tcW w:type="dxa" w:w="1531"/>
             <w:tcBorders/>
           </w:tcPr>
           <w:p>
             <w:pPr>
-              <w:spacing w:after="20" w:before="20" w:line="240" w:lineRule="exact"/>
+              <w:keepNext/>
+              <w:jc w:val="left"/>
             </w:pPr>
             <w:r>
               <w:rPr>
-                <w:rFonts w:ascii="IPAexMincho" w:hAnsi="IPAexMincho" w:eastAsia="IPAexMincho" w:cs="IPAexMincho"/>
+                <w:rFonts w:ascii="Times New Roman" w:hAnsi="Times New Roman" w:eastAsia="ＭＳ Ｐ明朝" w:cs="Times New Roman"/>
                 <w:b w:val="0"/>
                 <w:color w:val="000000"/>
-                <w:sz w:val="20"/>
+                <w:sz w:val="22"/>
               </w:rPr>
-              <w:t>Q4</w:t>
+              <w:t>G3</w:t>
             </w:r>
           </w:p>
         </w:tc>
         <w:tc>
           <w:tcPr>
-            <w:tcW w:type="dxa" w:w="781"/>
+            <w:tcW w:type="dxa" w:w="680"/>
             <w:tcBorders/>
           </w:tcPr>
           <w:p>
             <w:pPr>
-              <w:spacing w:after="20" w:before="20" w:line="240" w:lineRule="exact"/>
+              <w:keepNext/>
+              <w:jc w:val="right"/>
             </w:pPr>
             <w:r>
               <w:rPr>
-                <w:rFonts w:ascii="IPAexMincho" w:hAnsi="IPAexMincho" w:eastAsia="IPAexMincho" w:cs="IPAexMincho"/>
+                <w:rFonts w:ascii="Times New Roman" w:hAnsi="Times New Roman" w:eastAsia="ＭＳ Ｐ明朝" w:cs="Times New Roman"/>
                 <w:b w:val="0"/>
                 <w:color w:val="000000"/>
-                <w:sz w:val="20"/>
+                <w:sz w:val="22"/>
               </w:rPr>
-              <w:t>162</w:t>
+              <w:t>190</w:t>
             </w:r>
           </w:p>
         </w:tc>
         <w:tc>
           <w:tcPr>
-            <w:tcW w:type="dxa" w:w="781"/>
+            <w:tcW w:type="dxa" w:w="567"/>
             <w:tcBorders/>
           </w:tcPr>
           <w:p>
             <w:pPr>
-              <w:spacing w:after="20" w:before="20" w:line="240" w:lineRule="exact"/>
+              <w:keepNext/>
+              <w:jc w:val="right"/>
             </w:pPr>
             <w:r>
               <w:rPr>
-                <w:rFonts w:ascii="IPAexMincho" w:hAnsi="IPAexMincho" w:eastAsia="IPAexMincho" w:cs="IPAexMincho"/>
+                <w:rFonts w:ascii="Times New Roman" w:hAnsi="Times New Roman" w:eastAsia="ＭＳ Ｐ明朝" w:cs="Times New Roman"/>
                 <w:b w:val="0"/>
                 <w:color w:val="000000"/>
-                <w:sz w:val="20"/>
+                <w:sz w:val="22"/>
               </w:rPr>
-              <w:t>31</w:t>
+              <w:t>5</w:t>
             </w:r>
           </w:p>
         </w:tc>
         <w:tc>
           <w:tcPr>
-            <w:tcW w:type="dxa" w:w="781"/>
+            <w:tcW w:type="dxa" w:w="567"/>
             <w:tcBorders/>
           </w:tcPr>
           <w:p>
             <w:pPr>
-              <w:spacing w:after="20" w:before="20" w:line="240" w:lineRule="exact"/>
+              <w:keepNext/>
+              <w:jc w:val="right"/>
             </w:pPr>
             <w:r>
               <w:rPr>
-                <w:rFonts w:ascii="IPAexMincho" w:hAnsi="IPAexMincho" w:eastAsia="IPAexMincho" w:cs="IPAexMincho"/>
+                <w:rFonts w:ascii="Times New Roman" w:hAnsi="Times New Roman" w:eastAsia="ＭＳ Ｐ明朝" w:cs="Times New Roman"/>
                 <w:b w:val="0"/>
                 <w:color w:val="000000"/>
-                <w:sz w:val="20"/>
+                <w:sz w:val="22"/>
               </w:rPr>
-              <w:t>78</w:t>
+              <w:t>1</w:t>
             </w:r>
           </w:p>
         </w:tc>
         <w:tc>
           <w:tcPr>
-            <w:tcW w:type="dxa" w:w="781"/>
+            <w:tcW w:type="dxa" w:w="567"/>
             <w:tcBorders/>
           </w:tcPr>
           <w:p>
             <w:pPr>
-              <w:spacing w:after="20" w:before="20" w:line="240" w:lineRule="exact"/>
+              <w:keepNext/>
+              <w:jc w:val="right"/>
             </w:pPr>
             <w:r>
               <w:rPr>
-                <w:rFonts w:ascii="IPAexMincho" w:hAnsi="IPAexMincho" w:eastAsia="IPAexMincho" w:cs="IPAexMincho"/>
+                <w:rFonts w:ascii="Times New Roman" w:hAnsi="Times New Roman" w:eastAsia="ＭＳ Ｐ明朝" w:cs="Times New Roman"/>
                 <w:b w:val="0"/>
                 <w:color w:val="000000"/>
-                <w:sz w:val="20"/>
+                <w:sz w:val="22"/>
               </w:rPr>
-              <w:t>90</w:t>
+              <w:t>1</w:t>
+            </w:r>
+          </w:p>
+        </w:tc>
+        <w:tc>
+          <w:tcPr>
+            <w:tcW w:type="dxa" w:w="822"/>
+            <w:tcBorders/>
+          </w:tcPr>
+          <w:p>
+            <w:pPr>
+              <w:keepNext/>
+              <w:jc w:val="right"/>
+            </w:pPr>
+            <w:r>
+              <w:rPr>
+                <w:rFonts w:ascii="Times New Roman" w:hAnsi="Times New Roman" w:eastAsia="ＭＳ Ｐ明朝" w:cs="Times New Roman"/>
+                <w:b w:val="0"/>
+                <w:color w:val="000000"/>
+                <w:sz w:val="22"/>
+              </w:rPr>
+              <w:t>16</w:t>
             </w:r>
           </w:p>
         </w:tc>
@@ -498,19 +592,20 @@
         </w:trPr>
         <w:tc>
           <w:tcPr>
-            <w:tcW w:type="dxa" w:w="1469"/>
+            <w:tcW w:type="dxa" w:w="1531"/>
             <w:tcBorders/>
           </w:tcPr>
           <w:p>
             <w:pPr>
-              <w:spacing w:after="20" w:before="20" w:line="240" w:lineRule="exact"/>
+              <w:keepNext/>
+              <w:jc w:val="left"/>
             </w:pPr>
             <w:r>
               <w:rPr>
-                <w:rFonts w:ascii="IPAexMincho" w:hAnsi="IPAexMincho" w:eastAsia="IPAexMincho" w:cs="IPAexMincho"/>
+                <w:rFonts w:ascii="Times New Roman" w:hAnsi="Times New Roman" w:eastAsia="ＭＳ Ｐ明朝" w:cs="Times New Roman"/>
                 <w:b w:val="0"/>
                 <w:color w:val="000000"/>
-                <w:sz w:val="20"/>
+                <w:sz w:val="22"/>
               </w:rPr>
               <w:t>G4</w:t>
             </w:r>
@@ -518,19 +613,20 @@
         </w:tc>
         <w:tc>
           <w:tcPr>
-            <w:tcW w:type="dxa" w:w="781"/>
+            <w:tcW w:type="dxa" w:w="680"/>
             <w:tcBorders/>
           </w:tcPr>
           <w:p>
             <w:pPr>
-              <w:spacing w:after="20" w:before="20" w:line="240" w:lineRule="exact"/>
+              <w:keepNext/>
+              <w:jc w:val="right"/>
             </w:pPr>
             <w:r>
               <w:rPr>
-                <w:rFonts w:ascii="IPAexMincho" w:hAnsi="IPAexMincho" w:eastAsia="IPAexMincho" w:cs="IPAexMincho"/>
+                <w:rFonts w:ascii="Times New Roman" w:hAnsi="Times New Roman" w:eastAsia="ＭＳ Ｐ明朝" w:cs="Times New Roman"/>
                 <w:b w:val="0"/>
                 <w:color w:val="000000"/>
-                <w:sz w:val="20"/>
+                <w:sz w:val="22"/>
               </w:rPr>
               <w:t>62</w:t>
             </w:r>
@@ -538,19 +634,20 @@
         </w:tc>
         <w:tc>
           <w:tcPr>
-            <w:tcW w:type="dxa" w:w="781"/>
+            <w:tcW w:type="dxa" w:w="567"/>
             <w:tcBorders/>
           </w:tcPr>
           <w:p>
             <w:pPr>
-              <w:spacing w:after="20" w:before="20" w:line="240" w:lineRule="exact"/>
+              <w:keepNext/>
+              <w:jc w:val="right"/>
             </w:pPr>
             <w:r>
               <w:rPr>
-                <w:rFonts w:ascii="IPAexMincho" w:hAnsi="IPAexMincho" w:eastAsia="IPAexMincho" w:cs="IPAexMincho"/>
+                <w:rFonts w:ascii="Times New Roman" w:hAnsi="Times New Roman" w:eastAsia="ＭＳ Ｐ明朝" w:cs="Times New Roman"/>
                 <w:b w:val="0"/>
                 <w:color w:val="000000"/>
-                <w:sz w:val="20"/>
+                <w:sz w:val="22"/>
               </w:rPr>
               <w:t>30</w:t>
             </w:r>
@@ -558,19 +655,20 @@
         </w:tc>
         <w:tc>
           <w:tcPr>
-            <w:tcW w:type="dxa" w:w="781"/>
+            <w:tcW w:type="dxa" w:w="567"/>
             <w:tcBorders/>
           </w:tcPr>
           <w:p>
             <w:pPr>
-              <w:spacing w:after="20" w:before="20" w:line="240" w:lineRule="exact"/>
+              <w:keepNext/>
+              <w:jc w:val="right"/>
             </w:pPr>
             <w:r>
               <w:rPr>
-                <w:rFonts w:ascii="IPAexMincho" w:hAnsi="IPAexMincho" w:eastAsia="IPAexMincho" w:cs="IPAexMincho"/>
+                <w:rFonts w:ascii="Times New Roman" w:hAnsi="Times New Roman" w:eastAsia="ＭＳ Ｐ明朝" w:cs="Times New Roman"/>
                 <w:b w:val="0"/>
                 <w:color w:val="000000"/>
-                <w:sz w:val="20"/>
+                <w:sz w:val="22"/>
               </w:rPr>
               <w:t>48</w:t>
             </w:r>
@@ -578,21 +676,43 @@
         </w:tc>
         <w:tc>
           <w:tcPr>
-            <w:tcW w:type="dxa" w:w="781"/>
+            <w:tcW w:type="dxa" w:w="567"/>
             <w:tcBorders/>
           </w:tcPr>
           <w:p>
             <w:pPr>
-              <w:spacing w:after="20" w:before="20" w:line="240" w:lineRule="exact"/>
+              <w:keepNext/>
+              <w:jc w:val="right"/>
             </w:pPr>
             <w:r>
               <w:rPr>
-                <w:rFonts w:ascii="IPAexMincho" w:hAnsi="IPAexMincho" w:eastAsia="IPAexMincho" w:cs="IPAexMincho"/>
+                <w:rFonts w:ascii="Times New Roman" w:hAnsi="Times New Roman" w:eastAsia="ＭＳ Ｐ明朝" w:cs="Times New Roman"/>
                 <w:b w:val="0"/>
                 <w:color w:val="000000"/>
-                <w:sz w:val="20"/>
+                <w:sz w:val="22"/>
               </w:rPr>
               <w:t>38</w:t>
+            </w:r>
+          </w:p>
+        </w:tc>
+        <w:tc>
+          <w:tcPr>
+            <w:tcW w:type="dxa" w:w="822"/>
+            <w:tcBorders/>
+          </w:tcPr>
+          <w:p>
+            <w:pPr>
+              <w:keepNext/>
+              <w:jc w:val="right"/>
+            </w:pPr>
+            <w:r>
+              <w:rPr>
+                <w:rFonts w:ascii="Times New Roman" w:hAnsi="Times New Roman" w:eastAsia="ＭＳ Ｐ明朝" w:cs="Times New Roman"/>
+                <w:b w:val="0"/>
+                <w:color w:val="000000"/>
+                <w:sz w:val="22"/>
+              </w:rPr>
+              <w:t>51</w:t>
             </w:r>
           </w:p>
         </w:tc>
@@ -603,59 +723,62 @@
         </w:trPr>
         <w:tc>
           <w:tcPr>
-            <w:tcW w:type="dxa" w:w="1469"/>
+            <w:tcW w:type="dxa" w:w="1531"/>
             <w:tcBorders/>
           </w:tcPr>
           <w:p>
             <w:pPr>
-              <w:spacing w:after="20" w:before="20" w:line="240" w:lineRule="exact"/>
+              <w:keepNext/>
+              <w:jc w:val="left"/>
             </w:pPr>
             <w:r>
               <w:rPr>
-                <w:rFonts w:ascii="IPAexMincho" w:hAnsi="IPAexMincho" w:eastAsia="IPAexMincho" w:cs="IPAexMincho"/>
+                <w:rFonts w:ascii="Times New Roman" w:hAnsi="Times New Roman" w:eastAsia="ＭＳ Ｐ明朝" w:cs="Times New Roman"/>
                 <w:b w:val="0"/>
                 <w:color w:val="000000"/>
-                <w:sz w:val="20"/>
+                <w:sz w:val="22"/>
               </w:rPr>
-              <w:t>Q9</w:t>
+              <w:t>C7</w:t>
             </w:r>
           </w:p>
         </w:tc>
         <w:tc>
           <w:tcPr>
-            <w:tcW w:type="dxa" w:w="781"/>
+            <w:tcW w:type="dxa" w:w="680"/>
             <w:tcBorders/>
           </w:tcPr>
           <w:p>
             <w:pPr>
-              <w:spacing w:after="20" w:before="20" w:line="240" w:lineRule="exact"/>
+              <w:keepNext/>
+              <w:jc w:val="right"/>
             </w:pPr>
             <w:r>
               <w:rPr>
-                <w:rFonts w:ascii="IPAexMincho" w:hAnsi="IPAexMincho" w:eastAsia="IPAexMincho" w:cs="IPAexMincho"/>
+                <w:rFonts w:ascii="Times New Roman" w:hAnsi="Times New Roman" w:eastAsia="ＭＳ Ｐ明朝" w:cs="Times New Roman"/>
                 <w:b w:val="0"/>
                 <w:color w:val="000000"/>
-                <w:sz w:val="20"/>
+                <w:sz w:val="22"/>
               </w:rPr>
-              <w:t>66</w:t>
+              <w:t>65</w:t>
             </w:r>
           </w:p>
         </w:tc>
         <w:tc>
           <w:tcPr>
-            <w:tcW w:type="dxa" w:w="781"/>
+            <w:tcW w:type="dxa" w:w="567"/>
             <w:tcBorders/>
           </w:tcPr>
           <w:p>
             <w:pPr>
-              <w:spacing w:after="20" w:before="20" w:line="240" w:lineRule="exact"/>
+              <w:keepNext/>
+              <w:jc w:val="right"/>
             </w:pPr>
             <w:r>
               <w:rPr>
-                <w:rFonts w:ascii="IPAexMincho" w:hAnsi="IPAexMincho" w:eastAsia="IPAexMincho" w:cs="IPAexMincho"/>
+                <w:rFonts w:ascii="Times New Roman" w:hAnsi="Times New Roman" w:eastAsia="ＭＳ Ｐ明朝" w:cs="Times New Roman"/>
                 <w:b w:val="0"/>
                 <w:color w:val="000000"/>
-                <w:sz w:val="20"/>
+                <w:sz w:val="22"/>
               </w:rPr>
               <w:t>15</w:t>
             </w:r>
@@ -663,41 +786,64 @@
         </w:tc>
         <w:tc>
           <w:tcPr>
-            <w:tcW w:type="dxa" w:w="781"/>
+            <w:tcW w:type="dxa" w:w="567"/>
             <w:tcBorders/>
           </w:tcPr>
           <w:p>
             <w:pPr>
-              <w:spacing w:after="20" w:before="20" w:line="240" w:lineRule="exact"/>
+              <w:keepNext/>
+              <w:jc w:val="right"/>
             </w:pPr>
             <w:r>
               <w:rPr>
-                <w:rFonts w:ascii="IPAexMincho" w:hAnsi="IPAexMincho" w:eastAsia="IPAexMincho" w:cs="IPAexMincho"/>
+                <w:rFonts w:ascii="Times New Roman" w:hAnsi="Times New Roman" w:eastAsia="ＭＳ Ｐ明朝" w:cs="Times New Roman"/>
                 <w:b w:val="0"/>
                 <w:color w:val="000000"/>
-                <w:sz w:val="20"/>
+                <w:sz w:val="22"/>
               </w:rPr>
-              <w:t>33</w:t>
+              <w:t>23</w:t>
             </w:r>
           </w:p>
         </w:tc>
         <w:tc>
           <w:tcPr>
-            <w:tcW w:type="dxa" w:w="781"/>
+            <w:tcW w:type="dxa" w:w="567"/>
             <w:tcBorders/>
           </w:tcPr>
           <w:p>
             <w:pPr>
-              <w:spacing w:after="20" w:before="20" w:line="240" w:lineRule="exact"/>
+              <w:keepNext/>
+              <w:jc w:val="right"/>
             </w:pPr>
             <w:r>
               <w:rPr>
-                <w:rFonts w:ascii="IPAexMincho" w:hAnsi="IPAexMincho" w:eastAsia="IPAexMincho" w:cs="IPAexMincho"/>
+                <w:rFonts w:ascii="Times New Roman" w:hAnsi="Times New Roman" w:eastAsia="ＭＳ Ｐ明朝" w:cs="Times New Roman"/>
                 <w:b w:val="0"/>
                 <w:color w:val="000000"/>
-                <w:sz w:val="20"/>
+                <w:sz w:val="22"/>
               </w:rPr>
-              <w:t>28</w:t>
+              <w:t>23</w:t>
+            </w:r>
+          </w:p>
+        </w:tc>
+        <w:tc>
+          <w:tcPr>
+            <w:tcW w:type="dxa" w:w="822"/>
+            <w:tcBorders/>
+          </w:tcPr>
+          <w:p>
+            <w:pPr>
+              <w:keepNext/>
+              <w:jc w:val="right"/>
+            </w:pPr>
+            <w:r>
+              <w:rPr>
+                <w:rFonts w:ascii="Times New Roman" w:hAnsi="Times New Roman" w:eastAsia="ＭＳ Ｐ明朝" w:cs="Times New Roman"/>
+                <w:b w:val="0"/>
+                <w:color w:val="000000"/>
+                <w:sz w:val="22"/>
+              </w:rPr>
+              <w:t>47</w:t>
             </w:r>
           </w:p>
         </w:tc>
@@ -708,101 +854,127 @@
         </w:trPr>
         <w:tc>
           <w:tcPr>
-            <w:tcW w:type="dxa" w:w="1469"/>
+            <w:tcW w:type="dxa" w:w="1531"/>
             <w:tcBorders/>
           </w:tcPr>
           <w:p>
             <w:pPr>
-              <w:spacing w:after="20" w:before="20" w:line="240" w:lineRule="exact"/>
+              <w:keepNext/>
+              <w:jc w:val="left"/>
             </w:pPr>
             <w:r>
               <w:rPr>
-                <w:rFonts w:ascii="IPAexMincho" w:hAnsi="IPAexMincho" w:eastAsia="IPAexMincho" w:cs="IPAexMincho"/>
+                <w:rFonts w:ascii="Times New Roman" w:hAnsi="Times New Roman" w:eastAsia="ＭＳ Ｐ明朝" w:cs="Times New Roman"/>
                 <w:b w:val="0"/>
                 <w:color w:val="000000"/>
-                <w:sz w:val="20"/>
+                <w:sz w:val="22"/>
               </w:rPr>
-              <w:t>C7</w:t>
+              <w:t>Q4</w:t>
             </w:r>
           </w:p>
         </w:tc>
         <w:tc>
           <w:tcPr>
-            <w:tcW w:type="dxa" w:w="781"/>
+            <w:tcW w:type="dxa" w:w="680"/>
             <w:tcBorders/>
           </w:tcPr>
           <w:p>
             <w:pPr>
-              <w:spacing w:after="20" w:before="20" w:line="240" w:lineRule="exact"/>
+              <w:keepNext/>
+              <w:jc w:val="right"/>
             </w:pPr>
             <w:r>
               <w:rPr>
-                <w:rFonts w:ascii="IPAexMincho" w:hAnsi="IPAexMincho" w:eastAsia="IPAexMincho" w:cs="IPAexMincho"/>
+                <w:rFonts w:ascii="Times New Roman" w:hAnsi="Times New Roman" w:eastAsia="ＭＳ Ｐ明朝" w:cs="Times New Roman"/>
                 <w:b w:val="0"/>
                 <w:color w:val="000000"/>
-                <w:sz w:val="20"/>
+                <w:sz w:val="22"/>
               </w:rPr>
-              <w:t>65</w:t>
+              <w:t>162</w:t>
             </w:r>
           </w:p>
         </w:tc>
         <w:tc>
           <w:tcPr>
-            <w:tcW w:type="dxa" w:w="781"/>
+            <w:tcW w:type="dxa" w:w="567"/>
             <w:tcBorders/>
           </w:tcPr>
           <w:p>
             <w:pPr>
-              <w:spacing w:after="20" w:before="20" w:line="240" w:lineRule="exact"/>
+              <w:keepNext/>
+              <w:jc w:val="right"/>
             </w:pPr>
             <w:r>
               <w:rPr>
-                <w:rFonts w:ascii="IPAexMincho" w:hAnsi="IPAexMincho" w:eastAsia="IPAexMincho" w:cs="IPAexMincho"/>
+                <w:rFonts w:ascii="Times New Roman" w:hAnsi="Times New Roman" w:eastAsia="ＭＳ Ｐ明朝" w:cs="Times New Roman"/>
                 <w:b w:val="0"/>
                 <w:color w:val="000000"/>
-                <w:sz w:val="20"/>
+                <w:sz w:val="22"/>
               </w:rPr>
-              <w:t>15</w:t>
+              <w:t>31</w:t>
             </w:r>
           </w:p>
         </w:tc>
         <w:tc>
           <w:tcPr>
-            <w:tcW w:type="dxa" w:w="781"/>
+            <w:tcW w:type="dxa" w:w="567"/>
             <w:tcBorders/>
           </w:tcPr>
           <w:p>
             <w:pPr>
-              <w:spacing w:after="20" w:before="20" w:line="240" w:lineRule="exact"/>
+              <w:keepNext/>
+              <w:jc w:val="right"/>
             </w:pPr>
             <w:r>
               <w:rPr>
-                <w:rFonts w:ascii="IPAexMincho" w:hAnsi="IPAexMincho" w:eastAsia="IPAexMincho" w:cs="IPAexMincho"/>
+                <w:rFonts w:ascii="Times New Roman" w:hAnsi="Times New Roman" w:eastAsia="ＭＳ Ｐ明朝" w:cs="Times New Roman"/>
                 <w:b w:val="0"/>
                 <w:color w:val="000000"/>
-                <w:sz w:val="20"/>
+                <w:sz w:val="22"/>
               </w:rPr>
-              <w:t>23</w:t>
+              <w:t>78</w:t>
             </w:r>
           </w:p>
         </w:tc>
         <w:tc>
           <w:tcPr>
-            <w:tcW w:type="dxa" w:w="781"/>
+            <w:tcW w:type="dxa" w:w="567"/>
             <w:tcBorders/>
           </w:tcPr>
           <w:p>
             <w:pPr>
-              <w:spacing w:after="20" w:before="20" w:line="240" w:lineRule="exact"/>
+              <w:keepNext/>
+              <w:jc w:val="right"/>
             </w:pPr>
             <w:r>
               <w:rPr>
-                <w:rFonts w:ascii="IPAexMincho" w:hAnsi="IPAexMincho" w:eastAsia="IPAexMincho" w:cs="IPAexMincho"/>
+                <w:rFonts w:ascii="Times New Roman" w:hAnsi="Times New Roman" w:eastAsia="ＭＳ Ｐ明朝" w:cs="Times New Roman"/>
                 <w:b w:val="0"/>
                 <w:color w:val="000000"/>
-                <w:sz w:val="20"/>
+                <w:sz w:val="22"/>
               </w:rPr>
-              <w:t>23</w:t>
+              <w:t>90</w:t>
+            </w:r>
+          </w:p>
+        </w:tc>
+        <w:tc>
+          <w:tcPr>
+            <w:tcW w:type="dxa" w:w="822"/>
+            <w:tcBorders/>
+          </w:tcPr>
+          <w:p>
+            <w:pPr>
+              <w:keepNext/>
+              <w:jc w:val="right"/>
+            </w:pPr>
+            <w:r>
+              <w:rPr>
+                <w:rFonts w:ascii="Times New Roman" w:hAnsi="Times New Roman" w:eastAsia="ＭＳ Ｐ明朝" w:cs="Times New Roman"/>
+                <w:b w:val="0"/>
+                <w:color w:val="000000"/>
+                <w:sz w:val="22"/>
+              </w:rPr>
+              <w:t>66</w:t>
             </w:r>
           </w:p>
         </w:tc>
@@ -813,111 +985,139 @@
         </w:trPr>
         <w:tc>
           <w:tcPr>
-            <w:tcW w:type="dxa" w:w="1469"/>
+            <w:tcW w:type="dxa" w:w="1531"/>
             <w:tcBorders>
               <w:bottom w:val="single" w:sz="4"/>
             </w:tcBorders>
           </w:tcPr>
           <w:p>
             <w:pPr>
-              <w:spacing w:after="20" w:before="20" w:line="240" w:lineRule="exact"/>
+              <w:keepNext w:val="0"/>
+              <w:jc w:val="left"/>
             </w:pPr>
             <w:r>
               <w:rPr>
-                <w:rFonts w:ascii="IPAexMincho" w:hAnsi="IPAexMincho" w:eastAsia="IPAexMincho" w:cs="IPAexMincho"/>
+                <w:rFonts w:ascii="Times New Roman" w:hAnsi="Times New Roman" w:eastAsia="ＭＳ Ｐ明朝" w:cs="Times New Roman"/>
                 <w:b w:val="0"/>
                 <w:color w:val="000000"/>
-                <w:sz w:val="20"/>
+                <w:sz w:val="22"/>
               </w:rPr>
-              <w:t>G3</w:t>
+              <w:t>Q9</w:t>
             </w:r>
           </w:p>
         </w:tc>
         <w:tc>
           <w:tcPr>
-            <w:tcW w:type="dxa" w:w="781"/>
+            <w:tcW w:type="dxa" w:w="680"/>
             <w:tcBorders>
               <w:bottom w:val="single" w:sz="4"/>
             </w:tcBorders>
           </w:tcPr>
           <w:p>
             <w:pPr>
-              <w:spacing w:after="20" w:before="20" w:line="240" w:lineRule="exact"/>
+              <w:keepNext w:val="0"/>
+              <w:jc w:val="right"/>
             </w:pPr>
             <w:r>
               <w:rPr>
-                <w:rFonts w:ascii="IPAexMincho" w:hAnsi="IPAexMincho" w:eastAsia="IPAexMincho" w:cs="IPAexMincho"/>
+                <w:rFonts w:ascii="Times New Roman" w:hAnsi="Times New Roman" w:eastAsia="ＭＳ Ｐ明朝" w:cs="Times New Roman"/>
                 <w:b w:val="0"/>
                 <w:color w:val="000000"/>
-                <w:sz w:val="20"/>
+                <w:sz w:val="22"/>
               </w:rPr>
-              <w:t>190</w:t>
+              <w:t>66</w:t>
             </w:r>
           </w:p>
         </w:tc>
         <w:tc>
           <w:tcPr>
-            <w:tcW w:type="dxa" w:w="781"/>
+            <w:tcW w:type="dxa" w:w="567"/>
             <w:tcBorders>
               <w:bottom w:val="single" w:sz="4"/>
             </w:tcBorders>
           </w:tcPr>
           <w:p>
             <w:pPr>
-              <w:spacing w:after="20" w:before="20" w:line="240" w:lineRule="exact"/>
+              <w:keepNext w:val="0"/>
+              <w:jc w:val="right"/>
             </w:pPr>
             <w:r>
               <w:rPr>
-                <w:rFonts w:ascii="IPAexMincho" w:hAnsi="IPAexMincho" w:eastAsia="IPAexMincho" w:cs="IPAexMincho"/>
+                <w:rFonts w:ascii="Times New Roman" w:hAnsi="Times New Roman" w:eastAsia="ＭＳ Ｐ明朝" w:cs="Times New Roman"/>
                 <w:b w:val="0"/>
                 <w:color w:val="000000"/>
-                <w:sz w:val="20"/>
+                <w:sz w:val="22"/>
               </w:rPr>
-              <w:t>5</w:t>
+              <w:t>15</w:t>
             </w:r>
           </w:p>
         </w:tc>
         <w:tc>
           <w:tcPr>
-            <w:tcW w:type="dxa" w:w="781"/>
+            <w:tcW w:type="dxa" w:w="567"/>
             <w:tcBorders>
               <w:bottom w:val="single" w:sz="4"/>
             </w:tcBorders>
           </w:tcPr>
           <w:p>
             <w:pPr>
-              <w:spacing w:after="20" w:before="20" w:line="240" w:lineRule="exact"/>
+              <w:keepNext w:val="0"/>
+              <w:jc w:val="right"/>
             </w:pPr>
             <w:r>
               <w:rPr>
-                <w:rFonts w:ascii="IPAexMincho" w:hAnsi="IPAexMincho" w:eastAsia="IPAexMincho" w:cs="IPAexMincho"/>
+                <w:rFonts w:ascii="Times New Roman" w:hAnsi="Times New Roman" w:eastAsia="ＭＳ Ｐ明朝" w:cs="Times New Roman"/>
                 <w:b w:val="0"/>
                 <w:color w:val="000000"/>
-                <w:sz w:val="20"/>
+                <w:sz w:val="22"/>
               </w:rPr>
-              <w:t>1</w:t>
+              <w:t>33</w:t>
             </w:r>
           </w:p>
         </w:tc>
         <w:tc>
           <w:tcPr>
-            <w:tcW w:type="dxa" w:w="781"/>
+            <w:tcW w:type="dxa" w:w="567"/>
             <w:tcBorders>
               <w:bottom w:val="single" w:sz="4"/>
             </w:tcBorders>
           </w:tcPr>
           <w:p>
             <w:pPr>
-              <w:spacing w:after="20" w:before="20" w:line="240" w:lineRule="exact"/>
+              <w:keepNext w:val="0"/>
+              <w:jc w:val="right"/>
             </w:pPr>
             <w:r>
               <w:rPr>
-                <w:rFonts w:ascii="IPAexMincho" w:hAnsi="IPAexMincho" w:eastAsia="IPAexMincho" w:cs="IPAexMincho"/>
+                <w:rFonts w:ascii="Times New Roman" w:hAnsi="Times New Roman" w:eastAsia="ＭＳ Ｐ明朝" w:cs="Times New Roman"/>
                 <w:b w:val="0"/>
                 <w:color w:val="000000"/>
-                <w:sz w:val="20"/>
+                <w:sz w:val="22"/>
               </w:rPr>
-              <w:t>1</w:t>
+              <w:t>28</w:t>
+            </w:r>
+          </w:p>
+        </w:tc>
+        <w:tc>
+          <w:tcPr>
+            <w:tcW w:type="dxa" w:w="822"/>
+            <w:tcBorders>
+              <w:bottom w:val="single" w:sz="4"/>
+            </w:tcBorders>
+          </w:tcPr>
+          <w:p>
+            <w:pPr>
+              <w:keepNext w:val="0"/>
+              <w:jc w:val="right"/>
+            </w:pPr>
+            <w:r>
+              <w:rPr>
+                <w:rFonts w:ascii="Times New Roman" w:hAnsi="Times New Roman" w:eastAsia="ＭＳ Ｐ明朝" w:cs="Times New Roman"/>
+                <w:b w:val="0"/>
+                <w:color w:val="000000"/>
+                <w:sz w:val="22"/>
+              </w:rPr>
+              <w:t>37</w:t>
             </w:r>
           </w:p>
         </w:tc>
@@ -925,73 +1125,62 @@
     </w:tbl>
     <w:p>
       <w:pPr>
-        <w:spacing w:after="0" w:line="40" w:lineRule="exact"/>
+        <w:ind w:firstLine="220"/>
+        <w:jc w:val="both"/>
       </w:pPr>
       <w:r>
         <w:rPr>
-          <w:rFonts w:ascii="IPAexMincho" w:hAnsi="IPAexMincho" w:eastAsia="IPAexMincho" w:cs="IPAexMincho"/>
+          <w:rFonts w:ascii="Times New Roman" w:hAnsi="Times New Roman" w:eastAsia="ＭＳ Ｐ明朝" w:cs="Times New Roman"/>
           <w:b w:val="0"/>
           <w:color w:val="000000"/>
-          <w:sz w:val="4"/>
+          <w:sz w:val="22"/>
         </w:rPr>
-      </w:r>
-    </w:p>
-    <w:p>
-      <w:r>
-        <w:br w:type="column"/>
-      </w:r>
-    </w:p>
-    <w:p>
-      <w:pPr>
-        <w:ind w:firstLine="200"/>
-      </w:pPr>
-      <w:r>
-        <w:rPr>
-          <w:rFonts w:ascii="IPAexMincho" w:hAnsi="IPAexMincho" w:eastAsia="IPAexMincho" w:cs="IPAexMincho"/>
-          <w:b w:val="0"/>
-          <w:color w:val="000000"/>
-          <w:sz w:val="20"/>
-        </w:rPr>
-        <w:t>表2ではimport失敗でD，回路構築失敗でFの救済が多かった．類型の構成はモデル・タスクと関連するため，この結果だけで介入選択規則を確定しない．保存分類unknownの1組は原因確認記録を伴う生成コード側の失敗である．</w:t>
+        <w:t>表1は各モデル200初期組のうち失敗した組を分母とする．G4とQ4ではFとDの大小が入れ替わる．</w:t>
       </w:r>
     </w:p>
     <w:p>
       <w:pPr>
         <w:keepNext/>
-        <w:ind w:firstLine="0"/>
+        <w:spacing w:before="100" w:after="60"/>
         <w:jc w:val="center"/>
       </w:pPr>
       <w:r>
         <w:rPr>
-          <w:rFonts w:ascii="IPAexMincho" w:hAnsi="IPAexMincho" w:eastAsia="IPAexMincho" w:cs="IPAexMincho"/>
+          <w:rFonts w:ascii="Times New Roman" w:hAnsi="Times New Roman" w:eastAsia="ＭＳ Ｐ明朝" w:cs="Times New Roman"/>
           <w:b w:val="0"/>
           <w:color w:val="000000"/>
-          <w:sz w:val="20"/>
+          <w:sz w:val="22"/>
         </w:rPr>
-        <w:t>表2　初期失敗類型別の救済組数</w:t>
+        <w:t>表2　初期失敗類型別の成功件数</w:t>
       </w:r>
     </w:p>
     <w:tbl>
       <w:tblPr>
-        <w:tblW w:type="dxa" w:w="4592"/>
+        <w:tblW w:type="dxa" w:w="4734"/>
         <w:tblLayout w:type="fixed"/>
         <w:tblLook w:firstColumn="1" w:firstRow="1" w:lastColumn="0" w:lastRow="0" w:noHBand="0" w:noVBand="1" w:val="04A0"/>
+        <w:tblCellMar>
+          <w:top w:w="0" w:type="dxa"/>
+          <w:bottom w:w="0" w:type="dxa"/>
+          <w:left w:w="0" w:type="dxa"/>
+          <w:right w:w="0" w:type="dxa"/>
+        </w:tblCellMar>
       </w:tblPr>
       <w:tblGrid>
-        <w:gridCol w:w="1469"/>
-        <w:gridCol w:w="781"/>
-        <w:gridCol w:w="781"/>
-        <w:gridCol w:w="781"/>
-        <w:gridCol w:w="781"/>
+        <w:gridCol w:w="1531"/>
+        <w:gridCol w:w="680"/>
+        <w:gridCol w:w="567"/>
+        <w:gridCol w:w="567"/>
+        <w:gridCol w:w="567"/>
+        <w:gridCol w:w="822"/>
       </w:tblGrid>
       <w:tr>
         <w:trPr>
           <w:cantSplit/>
-          <w:tblHeader/>
         </w:trPr>
         <w:tc>
           <w:tcPr>
-            <w:tcW w:type="dxa" w:w="1469"/>
+            <w:tcW w:type="dxa" w:w="1531"/>
             <w:tcBorders>
               <w:top w:val="single" w:sz="4"/>
               <w:bottom w:val="single" w:sz="4"/>
@@ -999,22 +1188,23 @@
           </w:tcPr>
           <w:p>
             <w:pPr>
-              <w:spacing w:after="20" w:before="20" w:line="240" w:lineRule="exact"/>
+              <w:keepNext/>
+              <w:jc w:val="left"/>
             </w:pPr>
             <w:r>
               <w:rPr>
-                <w:rFonts w:ascii="IPAexMincho" w:hAnsi="IPAexMincho" w:eastAsia="IPAexMincho" w:cs="IPAexMincho"/>
-                <w:b/>
+                <w:rFonts w:ascii="Times New Roman" w:hAnsi="Times New Roman" w:eastAsia="ＭＳ Ｐ明朝" w:cs="Times New Roman"/>
+                <w:b w:val="0"/>
                 <w:color w:val="000000"/>
-                <w:sz w:val="20"/>
+                <w:sz w:val="22"/>
               </w:rPr>
-              <w:t>類型</w:t>
+              <w:t>初期失敗</w:t>
             </w:r>
           </w:p>
         </w:tc>
         <w:tc>
           <w:tcPr>
-            <w:tcW w:type="dxa" w:w="781"/>
+            <w:tcW w:type="dxa" w:w="680"/>
             <w:tcBorders>
               <w:top w:val="single" w:sz="4"/>
               <w:bottom w:val="single" w:sz="4"/>
@@ -1022,14 +1212,15 @@
           </w:tcPr>
           <w:p>
             <w:pPr>
-              <w:spacing w:after="20" w:before="20" w:line="240" w:lineRule="exact"/>
+              <w:keepNext/>
+              <w:jc w:val="right"/>
             </w:pPr>
             <w:r>
               <w:rPr>
-                <w:rFonts w:ascii="IPAexMincho" w:hAnsi="IPAexMincho" w:eastAsia="IPAexMincho" w:cs="IPAexMincho"/>
-                <w:b/>
+                <w:rFonts w:ascii="Times New Roman" w:hAnsi="Times New Roman" w:eastAsia="ＭＳ Ｐ明朝" w:cs="Times New Roman"/>
+                <w:b w:val="0"/>
                 <w:color w:val="000000"/>
-                <w:sz w:val="20"/>
+                <w:sz w:val="22"/>
               </w:rPr>
               <w:t>分母</w:t>
             </w:r>
@@ -1037,7 +1228,7 @@
         </w:tc>
         <w:tc>
           <w:tcPr>
-            <w:tcW w:type="dxa" w:w="781"/>
+            <w:tcW w:type="dxa" w:w="567"/>
             <w:tcBorders>
               <w:top w:val="single" w:sz="4"/>
               <w:bottom w:val="single" w:sz="4"/>
@@ -1045,14 +1236,15 @@
           </w:tcPr>
           <w:p>
             <w:pPr>
-              <w:spacing w:after="20" w:before="20" w:line="240" w:lineRule="exact"/>
+              <w:keepNext/>
+              <w:jc w:val="right"/>
             </w:pPr>
             <w:r>
               <w:rPr>
-                <w:rFonts w:ascii="IPAexMincho" w:hAnsi="IPAexMincho" w:eastAsia="IPAexMincho" w:cs="IPAexMincho"/>
-                <w:b/>
+                <w:rFonts w:ascii="Times New Roman" w:hAnsi="Times New Roman" w:eastAsia="ＭＳ Ｐ明朝" w:cs="Times New Roman"/>
+                <w:b w:val="0"/>
                 <w:color w:val="000000"/>
-                <w:sz w:val="20"/>
+                <w:sz w:val="22"/>
               </w:rPr>
               <w:t>R</w:t>
             </w:r>
@@ -1060,7 +1252,7 @@
         </w:tc>
         <w:tc>
           <w:tcPr>
-            <w:tcW w:type="dxa" w:w="781"/>
+            <w:tcW w:type="dxa" w:w="567"/>
             <w:tcBorders>
               <w:top w:val="single" w:sz="4"/>
               <w:bottom w:val="single" w:sz="4"/>
@@ -1068,14 +1260,15 @@
           </w:tcPr>
           <w:p>
             <w:pPr>
-              <w:spacing w:after="20" w:before="20" w:line="240" w:lineRule="exact"/>
+              <w:keepNext/>
+              <w:jc w:val="right"/>
             </w:pPr>
             <w:r>
               <w:rPr>
-                <w:rFonts w:ascii="IPAexMincho" w:hAnsi="IPAexMincho" w:eastAsia="IPAexMincho" w:cs="IPAexMincho"/>
-                <w:b/>
+                <w:rFonts w:ascii="Times New Roman" w:hAnsi="Times New Roman" w:eastAsia="ＭＳ Ｐ明朝" w:cs="Times New Roman"/>
+                <w:b w:val="0"/>
                 <w:color w:val="000000"/>
-                <w:sz w:val="20"/>
+                <w:sz w:val="22"/>
               </w:rPr>
               <w:t>F</w:t>
             </w:r>
@@ -1083,7 +1276,7 @@
         </w:tc>
         <w:tc>
           <w:tcPr>
-            <w:tcW w:type="dxa" w:w="781"/>
+            <w:tcW w:type="dxa" w:w="567"/>
             <w:tcBorders>
               <w:top w:val="single" w:sz="4"/>
               <w:bottom w:val="single" w:sz="4"/>
@@ -1091,16 +1284,41 @@
           </w:tcPr>
           <w:p>
             <w:pPr>
-              <w:spacing w:after="20" w:before="20" w:line="240" w:lineRule="exact"/>
+              <w:keepNext/>
+              <w:jc w:val="right"/>
             </w:pPr>
             <w:r>
               <w:rPr>
-                <w:rFonts w:ascii="IPAexMincho" w:hAnsi="IPAexMincho" w:eastAsia="IPAexMincho" w:cs="IPAexMincho"/>
-                <w:b/>
+                <w:rFonts w:ascii="Times New Roman" w:hAnsi="Times New Roman" w:eastAsia="ＭＳ Ｐ明朝" w:cs="Times New Roman"/>
+                <w:b w:val="0"/>
                 <w:color w:val="000000"/>
-                <w:sz w:val="20"/>
+                <w:sz w:val="22"/>
               </w:rPr>
               <w:t>D</w:t>
+            </w:r>
+          </w:p>
+        </w:tc>
+        <w:tc>
+          <w:tcPr>
+            <w:tcW w:type="dxa" w:w="822"/>
+            <w:tcBorders>
+              <w:top w:val="single" w:sz="4"/>
+              <w:bottom w:val="single" w:sz="4"/>
+            </w:tcBorders>
+          </w:tcPr>
+          <w:p>
+            <w:pPr>
+              <w:keepNext/>
+              <w:jc w:val="right"/>
+            </w:pPr>
+            <w:r>
+              <w:rPr>
+                <w:rFonts w:ascii="Times New Roman" w:hAnsi="Times New Roman" w:eastAsia="ＭＳ Ｐ明朝" w:cs="Times New Roman"/>
+                <w:b w:val="0"/>
+                <w:color w:val="000000"/>
+                <w:sz w:val="22"/>
+              </w:rPr>
+              <w:t>B4</w:t>
             </w:r>
           </w:p>
         </w:tc>
@@ -1111,101 +1329,127 @@
         </w:trPr>
         <w:tc>
           <w:tcPr>
-            <w:tcW w:type="dxa" w:w="1469"/>
+            <w:tcW w:type="dxa" w:w="1531"/>
             <w:tcBorders/>
           </w:tcPr>
           <w:p>
             <w:pPr>
-              <w:spacing w:after="20" w:before="20" w:line="240" w:lineRule="exact"/>
+              <w:keepNext/>
+              <w:jc w:val="left"/>
             </w:pPr>
             <w:r>
               <w:rPr>
-                <w:rFonts w:ascii="IPAexMincho" w:hAnsi="IPAexMincho" w:eastAsia="IPAexMincho" w:cs="IPAexMincho"/>
+                <w:rFonts w:ascii="Times New Roman" w:hAnsi="Times New Roman" w:eastAsia="ＭＳ Ｐ明朝" w:cs="Times New Roman"/>
                 <w:b w:val="0"/>
                 <w:color w:val="000000"/>
-                <w:sz w:val="20"/>
+                <w:sz w:val="22"/>
               </w:rPr>
-              <w:t>import失敗</w:t>
+              <w:t>回路構築</w:t>
             </w:r>
           </w:p>
         </w:tc>
         <w:tc>
           <w:tcPr>
-            <w:tcW w:type="dxa" w:w="781"/>
+            <w:tcW w:type="dxa" w:w="680"/>
             <w:tcBorders/>
           </w:tcPr>
           <w:p>
             <w:pPr>
-              <w:spacing w:after="20" w:before="20" w:line="240" w:lineRule="exact"/>
+              <w:keepNext/>
+              <w:jc w:val="right"/>
             </w:pPr>
             <w:r>
               <w:rPr>
-                <w:rFonts w:ascii="IPAexMincho" w:hAnsi="IPAexMincho" w:eastAsia="IPAexMincho" w:cs="IPAexMincho"/>
+                <w:rFonts w:ascii="Times New Roman" w:hAnsi="Times New Roman" w:eastAsia="ＭＳ Ｐ明朝" w:cs="Times New Roman"/>
                 <w:b w:val="0"/>
                 <w:color w:val="000000"/>
-                <w:sz w:val="20"/>
+                <w:sz w:val="22"/>
               </w:rPr>
-              <w:t>271</w:t>
+              <w:t>126</w:t>
             </w:r>
           </w:p>
         </w:tc>
         <w:tc>
           <w:tcPr>
-            <w:tcW w:type="dxa" w:w="781"/>
+            <w:tcW w:type="dxa" w:w="567"/>
             <w:tcBorders/>
           </w:tcPr>
           <w:p>
             <w:pPr>
-              <w:spacing w:after="20" w:before="20" w:line="240" w:lineRule="exact"/>
+              <w:keepNext/>
+              <w:jc w:val="right"/>
             </w:pPr>
             <w:r>
               <w:rPr>
-                <w:rFonts w:ascii="IPAexMincho" w:hAnsi="IPAexMincho" w:eastAsia="IPAexMincho" w:cs="IPAexMincho"/>
+                <w:rFonts w:ascii="Times New Roman" w:hAnsi="Times New Roman" w:eastAsia="ＭＳ Ｐ明朝" w:cs="Times New Roman"/>
                 <w:b w:val="0"/>
                 <w:color w:val="000000"/>
-                <w:sz w:val="20"/>
+                <w:sz w:val="22"/>
               </w:rPr>
-              <w:t>24</w:t>
+              <w:t>32</w:t>
             </w:r>
           </w:p>
         </w:tc>
         <w:tc>
           <w:tcPr>
-            <w:tcW w:type="dxa" w:w="781"/>
+            <w:tcW w:type="dxa" w:w="567"/>
             <w:tcBorders/>
           </w:tcPr>
           <w:p>
             <w:pPr>
-              <w:spacing w:after="20" w:before="20" w:line="240" w:lineRule="exact"/>
+              <w:keepNext/>
+              <w:jc w:val="right"/>
             </w:pPr>
             <w:r>
               <w:rPr>
-                <w:rFonts w:ascii="IPAexMincho" w:hAnsi="IPAexMincho" w:eastAsia="IPAexMincho" w:cs="IPAexMincho"/>
+                <w:rFonts w:ascii="Times New Roman" w:hAnsi="Times New Roman" w:eastAsia="ＭＳ Ｐ明朝" w:cs="Times New Roman"/>
                 <w:b w:val="0"/>
                 <w:color w:val="000000"/>
-                <w:sz w:val="20"/>
+                <w:sz w:val="22"/>
               </w:rPr>
-              <w:t>58</w:t>
+              <w:t>76</w:t>
             </w:r>
           </w:p>
         </w:tc>
         <w:tc>
           <w:tcPr>
-            <w:tcW w:type="dxa" w:w="781"/>
+            <w:tcW w:type="dxa" w:w="567"/>
             <w:tcBorders/>
           </w:tcPr>
           <w:p>
             <w:pPr>
-              <w:spacing w:after="20" w:before="20" w:line="240" w:lineRule="exact"/>
+              <w:keepNext/>
+              <w:jc w:val="right"/>
             </w:pPr>
             <w:r>
               <w:rPr>
-                <w:rFonts w:ascii="IPAexMincho" w:hAnsi="IPAexMincho" w:eastAsia="IPAexMincho" w:cs="IPAexMincho"/>
+                <w:rFonts w:ascii="Times New Roman" w:hAnsi="Times New Roman" w:eastAsia="ＭＳ Ｐ明朝" w:cs="Times New Roman"/>
                 <w:b w:val="0"/>
                 <w:color w:val="000000"/>
-                <w:sz w:val="20"/>
+                <w:sz w:val="22"/>
               </w:rPr>
-              <w:t>72</w:t>
+              <w:t>68</w:t>
+            </w:r>
+          </w:p>
+        </w:tc>
+        <w:tc>
+          <w:tcPr>
+            <w:tcW w:type="dxa" w:w="822"/>
+            <w:tcBorders/>
+          </w:tcPr>
+          <w:p>
+            <w:pPr>
+              <w:keepNext/>
+              <w:jc w:val="right"/>
+            </w:pPr>
+            <w:r>
+              <w:rPr>
+                <w:rFonts w:ascii="Times New Roman" w:hAnsi="Times New Roman" w:eastAsia="ＭＳ Ｐ明朝" w:cs="Times New Roman"/>
+                <w:b w:val="0"/>
+                <w:color w:val="000000"/>
+                <w:sz w:val="22"/>
+              </w:rPr>
+              <w:t>77</w:t>
             </w:r>
           </w:p>
         </w:tc>
@@ -1216,101 +1460,127 @@
         </w:trPr>
         <w:tc>
           <w:tcPr>
-            <w:tcW w:type="dxa" w:w="1469"/>
+            <w:tcW w:type="dxa" w:w="1531"/>
             <w:tcBorders/>
           </w:tcPr>
           <w:p>
             <w:pPr>
-              <w:spacing w:after="20" w:before="20" w:line="240" w:lineRule="exact"/>
+              <w:keepNext/>
+              <w:jc w:val="left"/>
             </w:pPr>
             <w:r>
               <w:rPr>
-                <w:rFonts w:ascii="IPAexMincho" w:hAnsi="IPAexMincho" w:eastAsia="IPAexMincho" w:cs="IPAexMincho"/>
+                <w:rFonts w:ascii="Times New Roman" w:hAnsi="Times New Roman" w:eastAsia="ＭＳ Ｐ明朝" w:cs="Times New Roman"/>
                 <w:b w:val="0"/>
                 <w:color w:val="000000"/>
-                <w:sz w:val="20"/>
+                <w:sz w:val="22"/>
               </w:rPr>
-              <w:t>回路構築失敗</w:t>
+              <w:t>import</w:t>
             </w:r>
           </w:p>
         </w:tc>
         <w:tc>
           <w:tcPr>
-            <w:tcW w:type="dxa" w:w="781"/>
+            <w:tcW w:type="dxa" w:w="680"/>
             <w:tcBorders/>
           </w:tcPr>
           <w:p>
             <w:pPr>
-              <w:spacing w:after="20" w:before="20" w:line="240" w:lineRule="exact"/>
+              <w:keepNext/>
+              <w:jc w:val="right"/>
             </w:pPr>
             <w:r>
               <w:rPr>
-                <w:rFonts w:ascii="IPAexMincho" w:hAnsi="IPAexMincho" w:eastAsia="IPAexMincho" w:cs="IPAexMincho"/>
+                <w:rFonts w:ascii="Times New Roman" w:hAnsi="Times New Roman" w:eastAsia="ＭＳ Ｐ明朝" w:cs="Times New Roman"/>
                 <w:b w:val="0"/>
                 <w:color w:val="000000"/>
-                <w:sz w:val="20"/>
+                <w:sz w:val="22"/>
               </w:rPr>
-              <w:t>126</w:t>
+              <w:t>271</w:t>
             </w:r>
           </w:p>
         </w:tc>
         <w:tc>
           <w:tcPr>
-            <w:tcW w:type="dxa" w:w="781"/>
+            <w:tcW w:type="dxa" w:w="567"/>
             <w:tcBorders/>
           </w:tcPr>
           <w:p>
             <w:pPr>
-              <w:spacing w:after="20" w:before="20" w:line="240" w:lineRule="exact"/>
+              <w:keepNext/>
+              <w:jc w:val="right"/>
             </w:pPr>
             <w:r>
               <w:rPr>
-                <w:rFonts w:ascii="IPAexMincho" w:hAnsi="IPAexMincho" w:eastAsia="IPAexMincho" w:cs="IPAexMincho"/>
+                <w:rFonts w:ascii="Times New Roman" w:hAnsi="Times New Roman" w:eastAsia="ＭＳ Ｐ明朝" w:cs="Times New Roman"/>
                 <w:b w:val="0"/>
                 <w:color w:val="000000"/>
-                <w:sz w:val="20"/>
+                <w:sz w:val="22"/>
               </w:rPr>
-              <w:t>32</w:t>
+              <w:t>24</w:t>
             </w:r>
           </w:p>
         </w:tc>
         <w:tc>
           <w:tcPr>
-            <w:tcW w:type="dxa" w:w="781"/>
+            <w:tcW w:type="dxa" w:w="567"/>
             <w:tcBorders/>
           </w:tcPr>
           <w:p>
             <w:pPr>
-              <w:spacing w:after="20" w:before="20" w:line="240" w:lineRule="exact"/>
+              <w:keepNext/>
+              <w:jc w:val="right"/>
             </w:pPr>
             <w:r>
               <w:rPr>
-                <w:rFonts w:ascii="IPAexMincho" w:hAnsi="IPAexMincho" w:eastAsia="IPAexMincho" w:cs="IPAexMincho"/>
+                <w:rFonts w:ascii="Times New Roman" w:hAnsi="Times New Roman" w:eastAsia="ＭＳ Ｐ明朝" w:cs="Times New Roman"/>
                 <w:b w:val="0"/>
                 <w:color w:val="000000"/>
-                <w:sz w:val="20"/>
+                <w:sz w:val="22"/>
               </w:rPr>
-              <w:t>76</w:t>
+              <w:t>58</w:t>
             </w:r>
           </w:p>
         </w:tc>
         <w:tc>
           <w:tcPr>
-            <w:tcW w:type="dxa" w:w="781"/>
+            <w:tcW w:type="dxa" w:w="567"/>
             <w:tcBorders/>
           </w:tcPr>
           <w:p>
             <w:pPr>
-              <w:spacing w:after="20" w:before="20" w:line="240" w:lineRule="exact"/>
+              <w:keepNext/>
+              <w:jc w:val="right"/>
             </w:pPr>
             <w:r>
               <w:rPr>
-                <w:rFonts w:ascii="IPAexMincho" w:hAnsi="IPAexMincho" w:eastAsia="IPAexMincho" w:cs="IPAexMincho"/>
+                <w:rFonts w:ascii="Times New Roman" w:hAnsi="Times New Roman" w:eastAsia="ＭＳ Ｐ明朝" w:cs="Times New Roman"/>
                 <w:b w:val="0"/>
                 <w:color w:val="000000"/>
-                <w:sz w:val="20"/>
+                <w:sz w:val="22"/>
               </w:rPr>
-              <w:t>68</w:t>
+              <w:t>72</w:t>
+            </w:r>
+          </w:p>
+        </w:tc>
+        <w:tc>
+          <w:tcPr>
+            <w:tcW w:type="dxa" w:w="822"/>
+            <w:tcBorders/>
+          </w:tcPr>
+          <w:p>
+            <w:pPr>
+              <w:keepNext/>
+              <w:jc w:val="right"/>
+            </w:pPr>
+            <w:r>
+              <w:rPr>
+                <w:rFonts w:ascii="Times New Roman" w:hAnsi="Times New Roman" w:eastAsia="ＭＳ Ｐ明朝" w:cs="Times New Roman"/>
+                <w:b w:val="0"/>
+                <w:color w:val="000000"/>
+                <w:sz w:val="22"/>
+              </w:rPr>
+              <w:t>67</w:t>
             </w:r>
           </w:p>
         </w:tc>
@@ -1321,101 +1591,127 @@
         </w:trPr>
         <w:tc>
           <w:tcPr>
-            <w:tcW w:type="dxa" w:w="1469"/>
+            <w:tcW w:type="dxa" w:w="1531"/>
             <w:tcBorders/>
           </w:tcPr>
           <w:p>
             <w:pPr>
-              <w:spacing w:after="20" w:before="20" w:line="240" w:lineRule="exact"/>
+              <w:keepNext/>
+              <w:jc w:val="left"/>
             </w:pPr>
             <w:r>
               <w:rPr>
-                <w:rFonts w:ascii="IPAexMincho" w:hAnsi="IPAexMincho" w:eastAsia="IPAexMincho" w:cs="IPAexMincho"/>
+                <w:rFonts w:ascii="Times New Roman" w:hAnsi="Times New Roman" w:eastAsia="ＭＳ Ｐ明朝" w:cs="Times New Roman"/>
                 <w:b w:val="0"/>
                 <w:color w:val="000000"/>
-                <w:sz w:val="20"/>
+                <w:sz w:val="22"/>
               </w:rPr>
-              <w:t>構文誤り</w:t>
+              <w:t>IF不適合</w:t>
             </w:r>
           </w:p>
         </w:tc>
         <w:tc>
           <w:tcPr>
-            <w:tcW w:type="dxa" w:w="781"/>
+            <w:tcW w:type="dxa" w:w="680"/>
             <w:tcBorders/>
           </w:tcPr>
           <w:p>
             <w:pPr>
-              <w:spacing w:after="20" w:before="20" w:line="240" w:lineRule="exact"/>
+              <w:keepNext/>
+              <w:jc w:val="right"/>
             </w:pPr>
             <w:r>
               <w:rPr>
-                <w:rFonts w:ascii="IPAexMincho" w:hAnsi="IPAexMincho" w:eastAsia="IPAexMincho" w:cs="IPAexMincho"/>
+                <w:rFonts w:ascii="Times New Roman" w:hAnsi="Times New Roman" w:eastAsia="ＭＳ Ｐ明朝" w:cs="Times New Roman"/>
                 <w:b w:val="0"/>
                 <w:color w:val="000000"/>
-                <w:sz w:val="20"/>
+                <w:sz w:val="22"/>
               </w:rPr>
-              <w:t>68</w:t>
+              <w:t>11</w:t>
             </w:r>
           </w:p>
         </w:tc>
         <w:tc>
           <w:tcPr>
-            <w:tcW w:type="dxa" w:w="781"/>
+            <w:tcW w:type="dxa" w:w="567"/>
             <w:tcBorders/>
           </w:tcPr>
           <w:p>
             <w:pPr>
-              <w:spacing w:after="20" w:before="20" w:line="240" w:lineRule="exact"/>
+              <w:keepNext/>
+              <w:jc w:val="right"/>
             </w:pPr>
             <w:r>
               <w:rPr>
-                <w:rFonts w:ascii="IPAexMincho" w:hAnsi="IPAexMincho" w:eastAsia="IPAexMincho" w:cs="IPAexMincho"/>
+                <w:rFonts w:ascii="Times New Roman" w:hAnsi="Times New Roman" w:eastAsia="ＭＳ Ｐ明朝" w:cs="Times New Roman"/>
                 <w:b w:val="0"/>
                 <w:color w:val="000000"/>
-                <w:sz w:val="20"/>
+                <w:sz w:val="22"/>
               </w:rPr>
-              <w:t>21</w:t>
+              <w:t>1</w:t>
             </w:r>
           </w:p>
         </w:tc>
         <w:tc>
           <w:tcPr>
-            <w:tcW w:type="dxa" w:w="781"/>
+            <w:tcW w:type="dxa" w:w="567"/>
             <w:tcBorders/>
           </w:tcPr>
           <w:p>
             <w:pPr>
-              <w:spacing w:after="20" w:before="20" w:line="240" w:lineRule="exact"/>
+              <w:keepNext/>
+              <w:jc w:val="right"/>
             </w:pPr>
             <w:r>
               <w:rPr>
-                <w:rFonts w:ascii="IPAexMincho" w:hAnsi="IPAexMincho" w:eastAsia="IPAexMincho" w:cs="IPAexMincho"/>
+                <w:rFonts w:ascii="Times New Roman" w:hAnsi="Times New Roman" w:eastAsia="ＭＳ Ｐ明朝" w:cs="Times New Roman"/>
                 <w:b w:val="0"/>
                 <w:color w:val="000000"/>
-                <w:sz w:val="20"/>
+                <w:sz w:val="22"/>
               </w:rPr>
-              <w:t>25</w:t>
+              <w:t>0</w:t>
             </w:r>
           </w:p>
         </w:tc>
         <w:tc>
           <w:tcPr>
-            <w:tcW w:type="dxa" w:w="781"/>
+            <w:tcW w:type="dxa" w:w="567"/>
             <w:tcBorders/>
           </w:tcPr>
           <w:p>
             <w:pPr>
-              <w:spacing w:after="20" w:before="20" w:line="240" w:lineRule="exact"/>
+              <w:keepNext/>
+              <w:jc w:val="right"/>
             </w:pPr>
             <w:r>
               <w:rPr>
-                <w:rFonts w:ascii="IPAexMincho" w:hAnsi="IPAexMincho" w:eastAsia="IPAexMincho" w:cs="IPAexMincho"/>
+                <w:rFonts w:ascii="Times New Roman" w:hAnsi="Times New Roman" w:eastAsia="ＭＳ Ｐ明朝" w:cs="Times New Roman"/>
                 <w:b w:val="0"/>
                 <w:color w:val="000000"/>
-                <w:sz w:val="20"/>
+                <w:sz w:val="22"/>
               </w:rPr>
-              <w:t>21</w:t>
+              <w:t>1</w:t>
+            </w:r>
+          </w:p>
+        </w:tc>
+        <w:tc>
+          <w:tcPr>
+            <w:tcW w:type="dxa" w:w="822"/>
+            <w:tcBorders/>
+          </w:tcPr>
+          <w:p>
+            <w:pPr>
+              <w:keepNext/>
+              <w:jc w:val="right"/>
+            </w:pPr>
+            <w:r>
+              <w:rPr>
+                <w:rFonts w:ascii="Times New Roman" w:hAnsi="Times New Roman" w:eastAsia="ＭＳ Ｐ明朝" w:cs="Times New Roman"/>
+                <w:b w:val="0"/>
+                <w:color w:val="000000"/>
+                <w:sz w:val="22"/>
+              </w:rPr>
+              <w:t>2</w:t>
             </w:r>
           </w:p>
         </w:tc>
@@ -1426,101 +1722,127 @@
         </w:trPr>
         <w:tc>
           <w:tcPr>
-            <w:tcW w:type="dxa" w:w="1469"/>
+            <w:tcW w:type="dxa" w:w="1531"/>
             <w:tcBorders/>
           </w:tcPr>
           <w:p>
             <w:pPr>
-              <w:spacing w:after="20" w:before="20" w:line="240" w:lineRule="exact"/>
+              <w:keepNext/>
+              <w:jc w:val="left"/>
             </w:pPr>
             <w:r>
               <w:rPr>
-                <w:rFonts w:ascii="IPAexMincho" w:hAnsi="IPAexMincho" w:eastAsia="IPAexMincho" w:cs="IPAexMincho"/>
+                <w:rFonts w:ascii="Times New Roman" w:hAnsi="Times New Roman" w:eastAsia="ＭＳ Ｐ明朝" w:cs="Times New Roman"/>
                 <w:b w:val="0"/>
                 <w:color w:val="000000"/>
-                <w:sz w:val="20"/>
+                <w:sz w:val="22"/>
               </w:rPr>
-              <w:t>出力不一致</w:t>
+              <w:t>量子ビット数</w:t>
             </w:r>
           </w:p>
         </w:tc>
         <w:tc>
           <w:tcPr>
-            <w:tcW w:type="dxa" w:w="781"/>
+            <w:tcW w:type="dxa" w:w="680"/>
             <w:tcBorders/>
           </w:tcPr>
           <w:p>
             <w:pPr>
-              <w:spacing w:after="20" w:before="20" w:line="240" w:lineRule="exact"/>
+              <w:keepNext/>
+              <w:jc w:val="right"/>
             </w:pPr>
             <w:r>
               <w:rPr>
-                <w:rFonts w:ascii="IPAexMincho" w:hAnsi="IPAexMincho" w:eastAsia="IPAexMincho" w:cs="IPAexMincho"/>
+                <w:rFonts w:ascii="Times New Roman" w:hAnsi="Times New Roman" w:eastAsia="ＭＳ Ｐ明朝" w:cs="Times New Roman"/>
                 <w:b w:val="0"/>
                 <w:color w:val="000000"/>
-                <w:sz w:val="20"/>
+                <w:sz w:val="22"/>
               </w:rPr>
-              <w:t>65</w:t>
+              <w:t>3</w:t>
             </w:r>
           </w:p>
         </w:tc>
         <w:tc>
           <w:tcPr>
-            <w:tcW w:type="dxa" w:w="781"/>
+            <w:tcW w:type="dxa" w:w="567"/>
             <w:tcBorders/>
           </w:tcPr>
           <w:p>
             <w:pPr>
-              <w:spacing w:after="20" w:before="20" w:line="240" w:lineRule="exact"/>
+              <w:keepNext/>
+              <w:jc w:val="right"/>
             </w:pPr>
             <w:r>
               <w:rPr>
-                <w:rFonts w:ascii="IPAexMincho" w:hAnsi="IPAexMincho" w:eastAsia="IPAexMincho" w:cs="IPAexMincho"/>
+                <w:rFonts w:ascii="Times New Roman" w:hAnsi="Times New Roman" w:eastAsia="ＭＳ Ｐ明朝" w:cs="Times New Roman"/>
                 <w:b w:val="0"/>
                 <w:color w:val="000000"/>
-                <w:sz w:val="20"/>
+                <w:sz w:val="22"/>
               </w:rPr>
-              <w:t>16</w:t>
+              <w:t>2</w:t>
             </w:r>
           </w:p>
         </w:tc>
         <w:tc>
           <w:tcPr>
-            <w:tcW w:type="dxa" w:w="781"/>
+            <w:tcW w:type="dxa" w:w="567"/>
             <w:tcBorders/>
           </w:tcPr>
           <w:p>
             <w:pPr>
-              <w:spacing w:after="20" w:before="20" w:line="240" w:lineRule="exact"/>
+              <w:keepNext/>
+              <w:jc w:val="right"/>
             </w:pPr>
             <w:r>
               <w:rPr>
-                <w:rFonts w:ascii="IPAexMincho" w:hAnsi="IPAexMincho" w:eastAsia="IPAexMincho" w:cs="IPAexMincho"/>
+                <w:rFonts w:ascii="Times New Roman" w:hAnsi="Times New Roman" w:eastAsia="ＭＳ Ｐ明朝" w:cs="Times New Roman"/>
                 <w:b w:val="0"/>
                 <w:color w:val="000000"/>
-                <w:sz w:val="20"/>
+                <w:sz w:val="22"/>
               </w:rPr>
-              <w:t>24</w:t>
+              <w:t>0</w:t>
             </w:r>
           </w:p>
         </w:tc>
         <w:tc>
           <w:tcPr>
-            <w:tcW w:type="dxa" w:w="781"/>
+            <w:tcW w:type="dxa" w:w="567"/>
             <w:tcBorders/>
           </w:tcPr>
           <w:p>
             <w:pPr>
-              <w:spacing w:after="20" w:before="20" w:line="240" w:lineRule="exact"/>
+              <w:keepNext/>
+              <w:jc w:val="right"/>
             </w:pPr>
             <w:r>
               <w:rPr>
-                <w:rFonts w:ascii="IPAexMincho" w:hAnsi="IPAexMincho" w:eastAsia="IPAexMincho" w:cs="IPAexMincho"/>
+                <w:rFonts w:ascii="Times New Roman" w:hAnsi="Times New Roman" w:eastAsia="ＭＳ Ｐ明朝" w:cs="Times New Roman"/>
                 <w:b w:val="0"/>
                 <w:color w:val="000000"/>
-                <w:sz w:val="20"/>
+                <w:sz w:val="22"/>
               </w:rPr>
-              <w:t>18</w:t>
+              <w:t>0</w:t>
+            </w:r>
+          </w:p>
+        </w:tc>
+        <w:tc>
+          <w:tcPr>
+            <w:tcW w:type="dxa" w:w="822"/>
+            <w:tcBorders/>
+          </w:tcPr>
+          <w:p>
+            <w:pPr>
+              <w:keepNext/>
+              <w:jc w:val="right"/>
+            </w:pPr>
+            <w:r>
+              <w:rPr>
+                <w:rFonts w:ascii="Times New Roman" w:hAnsi="Times New Roman" w:eastAsia="ＭＳ Ｐ明朝" w:cs="Times New Roman"/>
+                <w:b w:val="0"/>
+                <w:color w:val="000000"/>
+                <w:sz w:val="22"/>
+              </w:rPr>
+              <w:t>0</w:t>
             </w:r>
           </w:p>
         </w:tc>
@@ -1531,59 +1853,172 @@
         </w:trPr>
         <w:tc>
           <w:tcPr>
-            <w:tcW w:type="dxa" w:w="1469"/>
+            <w:tcW w:type="dxa" w:w="1531"/>
             <w:tcBorders/>
           </w:tcPr>
           <w:p>
             <w:pPr>
-              <w:spacing w:after="20" w:before="20" w:line="240" w:lineRule="exact"/>
+              <w:keepNext/>
+              <w:jc w:val="left"/>
             </w:pPr>
             <w:r>
               <w:rPr>
-                <w:rFonts w:ascii="IPAexMincho" w:hAnsi="IPAexMincho" w:eastAsia="IPAexMincho" w:cs="IPAexMincho"/>
+                <w:rFonts w:ascii="Times New Roman" w:hAnsi="Times New Roman" w:eastAsia="ＭＳ Ｐ明朝" w:cs="Times New Roman"/>
                 <w:b w:val="0"/>
                 <w:color w:val="000000"/>
-                <w:sz w:val="20"/>
+                <w:sz w:val="22"/>
               </w:rPr>
-              <w:t>IF不適合</w:t>
+              <w:t>構文</w:t>
             </w:r>
           </w:p>
         </w:tc>
         <w:tc>
           <w:tcPr>
-            <w:tcW w:type="dxa" w:w="781"/>
+            <w:tcW w:type="dxa" w:w="680"/>
             <w:tcBorders/>
           </w:tcPr>
           <w:p>
             <w:pPr>
-              <w:spacing w:after="20" w:before="20" w:line="240" w:lineRule="exact"/>
+              <w:keepNext/>
+              <w:jc w:val="right"/>
             </w:pPr>
             <w:r>
               <w:rPr>
-                <w:rFonts w:ascii="IPAexMincho" w:hAnsi="IPAexMincho" w:eastAsia="IPAexMincho" w:cs="IPAexMincho"/>
+                <w:rFonts w:ascii="Times New Roman" w:hAnsi="Times New Roman" w:eastAsia="ＭＳ Ｐ明朝" w:cs="Times New Roman"/>
                 <w:b w:val="0"/>
                 <w:color w:val="000000"/>
-                <w:sz w:val="20"/>
+                <w:sz w:val="22"/>
               </w:rPr>
-              <w:t>11</w:t>
+              <w:t>68</w:t>
             </w:r>
           </w:p>
         </w:tc>
         <w:tc>
           <w:tcPr>
-            <w:tcW w:type="dxa" w:w="781"/>
+            <w:tcW w:type="dxa" w:w="567"/>
             <w:tcBorders/>
           </w:tcPr>
           <w:p>
             <w:pPr>
-              <w:spacing w:after="20" w:before="20" w:line="240" w:lineRule="exact"/>
+              <w:keepNext/>
+              <w:jc w:val="right"/>
             </w:pPr>
             <w:r>
               <w:rPr>
-                <w:rFonts w:ascii="IPAexMincho" w:hAnsi="IPAexMincho" w:eastAsia="IPAexMincho" w:cs="IPAexMincho"/>
+                <w:rFonts w:ascii="Times New Roman" w:hAnsi="Times New Roman" w:eastAsia="ＭＳ Ｐ明朝" w:cs="Times New Roman"/>
                 <w:b w:val="0"/>
                 <w:color w:val="000000"/>
-                <w:sz w:val="20"/>
+                <w:sz w:val="22"/>
+              </w:rPr>
+              <w:t>21</w:t>
+            </w:r>
+          </w:p>
+        </w:tc>
+        <w:tc>
+          <w:tcPr>
+            <w:tcW w:type="dxa" w:w="567"/>
+            <w:tcBorders/>
+          </w:tcPr>
+          <w:p>
+            <w:pPr>
+              <w:keepNext/>
+              <w:jc w:val="right"/>
+            </w:pPr>
+            <w:r>
+              <w:rPr>
+                <w:rFonts w:ascii="Times New Roman" w:hAnsi="Times New Roman" w:eastAsia="ＭＳ Ｐ明朝" w:cs="Times New Roman"/>
+                <w:b w:val="0"/>
+                <w:color w:val="000000"/>
+                <w:sz w:val="22"/>
+              </w:rPr>
+              <w:t>25</w:t>
+            </w:r>
+          </w:p>
+        </w:tc>
+        <w:tc>
+          <w:tcPr>
+            <w:tcW w:type="dxa" w:w="567"/>
+            <w:tcBorders/>
+          </w:tcPr>
+          <w:p>
+            <w:pPr>
+              <w:keepNext/>
+              <w:jc w:val="right"/>
+            </w:pPr>
+            <w:r>
+              <w:rPr>
+                <w:rFonts w:ascii="Times New Roman" w:hAnsi="Times New Roman" w:eastAsia="ＭＳ Ｐ明朝" w:cs="Times New Roman"/>
+                <w:b w:val="0"/>
+                <w:color w:val="000000"/>
+                <w:sz w:val="22"/>
+              </w:rPr>
+              <w:t>21</w:t>
+            </w:r>
+          </w:p>
+        </w:tc>
+        <w:tc>
+          <w:tcPr>
+            <w:tcW w:type="dxa" w:w="822"/>
+            <w:tcBorders/>
+          </w:tcPr>
+          <w:p>
+            <w:pPr>
+              <w:keepNext/>
+              <w:jc w:val="right"/>
+            </w:pPr>
+            <w:r>
+              <w:rPr>
+                <w:rFonts w:ascii="Times New Roman" w:hAnsi="Times New Roman" w:eastAsia="ＭＳ Ｐ明朝" w:cs="Times New Roman"/>
+                <w:b w:val="0"/>
+                <w:color w:val="000000"/>
+                <w:sz w:val="22"/>
+              </w:rPr>
+              <w:t>24</w:t>
+            </w:r>
+          </w:p>
+        </w:tc>
+      </w:tr>
+      <w:tr>
+        <w:trPr>
+          <w:cantSplit/>
+        </w:trPr>
+        <w:tc>
+          <w:tcPr>
+            <w:tcW w:type="dxa" w:w="1531"/>
+            <w:tcBorders/>
+          </w:tcPr>
+          <w:p>
+            <w:pPr>
+              <w:keepNext/>
+              <w:jc w:val="left"/>
+            </w:pPr>
+            <w:r>
+              <w:rPr>
+                <w:rFonts w:ascii="Times New Roman" w:hAnsi="Times New Roman" w:eastAsia="ＭＳ Ｐ明朝" w:cs="Times New Roman"/>
+                <w:b w:val="0"/>
+                <w:color w:val="000000"/>
+                <w:sz w:val="22"/>
+              </w:rPr>
+              <w:t>unknown</w:t>
+            </w:r>
+          </w:p>
+        </w:tc>
+        <w:tc>
+          <w:tcPr>
+            <w:tcW w:type="dxa" w:w="680"/>
+            <w:tcBorders/>
+          </w:tcPr>
+          <w:p>
+            <w:pPr>
+              <w:keepNext/>
+              <w:jc w:val="right"/>
+            </w:pPr>
+            <w:r>
+              <w:rPr>
+                <w:rFonts w:ascii="Times New Roman" w:hAnsi="Times New Roman" w:eastAsia="ＭＳ Ｐ明朝" w:cs="Times New Roman"/>
+                <w:b w:val="0"/>
+                <w:color w:val="000000"/>
+                <w:sz w:val="22"/>
               </w:rPr>
               <w:t>1</w:t>
             </w:r>
@@ -1591,19 +2026,20 @@
         </w:tc>
         <w:tc>
           <w:tcPr>
-            <w:tcW w:type="dxa" w:w="781"/>
+            <w:tcW w:type="dxa" w:w="567"/>
             <w:tcBorders/>
           </w:tcPr>
           <w:p>
             <w:pPr>
-              <w:spacing w:after="20" w:before="20" w:line="240" w:lineRule="exact"/>
+              <w:keepNext/>
+              <w:jc w:val="right"/>
             </w:pPr>
             <w:r>
               <w:rPr>
-                <w:rFonts w:ascii="IPAexMincho" w:hAnsi="IPAexMincho" w:eastAsia="IPAexMincho" w:cs="IPAexMincho"/>
+                <w:rFonts w:ascii="Times New Roman" w:hAnsi="Times New Roman" w:eastAsia="ＭＳ Ｐ明朝" w:cs="Times New Roman"/>
                 <w:b w:val="0"/>
                 <w:color w:val="000000"/>
-                <w:sz w:val="20"/>
+                <w:sz w:val="22"/>
               </w:rPr>
               <w:t>0</w:t>
             </w:r>
@@ -1611,19 +2047,62 @@
         </w:tc>
         <w:tc>
           <w:tcPr>
-            <w:tcW w:type="dxa" w:w="781"/>
+            <w:tcW w:type="dxa" w:w="567"/>
             <w:tcBorders/>
           </w:tcPr>
           <w:p>
             <w:pPr>
-              <w:spacing w:after="20" w:before="20" w:line="240" w:lineRule="exact"/>
+              <w:keepNext/>
+              <w:jc w:val="right"/>
             </w:pPr>
             <w:r>
               <w:rPr>
-                <w:rFonts w:ascii="IPAexMincho" w:hAnsi="IPAexMincho" w:eastAsia="IPAexMincho" w:cs="IPAexMincho"/>
+                <w:rFonts w:ascii="Times New Roman" w:hAnsi="Times New Roman" w:eastAsia="ＭＳ Ｐ明朝" w:cs="Times New Roman"/>
                 <w:b w:val="0"/>
                 <w:color w:val="000000"/>
-                <w:sz w:val="20"/>
+                <w:sz w:val="22"/>
+              </w:rPr>
+              <w:t>0</w:t>
+            </w:r>
+          </w:p>
+        </w:tc>
+        <w:tc>
+          <w:tcPr>
+            <w:tcW w:type="dxa" w:w="567"/>
+            <w:tcBorders/>
+          </w:tcPr>
+          <w:p>
+            <w:pPr>
+              <w:keepNext/>
+              <w:jc w:val="right"/>
+            </w:pPr>
+            <w:r>
+              <w:rPr>
+                <w:rFonts w:ascii="Times New Roman" w:hAnsi="Times New Roman" w:eastAsia="ＭＳ Ｐ明朝" w:cs="Times New Roman"/>
+                <w:b w:val="0"/>
+                <w:color w:val="000000"/>
+                <w:sz w:val="22"/>
+              </w:rPr>
+              <w:t>0</w:t>
+            </w:r>
+          </w:p>
+        </w:tc>
+        <w:tc>
+          <w:tcPr>
+            <w:tcW w:type="dxa" w:w="822"/>
+            <w:tcBorders/>
+          </w:tcPr>
+          <w:p>
+            <w:pPr>
+              <w:keepNext/>
+              <w:jc w:val="right"/>
+            </w:pPr>
+            <w:r>
+              <w:rPr>
+                <w:rFonts w:ascii="Times New Roman" w:hAnsi="Times New Roman" w:eastAsia="ＭＳ Ｐ明朝" w:cs="Times New Roman"/>
+                <w:b w:val="0"/>
+                <w:color w:val="000000"/>
+                <w:sz w:val="22"/>
               </w:rPr>
               <w:t>1</w:t>
             </w:r>
@@ -1636,101 +2115,290 @@
         </w:trPr>
         <w:tc>
           <w:tcPr>
-            <w:tcW w:type="dxa" w:w="1469"/>
-            <w:tcBorders/>
+            <w:tcW w:type="dxa" w:w="1531"/>
+            <w:tcBorders>
+              <w:bottom w:val="single" w:sz="4"/>
+            </w:tcBorders>
           </w:tcPr>
           <w:p>
             <w:pPr>
-              <w:spacing w:after="20" w:before="20" w:line="240" w:lineRule="exact"/>
+              <w:keepNext w:val="0"/>
+              <w:jc w:val="left"/>
             </w:pPr>
             <w:r>
               <w:rPr>
-                <w:rFonts w:ascii="IPAexMincho" w:hAnsi="IPAexMincho" w:eastAsia="IPAexMincho" w:cs="IPAexMincho"/>
+                <w:rFonts w:ascii="Times New Roman" w:hAnsi="Times New Roman" w:eastAsia="ＭＳ Ｐ明朝" w:cs="Times New Roman"/>
                 <w:b w:val="0"/>
                 <w:color w:val="000000"/>
-                <w:sz w:val="20"/>
+                <w:sz w:val="22"/>
               </w:rPr>
-              <w:t>量子ビット数</w:t>
+              <w:t>出力不一致</w:t>
             </w:r>
           </w:p>
         </w:tc>
         <w:tc>
           <w:tcPr>
-            <w:tcW w:type="dxa" w:w="781"/>
-            <w:tcBorders/>
+            <w:tcW w:type="dxa" w:w="680"/>
+            <w:tcBorders>
+              <w:bottom w:val="single" w:sz="4"/>
+            </w:tcBorders>
           </w:tcPr>
           <w:p>
             <w:pPr>
-              <w:spacing w:after="20" w:before="20" w:line="240" w:lineRule="exact"/>
+              <w:keepNext w:val="0"/>
+              <w:jc w:val="right"/>
             </w:pPr>
             <w:r>
               <w:rPr>
-                <w:rFonts w:ascii="IPAexMincho" w:hAnsi="IPAexMincho" w:eastAsia="IPAexMincho" w:cs="IPAexMincho"/>
+                <w:rFonts w:ascii="Times New Roman" w:hAnsi="Times New Roman" w:eastAsia="ＭＳ Ｐ明朝" w:cs="Times New Roman"/>
                 <w:b w:val="0"/>
                 <w:color w:val="000000"/>
-                <w:sz w:val="20"/>
+                <w:sz w:val="22"/>
               </w:rPr>
-              <w:t>3</w:t>
+              <w:t>65</w:t>
             </w:r>
           </w:p>
         </w:tc>
         <w:tc>
           <w:tcPr>
-            <w:tcW w:type="dxa" w:w="781"/>
-            <w:tcBorders/>
+            <w:tcW w:type="dxa" w:w="567"/>
+            <w:tcBorders>
+              <w:bottom w:val="single" w:sz="4"/>
+            </w:tcBorders>
           </w:tcPr>
           <w:p>
             <w:pPr>
-              <w:spacing w:after="20" w:before="20" w:line="240" w:lineRule="exact"/>
+              <w:keepNext w:val="0"/>
+              <w:jc w:val="right"/>
             </w:pPr>
             <w:r>
               <w:rPr>
-                <w:rFonts w:ascii="IPAexMincho" w:hAnsi="IPAexMincho" w:eastAsia="IPAexMincho" w:cs="IPAexMincho"/>
+                <w:rFonts w:ascii="Times New Roman" w:hAnsi="Times New Roman" w:eastAsia="ＭＳ Ｐ明朝" w:cs="Times New Roman"/>
                 <w:b w:val="0"/>
                 <w:color w:val="000000"/>
-                <w:sz w:val="20"/>
+                <w:sz w:val="22"/>
               </w:rPr>
-              <w:t>2</w:t>
+              <w:t>16</w:t>
             </w:r>
           </w:p>
         </w:tc>
         <w:tc>
           <w:tcPr>
-            <w:tcW w:type="dxa" w:w="781"/>
-            <w:tcBorders/>
+            <w:tcW w:type="dxa" w:w="567"/>
+            <w:tcBorders>
+              <w:bottom w:val="single" w:sz="4"/>
+            </w:tcBorders>
           </w:tcPr>
           <w:p>
             <w:pPr>
-              <w:spacing w:after="20" w:before="20" w:line="240" w:lineRule="exact"/>
+              <w:keepNext w:val="0"/>
+              <w:jc w:val="right"/>
             </w:pPr>
             <w:r>
               <w:rPr>
-                <w:rFonts w:ascii="IPAexMincho" w:hAnsi="IPAexMincho" w:eastAsia="IPAexMincho" w:cs="IPAexMincho"/>
+                <w:rFonts w:ascii="Times New Roman" w:hAnsi="Times New Roman" w:eastAsia="ＭＳ Ｐ明朝" w:cs="Times New Roman"/>
                 <w:b w:val="0"/>
                 <w:color w:val="000000"/>
-                <w:sz w:val="20"/>
+                <w:sz w:val="22"/>
               </w:rPr>
-              <w:t>0</w:t>
+              <w:t>24</w:t>
             </w:r>
           </w:p>
         </w:tc>
         <w:tc>
           <w:tcPr>
-            <w:tcW w:type="dxa" w:w="781"/>
-            <w:tcBorders/>
+            <w:tcW w:type="dxa" w:w="567"/>
+            <w:tcBorders>
+              <w:bottom w:val="single" w:sz="4"/>
+            </w:tcBorders>
           </w:tcPr>
           <w:p>
             <w:pPr>
-              <w:spacing w:after="20" w:before="20" w:line="240" w:lineRule="exact"/>
+              <w:keepNext w:val="0"/>
+              <w:jc w:val="right"/>
             </w:pPr>
             <w:r>
               <w:rPr>
-                <w:rFonts w:ascii="IPAexMincho" w:hAnsi="IPAexMincho" w:eastAsia="IPAexMincho" w:cs="IPAexMincho"/>
+                <w:rFonts w:ascii="Times New Roman" w:hAnsi="Times New Roman" w:eastAsia="ＭＳ Ｐ明朝" w:cs="Times New Roman"/>
                 <w:b w:val="0"/>
                 <w:color w:val="000000"/>
-                <w:sz w:val="20"/>
+                <w:sz w:val="22"/>
               </w:rPr>
-              <w:t>0</w:t>
+              <w:t>18</w:t>
+            </w:r>
+          </w:p>
+        </w:tc>
+        <w:tc>
+          <w:tcPr>
+            <w:tcW w:type="dxa" w:w="822"/>
+            <w:tcBorders>
+              <w:bottom w:val="single" w:sz="4"/>
+            </w:tcBorders>
+          </w:tcPr>
+          <w:p>
+            <w:pPr>
+              <w:keepNext w:val="0"/>
+              <w:jc w:val="right"/>
+            </w:pPr>
+            <w:r>
+              <w:rPr>
+                <w:rFonts w:ascii="Times New Roman" w:hAnsi="Times New Roman" w:eastAsia="ＭＳ Ｐ明朝" w:cs="Times New Roman"/>
+                <w:b w:val="0"/>
+                <w:color w:val="000000"/>
+                <w:sz w:val="22"/>
+              </w:rPr>
+              <w:t>46</w:t>
+            </w:r>
+          </w:p>
+        </w:tc>
+      </w:tr>
+    </w:tbl>
+    <w:p>
+      <w:pPr>
+        <w:ind w:firstLine="220"/>
+        <w:jc w:val="both"/>
+      </w:pPr>
+      <w:r>
+        <w:rPr>
+          <w:rFonts w:ascii="Times New Roman" w:hAnsi="Times New Roman" w:eastAsia="ＭＳ Ｐ明朝" w:cs="Times New Roman"/>
+          <w:b w:val="0"/>
+          <w:color w:val="000000"/>
+          <w:sz w:val="22"/>
+        </w:rPr>
+        <w:t>表2のimport失敗はF 58/271組（21.4%），D 72/271組（26.6%），回路構築失敗はF 76/126組（60.3%），D 68/126組（54.0%）であった．IFはインターフェースを表す．保存分類unknownの1組は生成コード側の失敗であり，API接続障害ではない．少数分母の率は参考値とする．</w:t>
+      </w:r>
+    </w:p>
+    <w:p>
+      <w:pPr>
+        <w:keepNext/>
+        <w:spacing w:before="100" w:after="60"/>
+        <w:jc w:val="center"/>
+      </w:pPr>
+      <w:r>
+        <w:rPr>
+          <w:rFonts w:ascii="Times New Roman" w:hAnsi="Times New Roman" w:eastAsia="ＭＳ Ｐ明朝" w:cs="Times New Roman"/>
+          <w:b w:val="0"/>
+          <w:color w:val="000000"/>
+          <w:sz w:val="22"/>
+        </w:rPr>
+        <w:t>表3　FとDの救済対象（初期失敗545組）</w:t>
+      </w:r>
+    </w:p>
+    <w:tbl>
+      <w:tblPr>
+        <w:tblW w:type="dxa" w:w="4734"/>
+        <w:tblLayout w:type="fixed"/>
+        <w:tblLook w:firstColumn="1" w:firstRow="1" w:lastColumn="0" w:lastRow="0" w:noHBand="0" w:noVBand="1" w:val="04A0"/>
+        <w:tblCellMar>
+          <w:top w:w="0" w:type="dxa"/>
+          <w:bottom w:w="0" w:type="dxa"/>
+          <w:left w:w="0" w:type="dxa"/>
+          <w:right w:w="0" w:type="dxa"/>
+        </w:tblCellMar>
+      </w:tblPr>
+      <w:tblGrid>
+        <w:gridCol w:w="1077"/>
+        <w:gridCol w:w="1077"/>
+        <w:gridCol w:w="1077"/>
+        <w:gridCol w:w="1502"/>
+      </w:tblGrid>
+      <w:tr>
+        <w:trPr>
+          <w:cantSplit/>
+        </w:trPr>
+        <w:tc>
+          <w:tcPr>
+            <w:tcW w:type="dxa" w:w="1077"/>
+            <w:tcBorders>
+              <w:top w:val="single" w:sz="4"/>
+              <w:bottom w:val="single" w:sz="4"/>
+            </w:tcBorders>
+          </w:tcPr>
+          <w:p>
+            <w:pPr>
+              <w:keepNext/>
+              <w:jc w:val="left"/>
+            </w:pPr>
+            <w:r>
+              <w:rPr>
+                <w:rFonts w:ascii="Times New Roman" w:hAnsi="Times New Roman" w:eastAsia="ＭＳ Ｐ明朝" w:cs="Times New Roman"/>
+                <w:b w:val="0"/>
+                <w:color w:val="000000"/>
+                <w:sz w:val="22"/>
+              </w:rPr>
+              <w:t>共通</w:t>
+            </w:r>
+          </w:p>
+        </w:tc>
+        <w:tc>
+          <w:tcPr>
+            <w:tcW w:type="dxa" w:w="1077"/>
+            <w:tcBorders>
+              <w:top w:val="single" w:sz="4"/>
+              <w:bottom w:val="single" w:sz="4"/>
+            </w:tcBorders>
+          </w:tcPr>
+          <w:p>
+            <w:pPr>
+              <w:keepNext/>
+              <w:jc w:val="right"/>
+            </w:pPr>
+            <w:r>
+              <w:rPr>
+                <w:rFonts w:ascii="Times New Roman" w:hAnsi="Times New Roman" w:eastAsia="ＭＳ Ｐ明朝" w:cs="Times New Roman"/>
+                <w:b w:val="0"/>
+                <w:color w:val="000000"/>
+                <w:sz w:val="22"/>
+              </w:rPr>
+              <w:t>Fのみ</w:t>
+            </w:r>
+          </w:p>
+        </w:tc>
+        <w:tc>
+          <w:tcPr>
+            <w:tcW w:type="dxa" w:w="1077"/>
+            <w:tcBorders>
+              <w:top w:val="single" w:sz="4"/>
+              <w:bottom w:val="single" w:sz="4"/>
+            </w:tcBorders>
+          </w:tcPr>
+          <w:p>
+            <w:pPr>
+              <w:keepNext/>
+              <w:jc w:val="right"/>
+            </w:pPr>
+            <w:r>
+              <w:rPr>
+                <w:rFonts w:ascii="Times New Roman" w:hAnsi="Times New Roman" w:eastAsia="ＭＳ Ｐ明朝" w:cs="Times New Roman"/>
+                <w:b w:val="0"/>
+                <w:color w:val="000000"/>
+                <w:sz w:val="22"/>
+              </w:rPr>
+              <w:t>Dのみ</w:t>
+            </w:r>
+          </w:p>
+        </w:tc>
+        <w:tc>
+          <w:tcPr>
+            <w:tcW w:type="dxa" w:w="1502"/>
+            <w:tcBorders>
+              <w:top w:val="single" w:sz="4"/>
+              <w:bottom w:val="single" w:sz="4"/>
+            </w:tcBorders>
+          </w:tcPr>
+          <w:p>
+            <w:pPr>
+              <w:keepNext/>
+              <w:jc w:val="right"/>
+            </w:pPr>
+            <w:r>
+              <w:rPr>
+                <w:rFonts w:ascii="Times New Roman" w:hAnsi="Times New Roman" w:eastAsia="ＭＳ Ｐ明朝" w:cs="Times New Roman"/>
+                <w:b w:val="0"/>
+                <w:color w:val="000000"/>
+                <w:sz w:val="22"/>
+              </w:rPr>
+              <w:t>双方未救済</w:t>
             </w:r>
           </w:p>
         </w:tc>
@@ -1741,111 +2409,93 @@
         </w:trPr>
         <w:tc>
           <w:tcPr>
-            <w:tcW w:type="dxa" w:w="1469"/>
+            <w:tcW w:type="dxa" w:w="1077"/>
             <w:tcBorders>
               <w:bottom w:val="single" w:sz="4"/>
             </w:tcBorders>
           </w:tcPr>
           <w:p>
             <w:pPr>
-              <w:spacing w:after="20" w:before="20" w:line="240" w:lineRule="exact"/>
+              <w:keepNext w:val="0"/>
+              <w:jc w:val="left"/>
             </w:pPr>
             <w:r>
               <w:rPr>
-                <w:rFonts w:ascii="IPAexMincho" w:hAnsi="IPAexMincho" w:eastAsia="IPAexMincho" w:cs="IPAexMincho"/>
+                <w:rFonts w:ascii="Times New Roman" w:hAnsi="Times New Roman" w:eastAsia="ＭＳ Ｐ明朝" w:cs="Times New Roman"/>
                 <w:b w:val="0"/>
                 <w:color w:val="000000"/>
-                <w:sz w:val="20"/>
+                <w:sz w:val="22"/>
               </w:rPr>
-              <w:t>保存分類unknown</w:t>
+              <w:t>140</w:t>
             </w:r>
           </w:p>
         </w:tc>
         <w:tc>
           <w:tcPr>
-            <w:tcW w:type="dxa" w:w="781"/>
+            <w:tcW w:type="dxa" w:w="1077"/>
             <w:tcBorders>
               <w:bottom w:val="single" w:sz="4"/>
             </w:tcBorders>
           </w:tcPr>
           <w:p>
             <w:pPr>
-              <w:spacing w:after="20" w:before="20" w:line="240" w:lineRule="exact"/>
+              <w:keepNext w:val="0"/>
+              <w:jc w:val="right"/>
             </w:pPr>
             <w:r>
               <w:rPr>
-                <w:rFonts w:ascii="IPAexMincho" w:hAnsi="IPAexMincho" w:eastAsia="IPAexMincho" w:cs="IPAexMincho"/>
+                <w:rFonts w:ascii="Times New Roman" w:hAnsi="Times New Roman" w:eastAsia="ＭＳ Ｐ明朝" w:cs="Times New Roman"/>
                 <w:b w:val="0"/>
                 <w:color w:val="000000"/>
-                <w:sz w:val="20"/>
+                <w:sz w:val="22"/>
               </w:rPr>
-              <w:t>1</w:t>
+              <w:t>43</w:t>
             </w:r>
           </w:p>
         </w:tc>
         <w:tc>
           <w:tcPr>
-            <w:tcW w:type="dxa" w:w="781"/>
+            <w:tcW w:type="dxa" w:w="1077"/>
             <w:tcBorders>
               <w:bottom w:val="single" w:sz="4"/>
             </w:tcBorders>
           </w:tcPr>
           <w:p>
             <w:pPr>
-              <w:spacing w:after="20" w:before="20" w:line="240" w:lineRule="exact"/>
+              <w:keepNext w:val="0"/>
+              <w:jc w:val="right"/>
             </w:pPr>
             <w:r>
               <w:rPr>
-                <w:rFonts w:ascii="IPAexMincho" w:hAnsi="IPAexMincho" w:eastAsia="IPAexMincho" w:cs="IPAexMincho"/>
+                <w:rFonts w:ascii="Times New Roman" w:hAnsi="Times New Roman" w:eastAsia="ＭＳ Ｐ明朝" w:cs="Times New Roman"/>
                 <w:b w:val="0"/>
                 <w:color w:val="000000"/>
-                <w:sz w:val="20"/>
+                <w:sz w:val="22"/>
               </w:rPr>
-              <w:t>0</w:t>
+              <w:t>40</w:t>
             </w:r>
           </w:p>
         </w:tc>
         <w:tc>
           <w:tcPr>
-            <w:tcW w:type="dxa" w:w="781"/>
+            <w:tcW w:type="dxa" w:w="1502"/>
             <w:tcBorders>
               <w:bottom w:val="single" w:sz="4"/>
             </w:tcBorders>
           </w:tcPr>
           <w:p>
             <w:pPr>
-              <w:spacing w:after="20" w:before="20" w:line="240" w:lineRule="exact"/>
+              <w:keepNext w:val="0"/>
+              <w:jc w:val="right"/>
             </w:pPr>
             <w:r>
               <w:rPr>
-                <w:rFonts w:ascii="IPAexMincho" w:hAnsi="IPAexMincho" w:eastAsia="IPAexMincho" w:cs="IPAexMincho"/>
+                <w:rFonts w:ascii="Times New Roman" w:hAnsi="Times New Roman" w:eastAsia="ＭＳ Ｐ明朝" w:cs="Times New Roman"/>
                 <w:b w:val="0"/>
                 <w:color w:val="000000"/>
-                <w:sz w:val="20"/>
+                <w:sz w:val="22"/>
               </w:rPr>
-              <w:t>0</w:t>
-            </w:r>
-          </w:p>
-        </w:tc>
-        <w:tc>
-          <w:tcPr>
-            <w:tcW w:type="dxa" w:w="781"/>
-            <w:tcBorders>
-              <w:bottom w:val="single" w:sz="4"/>
-            </w:tcBorders>
-          </w:tcPr>
-          <w:p>
-            <w:pPr>
-              <w:spacing w:after="20" w:before="20" w:line="240" w:lineRule="exact"/>
-            </w:pPr>
-            <w:r>
-              <w:rPr>
-                <w:rFonts w:ascii="IPAexMincho" w:hAnsi="IPAexMincho" w:eastAsia="IPAexMincho" w:cs="IPAexMincho"/>
-                <w:b w:val="0"/>
-                <w:color w:val="000000"/>
-                <w:sz w:val="20"/>
-              </w:rPr>
-              <w:t>0</w:t>
+              <w:t>322</w:t>
             </w:r>
           </w:p>
         </w:tc>
@@ -1853,228 +2503,254 @@
     </w:tbl>
     <w:p>
       <w:pPr>
-        <w:spacing w:after="0" w:line="40" w:lineRule="exact"/>
+        <w:ind w:firstLine="220"/>
+        <w:jc w:val="both"/>
       </w:pPr>
       <w:r>
         <w:rPr>
-          <w:rFonts w:ascii="IPAexMincho" w:hAnsi="IPAexMincho" w:eastAsia="IPAexMincho" w:cs="IPAexMincho"/>
+          <w:rFonts w:ascii="Times New Roman" w:hAnsi="Times New Roman" w:eastAsia="ＭＳ Ｐ明朝" w:cs="Times New Roman"/>
           <w:b w:val="0"/>
           <w:color w:val="000000"/>
-          <w:sz w:val="4"/>
+          <w:sz w:val="22"/>
         </w:rPr>
+        <w:t>FとDの全体の救済数は3組差だが，表3の片側のみ救済した83組では対象が異なる．import失敗はFのみ8組・Dのみ22組，回路構築失敗は19組・11組であった．83組すべての両条件166履歴・398修正遷移を静的に確認した．複数箇所が同時に変わるため，変更内容から救済原因は分離できない．少なくとも一方が救済した223/545組（40.9%）は事後的な集合であり，実行前の選択方策の成功率ではない．</w:t>
       </w:r>
     </w:p>
     <w:p>
       <w:pPr>
-        <w:pStyle w:val="Heading2"/>
-        <w:spacing w:before="100" w:after="60"/>
+        <w:ind w:firstLine="220"/>
+        <w:jc w:val="both"/>
       </w:pPr>
       <w:r>
         <w:rPr>
-          <w:rFonts w:ascii="IPAexGothic" w:hAnsi="IPAexGothic" w:eastAsia="IPAexGothic" w:cs="IPAexGothic"/>
-          <w:b/>
+          <w:rFonts w:ascii="Times New Roman" w:hAnsi="Times New Roman" w:eastAsia="ＭＳ Ｐ明朝" w:cs="Times New Roman"/>
+          <w:b w:val="0"/>
           <w:color w:val="000000"/>
-          <w:sz w:val="21"/>
+          <w:sz w:val="22"/>
         </w:rPr>
-        <w:t>5　救済対象の違いと追加消費</w:t>
+        <w:t>B4の追加実験［7］は1,000組を完了し，欠落・重複・予定外0，sanity検証成功であった．初期失敗から217/545組（39.8%）が成功し，最終成功は672/1,000組（67.2%）だった．Fより34組，Dより37組多い．B4とFの共通成功は131組，B4のみ86組，Fのみ52組だった．</w:t>
       </w:r>
     </w:p>
     <w:p>
       <w:pPr>
-        <w:ind w:firstLine="200"/>
+        <w:ind w:firstLine="220"/>
+        <w:jc w:val="both"/>
       </w:pPr>
       <w:r>
         <w:rPr>
-          <w:rFonts w:ascii="IPAexMincho" w:hAnsi="IPAexMincho" w:eastAsia="IPAexMincho" w:cs="IPAexMincho"/>
+          <w:rFonts w:ascii="Times New Roman" w:hAnsi="Times New Roman" w:eastAsia="ＭＳ Ｐ明朝" w:cs="Times New Roman"/>
           <w:b w:val="0"/>
           <w:color w:val="000000"/>
-          <w:sz w:val="20"/>
+          <w:sz w:val="22"/>
         </w:rPr>
-        <w:t>F/Dの共通救済は140組，Fのみ43組，Dのみ40組，双方未救済322組であった．片側救済83組の両条件166履歴・398修正遷移を全件静的確認した．importや回路構築等の変更は複数箇所が同時に現れ，静的差分だけでは救済原因を分離できない．</w:t>
+        <w:t>共有初期を除き未成功例も含む追加tokens／追加成功はB4 4,589.0，R 18,852.6，F 9,333.8，D 10,976.6だった．B4は追加1,342要求・995,815 tokens，R/F/Dは保存記録と部分追試の再構成値である．金銭費用ではない．</w:t>
       </w:r>
     </w:p>
     <w:p>
       <w:pPr>
-        <w:ind w:firstLine="200"/>
+        <w:keepNext/>
+        <w:spacing w:before="100" w:after="40"/>
       </w:pPr>
       <w:r>
         <w:rPr>
-          <w:rFonts w:ascii="IPAexMincho" w:hAnsi="IPAexMincho" w:eastAsia="IPAexMincho" w:cs="IPAexMincho"/>
-          <w:b w:val="0"/>
+          <w:rFonts w:ascii="Times New Roman" w:hAnsi="Times New Roman" w:eastAsia="ＭＳ Ｐゴシック" w:cs="Times New Roman"/>
+          <w:b/>
           <w:color w:val="000000"/>
-          <w:sz w:val="20"/>
+          <w:sz w:val="22"/>
         </w:rPr>
-        <w:t>少なくとも一方が救済した223/545組（40.9%）は両条件の結果を見て選んだ集合であり，実行前の介入選択方策の成功率ではない．</w:t>
+        <w:t>6　考察</w:t>
       </w:r>
     </w:p>
     <w:p>
       <w:pPr>
-        <w:ind w:firstLine="200"/>
+        <w:ind w:firstLine="220"/>
+        <w:jc w:val="both"/>
       </w:pPr>
       <w:r>
         <w:rPr>
-          <w:rFonts w:ascii="IPAexMincho" w:hAnsi="IPAexMincho" w:eastAsia="IPAexMincho" w:cs="IPAexMincho"/>
+          <w:rFonts w:ascii="Times New Roman" w:hAnsi="Times New Roman" w:eastAsia="ＭＳ Ｐ明朝" w:cs="Times New Roman"/>
           <w:b w:val="0"/>
           <w:color w:val="000000"/>
-          <w:sz w:val="20"/>
+          <w:sz w:val="22"/>
         </w:rPr>
-        <w:t>共有初期生成を除き，未救済例への消費も含む追加tokens／救済はR18,852.6，F9,333.8，D10,976.6であった．保存prefixの過去の記録値と部分追試suffixの実測値を合わせた経路の計算値であり，全件新実験の実測コストや金銭費用ではない．</w:t>
-      </w:r>
-    </w:p>
-    <w:p>
-      <w:r>
-        <w:br w:type="column"/>
+        <w:t>FとDの救済率が近くても救済対象は一致せず，初期失敗類型・モデルによって大小が変わった．介入カタログには全体率だけでなく，適用対象，失敗分母，追加消費を併記する必要がある．ただし，失敗類型はモデル・タスクと関連しており，この結果だけで介入選択規則を確定できない．</w:t>
       </w:r>
     </w:p>
     <w:p>
       <w:pPr>
-        <w:ind w:firstLine="200"/>
+        <w:ind w:firstLine="220"/>
+        <w:jc w:val="both"/>
       </w:pPr>
       <w:r>
         <w:rPr>
-          <w:rFonts w:ascii="IPAexMincho" w:hAnsi="IPAexMincho" w:eastAsia="IPAexMincho" w:cs="IPAexMincho"/>
+          <w:rFonts w:ascii="Times New Roman" w:hAnsi="Times New Roman" w:eastAsia="ＭＳ Ｐ明朝" w:cs="Times New Roman"/>
           <w:b w:val="0"/>
           <w:color w:val="000000"/>
-          <w:sz w:val="20"/>
+          <w:sz w:val="22"/>
         </w:rPr>
-        <w:t>3回目の追加救済はR19組，F28組，D33組であった．2回で区切ると3回までの救済のF15.3%，D18.3%を失う．同じ最大3修正の履歴を区切った比較であり，上限別の独立実験ではない．</w:t>
+        <w:t>B4とR/F/Dは初回込み最大4回だが，成功時停止により実要求数は異なる．入力情報・tokens・seed規則・実行時期・出典schemaに差があり，診断提示の因果効果は断定しない．成功時停止，初期コード・タスク・seedの依存，元実験の診断文差もあり，5,000条件を独立標本として統計的有意差や一般的優劣を主張しない．主L3の入力範囲，有限shots，生成長上限も限界である．</w:t>
       </w:r>
     </w:p>
     <w:p>
       <w:pPr>
-        <w:ind w:firstLine="200"/>
+        <w:keepNext/>
+        <w:spacing w:before="100" w:after="40"/>
       </w:pPr>
       <w:r>
         <w:rPr>
-          <w:rFonts w:ascii="IPAexMincho" w:hAnsi="IPAexMincho" w:eastAsia="IPAexMincho" w:cs="IPAexMincho"/>
-          <w:b w:val="0"/>
+          <w:rFonts w:ascii="Times New Roman" w:hAnsi="Times New Roman" w:eastAsia="ＭＳ Ｐゴシック" w:cs="Times New Roman"/>
+          <w:b/>
           <w:color w:val="000000"/>
-          <w:sz w:val="20"/>
+          <w:sz w:val="22"/>
         </w:rPr>
-        <w:t>PはBの初期失敗に対応する成功124/545組，初期成功に対応する失敗106/455組で，最終成功473/1,000組だった．独立生成の改善と悪化を含み，R/F/Dと同じ修正効果とは解釈しない．</w:t>
+        <w:t>7　おわりに</w:t>
       </w:r>
     </w:p>
     <w:p>
       <w:pPr>
-        <w:pStyle w:val="Heading2"/>
-        <w:spacing w:before="100" w:after="60"/>
+        <w:ind w:firstLine="220"/>
+        <w:jc w:val="both"/>
       </w:pPr>
       <w:r>
         <w:rPr>
-          <w:rFonts w:ascii="IPAexGothic" w:hAnsi="IPAexGothic" w:eastAsia="IPAexGothic" w:cs="IPAexGothic"/>
-          <w:b/>
+          <w:rFonts w:ascii="Times New Roman" w:hAnsi="Times New Roman" w:eastAsia="ＭＳ Ｐ明朝" w:cs="Times New Roman"/>
+          <w:b w:val="0"/>
           <w:color w:val="000000"/>
-          <w:sz w:val="21"/>
+          <w:sz w:val="22"/>
         </w:rPr>
-        <w:t>6　考察・限界と今後の課題</w:t>
+        <w:t>初期失敗545組に対し，Fは33.6%，Dは33.0%を救済したが，片側のみ救済した83組の内訳は異なった．B4は39.8%で成功し，再生成対照を含めた検討の必要性を示した．カタログには修正介入に加えて独立再生成も候補として記録する．介入選択・停止方策を事前固定し，別seed・タスクでも検証する．</w:t>
       </w:r>
     </w:p>
     <w:p>
       <w:pPr>
-        <w:ind w:firstLine="200"/>
+        <w:keepNext/>
+        <w:spacing w:before="100"/>
       </w:pPr>
       <w:r>
         <w:rPr>
-          <w:rFonts w:ascii="IPAexMincho" w:hAnsi="IPAexMincho" w:eastAsia="IPAexMincho" w:cs="IPAexMincho"/>
-          <w:b w:val="0"/>
-          <w:color w:val="000000"/>
-          <w:sz w:val="20"/>
-        </w:rPr>
-        <w:t>本対象ではFとDがRより多くの初期失敗を救済した．FとDの全体差は3組だが，片側救済83組が示すように救済する対象は異なる．率とともに失敗類型やモデルによる適用範囲を確認する必要がある．</w:t>
-      </w:r>
-    </w:p>
-    <w:p>
-      <w:pPr>
-        <w:ind w:firstLine="200"/>
-      </w:pPr>
-      <w:r>
-        <w:rPr>
-          <w:rFonts w:ascii="IPAexMincho" w:hAnsi="IPAexMincho" w:eastAsia="IPAexMincho" w:cs="IPAexMincho"/>
-          <w:b w:val="0"/>
-          <w:color w:val="000000"/>
-          <w:sz w:val="20"/>
-        </w:rPr>
-        <w:t>共有初期・タスク・seedの依存，元実験のschema・診断文差があり，5,000条件を独立標本と扱わない．指定入力だけの主L3，有限shotsと未固定の測定乱数，1,024 tokens上限，モデルdigest・量子化・負荷差が限界である．介入やモデルの一般的優劣，因果効果，統計的有意差を断定しない．</w:t>
-      </w:r>
-    </w:p>
-    <w:p>
-      <w:pPr>
-        <w:ind w:firstLine="200"/>
-      </w:pPr>
-      <w:r>
-        <w:rPr>
-          <w:rFonts w:ascii="IPAexMincho" w:hAnsi="IPAexMincho" w:eastAsia="IPAexMincho" w:cs="IPAexMincho"/>
-          <w:b w:val="0"/>
-          <w:color w:val="000000"/>
-          <w:sz w:val="20"/>
-        </w:rPr>
-        <w:t>今後は介入選択と停止方策を事前固定し，別seed・タスクで検証する．意味的変更の人手確認と，測定乱数・生成長・負荷への感度も課題とする．本稿作成に伴う追加実験は行っていない．</w:t>
-      </w:r>
-    </w:p>
-    <w:p>
-      <w:pPr>
-        <w:pStyle w:val="Heading2"/>
-        <w:spacing w:before="100" w:after="60"/>
-      </w:pPr>
-      <w:r>
-        <w:rPr>
-          <w:rFonts w:ascii="IPAexGothic" w:hAnsi="IPAexGothic" w:eastAsia="IPAexGothic" w:cs="IPAexGothic"/>
+          <w:rFonts w:ascii="Times New Roman" w:hAnsi="Times New Roman" w:eastAsia="ＭＳ Ｐゴシック" w:cs="Times New Roman"/>
           <w:b/>
           <w:color w:val="000000"/>
-          <w:sz w:val="21"/>
+          <w:sz w:val="22"/>
         </w:rPr>
         <w:t>参考文献</w:t>
       </w:r>
     </w:p>
     <w:p>
       <w:pPr>
-        <w:ind w:firstLine="0"/>
+        <w:ind w:left="300" w:hanging="300"/>
       </w:pPr>
       <w:r>
         <w:rPr>
-          <w:rFonts w:ascii="IPAexMincho" w:hAnsi="IPAexMincho" w:eastAsia="IPAexMincho" w:cs="IPAexMincho"/>
+          <w:rFonts w:ascii="Times New Roman" w:hAnsi="Times New Roman" w:eastAsia="ＭＳ Ｐ明朝" w:cs="Times New Roman"/>
           <w:b w:val="0"/>
           <w:color w:val="000000"/>
-          <w:sz w:val="20"/>
+          <w:sz w:val="22"/>
         </w:rPr>
-        <w:t>[1] A. Madaan et al.：Self-Refine: Iterative Refinement with Self-Feedback，arXiv:2303.17651v2（2023）．https://arxiv.org/abs/2303.17651v2</w:t>
+        <w:t>［1］M. Chen et al.：Evaluating Large Language Models Trained on Code，arXiv:2107.03374（2021）．</w:t>
       </w:r>
     </w:p>
     <w:p>
       <w:pPr>
-        <w:ind w:firstLine="0"/>
+        <w:ind w:left="300" w:hanging="300"/>
       </w:pPr>
       <w:r>
         <w:rPr>
-          <w:rFonts w:ascii="IPAexMincho" w:hAnsi="IPAexMincho" w:eastAsia="IPAexMincho" w:cs="IPAexMincho"/>
+          <w:rFonts w:ascii="Times New Roman" w:hAnsi="Times New Roman" w:eastAsia="ＭＳ Ｐ明朝" w:cs="Times New Roman"/>
           <w:b w:val="0"/>
           <w:color w:val="000000"/>
-          <w:sz w:val="20"/>
+          <w:sz w:val="22"/>
         </w:rPr>
-        <w:t>[2] X. Chen，M. Lin，N. Schärli，D. Zhou：Teaching Large Language Models to Self-Debug，arXiv:2304.05128v2（2023）．https://arxiv.org/abs/2304.05128v2</w:t>
+        <w:t>［2］J. Austin et al.：Program Synthesis with Large Language Models，arXiv:2108.07732（2021）．</w:t>
       </w:r>
     </w:p>
     <w:p>
       <w:pPr>
-        <w:ind w:firstLine="0"/>
+        <w:ind w:left="300" w:hanging="300"/>
       </w:pPr>
       <w:r>
         <w:rPr>
-          <w:rFonts w:ascii="IPAexMincho" w:hAnsi="IPAexMincho" w:eastAsia="IPAexMincho" w:cs="IPAexMincho"/>
+          <w:rFonts w:ascii="Times New Roman" w:hAnsi="Times New Roman" w:eastAsia="ＭＳ Ｐ明朝" w:cs="Times New Roman"/>
           <w:b w:val="0"/>
           <w:color w:val="000000"/>
-          <w:sz w:val="20"/>
+          <w:sz w:val="22"/>
         </w:rPr>
-        <w:t>[3] 伊藤悠真：現行救済経路の固定集計・保存設定・出典（2026-10-16版）．本資料README記載の固定出典を参照．</w:t>
+        <w:t>［3］A. Madaan et al.：Self-Refine: Iterative Refinement with Self-Feedback，arXiv:2303.17651（2023）．</w:t>
       </w:r>
+    </w:p>
+    <w:p>
+      <w:pPr>
+        <w:ind w:left="300" w:hanging="300"/>
+      </w:pPr>
+      <w:r>
+        <w:rPr>
+          <w:rFonts w:ascii="Times New Roman" w:hAnsi="Times New Roman" w:eastAsia="ＭＳ Ｐ明朝" w:cs="Times New Roman"/>
+          <w:b w:val="0"/>
+          <w:color w:val="000000"/>
+          <w:sz w:val="22"/>
+        </w:rPr>
+        <w:t>［4］X. Chen et al.：Teaching Large Language Models to Self-Debug，arXiv:2304.05128（2023）．</w:t>
+      </w:r>
+    </w:p>
+    <w:p>
+      <w:pPr>
+        <w:ind w:left="300" w:hanging="300"/>
+      </w:pPr>
+      <w:r>
+        <w:rPr>
+          <w:rFonts w:ascii="Times New Roman" w:hAnsi="Times New Roman" w:eastAsia="ＭＳ Ｐ明朝" w:cs="Times New Roman"/>
+          <w:b w:val="0"/>
+          <w:color w:val="000000"/>
+          <w:sz w:val="22"/>
+        </w:rPr>
+        <w:t>［5］J. Huang et al.：Large Language Models Cannot Self-Correct Reasoning Yet，arXiv:2310.01798（2023）．</w:t>
+      </w:r>
+    </w:p>
+    <w:p>
+      <w:pPr>
+        <w:ind w:left="300" w:hanging="300"/>
+      </w:pPr>
+      <w:r>
+        <w:rPr>
+          <w:rFonts w:ascii="Times New Roman" w:hAnsi="Times New Roman" w:eastAsia="ＭＳ Ｐ明朝" w:cs="Times New Roman"/>
+          <w:b w:val="0"/>
+          <w:color w:val="000000"/>
+          <w:sz w:val="22"/>
+        </w:rPr>
+        <w:t>［6］S. Vishwakarma et al.：Qiskit HumanEval: An Evaluation Benchmark For Quantum Code Generative Models，arXiv:2406.14712（2024）．</w:t>
+      </w:r>
+    </w:p>
+    <w:p>
+      <w:pPr>
+        <w:ind w:left="300" w:hanging="300"/>
+      </w:pPr>
+      <w:r>
+        <w:rPr>
+          <w:rFonts w:ascii="Times New Roman" w:hAnsi="Times New Roman" w:eastAsia="ＭＳ Ｐ明朝" w:cs="Times New Roman"/>
+          <w:b w:val="0"/>
+          <w:color w:val="000000"/>
+          <w:sz w:val="22"/>
+        </w:rPr>
+        <w:t>［7］現行到達経路（2026-10-16版）とB4追加実験（2026-10-22固定）の集計・保存設定・出典hash．本原稿READMEに出典と検証記録を示す．</w:t>
+      </w:r>
+    </w:p>
+    <w:p>
+      <w:pPr>
+        <w:sectPr>
+          <w:type w:val="continuous"/>
+          <w:pgSz w:w="11906" w:h="16838"/>
+          <w:pgMar w:top="1020" w:right="1020" w:bottom="1361" w:left="1020" w:header="720" w:footer="680" w:gutter="0"/>
+          <w:cols w:space="397" w:num="2"/>
+          <w:docGrid w:linePitch="360"/>
+        </w:sectPr>
+      </w:pPr>
     </w:p>
     <w:sectPr>
       <w:type w:val="continuous"/>
       <w:pgSz w:w="11906" w:h="16838"/>
-      <w:pgMar w:top="1020" w:right="1020" w:bottom="1361" w:left="1020" w:header="567" w:footer="680" w:gutter="0"/>
-      <w:cols w:space="340" w:num="2"/>
+      <w:pgMar w:top="1020" w:right="1020" w:bottom="1361" w:left="1020" w:header="720" w:footer="680" w:gutter="0"/>
+      <w:cols w:space="397" w:num="1"/>
       <w:docGrid w:linePitch="360"/>
-      <w:pgNumType w:fmt="decimal" w:start="1"/>
     </w:sectPr>
   </w:body>
 </w:document>
@@ -2087,35 +2763,17 @@
       <w:pStyle w:val="Footer"/>
       <w:jc w:val="center"/>
     </w:pPr>
-    <w:r>
-      <w:rPr>
-        <w:rFonts w:ascii="IPAexMincho" w:hAnsi="IPAexMincho" w:eastAsia="IPAexMincho" w:cs="IPAexMincho"/>
-        <w:b w:val="0"/>
-        <w:color w:val="000000"/>
-        <w:sz w:val="20"/>
-      </w:rPr>
-      <w:fldChar w:fldCharType="begin"/>
-      <w:instrText>PAGE</w:instrText>
-      <w:fldChar w:fldCharType="separate"/>
-    </w:r>
-    <w:r>
-      <w:rPr>
-        <w:rFonts w:ascii="IPAexMincho" w:hAnsi="IPAexMincho" w:eastAsia="IPAexMincho" w:cs="IPAexMincho"/>
-        <w:b w:val="0"/>
-        <w:color w:val="000000"/>
-        <w:sz w:val="20"/>
-      </w:rPr>
-      <w:t>1</w:t>
-    </w:r>
-    <w:r>
-      <w:rPr>
-        <w:rFonts w:ascii="IPAexMincho" w:hAnsi="IPAexMincho" w:eastAsia="IPAexMincho" w:cs="IPAexMincho"/>
-        <w:b w:val="0"/>
-        <w:color w:val="000000"/>
-        <w:sz w:val="20"/>
-      </w:rPr>
-      <w:fldChar w:fldCharType="end"/>
-    </w:r>
+    <w:fldSimple w:instr="PAGE">
+      <w:r>
+        <w:rPr>
+          <w:rFonts w:ascii="Times New Roman" w:hAnsi="Times New Roman" w:eastAsia="ＭＳ Ｐ明朝" w:cs="Times New Roman"/>
+          <w:b w:val="0"/>
+          <w:color w:val="000000"/>
+          <w:sz w:val="22"/>
+        </w:rPr>
+        <w:t>1</w:t>
+      </w:r>
+    </w:fldSimple>
   </w:p>
 </w:ftr>
 </file>
@@ -2485,11 +3143,11 @@
     <w:rsid w:val="00FC693F"/>
     <w:pPr>
       <w:widowControl/>
-      <w:spacing w:after="0" w:line="254" w:lineRule="exact"/>
+      <w:spacing w:line="290" w:lineRule="exact" w:after="0" w:before="0"/>
     </w:pPr>
     <w:rPr>
-      <w:rFonts w:ascii="IPAexMincho" w:hAnsi="IPAexMincho" w:eastAsia="IPAexMincho"/>
-      <w:sz w:val="20"/>
+      <w:rFonts w:ascii="Times New Roman" w:hAnsi="Times New Roman" w:eastAsia="ＭＳ Ｐ明朝" w:cs="Times New Roman"/>
+      <w:sz w:val="22"/>
     </w:rPr>
   </w:style>
   <w:style w:type="paragraph" w:styleId="Header">
@@ -2547,15 +3205,15 @@
     <w:pPr>
       <w:keepNext/>
       <w:keepLines/>
-      <w:spacing w:before="160" w:after="100"/>
+      <w:spacing w:before="480" w:after="0"/>
       <w:outlineLvl w:val="0"/>
     </w:pPr>
     <w:rPr>
-      <w:rFonts w:asciiTheme="majorHAnsi" w:eastAsiaTheme="majorEastAsia" w:hAnsiTheme="majorHAnsi" w:cstheme="majorBidi" w:ascii="IPAexGothic" w:hAnsi="IPAexGothic" w:eastAsia="IPAexGothic"/>
+      <w:rFonts w:cstheme="majorBidi" w:ascii="Times New Roman" w:hAnsi="Times New Roman" w:cs="Times New Roman" w:eastAsia="ＭＳ Ｐゴシック"/>
       <w:b/>
       <w:bCs/>
-      <w:color w:val="000000"/>
-      <w:sz w:val="32"/>
+      <w:color w:val="365F91" w:themeColor="accent1" w:themeShade="BF"/>
+      <w:sz w:val="22"/>
       <w:szCs w:val="28"/>
     </w:rPr>
   </w:style>
@@ -2571,15 +3229,15 @@
     <w:pPr>
       <w:keepNext/>
       <w:keepLines/>
-      <w:spacing w:before="160" w:after="100"/>
+      <w:spacing w:before="200" w:after="0"/>
       <w:outlineLvl w:val="1"/>
     </w:pPr>
     <w:rPr>
-      <w:rFonts w:asciiTheme="majorHAnsi" w:eastAsiaTheme="majorEastAsia" w:hAnsiTheme="majorHAnsi" w:cstheme="majorBidi" w:ascii="IPAexGothic" w:hAnsi="IPAexGothic" w:eastAsia="IPAexGothic"/>
+      <w:rFonts w:cstheme="majorBidi" w:ascii="Times New Roman" w:hAnsi="Times New Roman" w:cs="Times New Roman" w:eastAsia="ＭＳ Ｐゴシック"/>
       <w:b/>
       <w:bCs/>
-      <w:color w:val="000000"/>
-      <w:sz w:val="24"/>
+      <w:color w:val="4F81BD" w:themeColor="accent1"/>
+      <w:sz w:val="22"/>
       <w:szCs w:val="26"/>
     </w:rPr>
   </w:style>
@@ -2595,14 +3253,14 @@
     <w:pPr>
       <w:keepNext/>
       <w:keepLines/>
-      <w:spacing w:before="160" w:after="100"/>
+      <w:spacing w:before="200" w:after="0"/>
       <w:outlineLvl w:val="2"/>
     </w:pPr>
     <w:rPr>
-      <w:rFonts w:asciiTheme="majorHAnsi" w:eastAsiaTheme="majorEastAsia" w:hAnsiTheme="majorHAnsi" w:cstheme="majorBidi" w:ascii="IPAexGothic" w:hAnsi="IPAexGothic" w:eastAsia="IPAexGothic"/>
+      <w:rFonts w:cstheme="majorBidi" w:ascii="Times New Roman" w:hAnsi="Times New Roman" w:cs="Times New Roman" w:eastAsia="ＭＳ Ｐゴシック"/>
       <w:b/>
       <w:bCs/>
-      <w:color w:val="000000"/>
+      <w:color w:val="4F81BD" w:themeColor="accent1"/>
       <w:sz w:val="22"/>
     </w:rPr>
   </w:style>
@@ -2837,15 +3495,15 @@
       <w:pBdr>
         <w:bottom w:val="single" w:sz="8" w:space="4" w:color="4F81BD" w:themeColor="accent1"/>
       </w:pBdr>
-      <w:spacing w:after="100" w:line="240" w:lineRule="auto" w:before="160"/>
+      <w:spacing w:after="300" w:line="240" w:lineRule="auto"/>
       <w:contextualSpacing/>
     </w:pPr>
     <w:rPr>
-      <w:rFonts w:asciiTheme="majorHAnsi" w:eastAsiaTheme="majorEastAsia" w:hAnsiTheme="majorHAnsi" w:cstheme="majorBidi" w:ascii="IPAexGothic" w:hAnsi="IPAexGothic" w:eastAsia="IPAexGothic"/>
-      <w:color w:val="000000"/>
+      <w:rFonts w:cstheme="majorBidi" w:ascii="Times New Roman" w:hAnsi="Times New Roman" w:cs="Times New Roman" w:eastAsia="ＭＳ Ｐゴシック"/>
+      <w:color w:val="17365D" w:themeColor="text2" w:themeShade="BF"/>
       <w:spacing w:val="5"/>
       <w:kern w:val="28"/>
-      <w:sz w:val="36"/>
+      <w:sz w:val="22"/>
       <w:szCs w:val="52"/>
     </w:rPr>
   </w:style>
@@ -2922,12 +3580,11 @@
     <w:unhideWhenUsed/>
     <w:rsid w:val="00AA1D8D"/>
     <w:pPr>
-      <w:widowControl/>
-      <w:spacing w:after="0" w:line="254" w:lineRule="exact"/>
+      <w:spacing w:after="120"/>
     </w:pPr>
     <w:rPr>
-      <w:rFonts w:ascii="IPAexMincho" w:hAnsi="IPAexMincho" w:eastAsia="IPAexMincho"/>
-      <w:sz w:val="20"/>
+      <w:rFonts w:ascii="Times New Roman" w:hAnsi="Times New Roman" w:cs="Times New Roman" w:eastAsia="ＭＳ Ｐ明朝"/>
+      <w:sz w:val="22"/>
     </w:rPr>
   </w:style>
   <w:style w:type="character" w:customStyle="1" w:styleId="BodyTextChar">
@@ -3285,15 +3942,14 @@
     <w:qFormat/>
     <w:rsid w:val="00FC693F"/>
     <w:pPr>
-      <w:widowControl/>
-      <w:spacing w:line="254" w:lineRule="exact" w:after="0"/>
+      <w:spacing w:line="240" w:lineRule="auto"/>
     </w:pPr>
     <w:rPr>
-      <w:rFonts w:ascii="IPAexMincho" w:hAnsi="IPAexMincho" w:eastAsia="IPAexMincho"/>
+      <w:rFonts w:ascii="Times New Roman" w:hAnsi="Times New Roman" w:cs="Times New Roman" w:eastAsia="ＭＳ Ｐ明朝"/>
       <w:b/>
       <w:bCs/>
       <w:color w:val="4F81BD" w:themeColor="accent1"/>
-      <w:sz w:val="20"/>
+      <w:sz w:val="22"/>
       <w:szCs w:val="18"/>
     </w:rPr>
   </w:style>

--- a/docs/graduation2026/abstract.docx
+++ b/docs/graduation2026/abstract.docx
@@ -1999,7 +1999,7 @@
                 <w:color w:val="000000"/>
                 <w:sz w:val="22"/>
               </w:rPr>
-              <w:t>unknown</w:t>
+              <w:t>実行時</w:t>
             </w:r>
           </w:p>
         </w:tc>
@@ -2265,7 +2265,7 @@
           <w:color w:val="000000"/>
           <w:sz w:val="22"/>
         </w:rPr>
-        <w:t>表2のimport失敗はF 58/271組（21.4%），D 72/271組（26.6%），回路構築失敗はF 76/126組（60.3%），D 68/126組（54.0%）であった．IFはインターフェースを表す．保存分類unknownの1組は生成コード側の失敗であり，API接続障害ではない．少数分母の率は参考値とする．</w:t>
+        <w:t>表2のimport失敗はF 58/271組（21.4%），D 72/271組（26.6%），回路構築失敗はF 76/126組（60.3%），D 68/126組（54.0%）であった．IFはインターフェースを表す．「実行時」の1組は未定義変数simによるNameErrorで，実行時エラー（未定義変数）に分類した．少数分母の率は参考値とする．</w:t>
       </w:r>
     </w:p>
     <w:p>

--- a/docs/graduation2026/abstract.docx
+++ b/docs/graduation2026/abstract.docx
@@ -72,7 +72,7 @@
           <w:color w:val="000000"/>
           <w:sz w:val="22"/>
         </w:rPr>
-        <w:t>大規模言語モデル（LLM）の発展に伴いコード生成が進み，HumanEval［1］やMBPP［2］で性能が評価されている．一方，生成コードには構文・意味的誤りや，存在しないAPIを用いるハルシネーションが生じ得る．量子プログラミングは量子ビットの重ね合わせ・量子もつれと確率的な測定を扱うため，Pythonとして実行できても期待する量子状態・測定分布を得られるとは限らない．段階的な正しさの検証が必要である．</w:t>
+        <w:t>大規模言語モデル（LLM）の発展に伴いコード生成が進み，HumanEval［1］やMBPP［2］で性能が評価されている．一方，生成コードには構文上・意味上の誤りや，存在しないAPIを用いるハルシネーションが生じ得る．量子プログラミングは量子ビットの重ね合わせ・量子もつれと確率的な測定を扱うため，Pythonとして実行できても期待する量子状態・測定分布を得られるとは限らない．段階的な正しさの検証が必要である．</w:t>
       </w:r>
     </w:p>
     <w:p>
@@ -87,7 +87,7 @@
           <w:color w:val="000000"/>
           <w:sz w:val="22"/>
         </w:rPr>
-        <w:t>本研究は，Qiskitコードの初期失敗に対する修正介入の救済率と救済対象の違いを明らかにし，失敗類型に応じた介入カタログの根拠を整理することを目的とする．</w:t>
+        <w:t>本研究は，Qiskitコードの初期L3未達に対する修正介入による救済率と救済対象の違いを明らかにし，失敗類型に応じた介入カタログの根拠を整理することを目的とする．</w:t>
       </w:r>
     </w:p>
     <w:p>
@@ -117,7 +117,7 @@
           <w:color w:val="000000"/>
           <w:sz w:val="22"/>
         </w:rPr>
-        <w:t>現行評価器では，L0は構文・importを含むコード読込みと必須関数への適合，L1は回路構築と評価処理の実行，L2は指定入力での期待出力との一致，主L3はL0〜L2と構造要件への適合とする．関数名・戻り値・出力形式などのインターフェース適合性と，量子的な出力一致を区別する．</w:t>
+        <w:t>現行評価器では，L0は構文・importの検証を含むコードの読み込みと，必須関数の要件への適合，L1は回路構築と評価処理の実行，L2は指定入力での期待出力との一致，主L3はL0〜L2と構造要件への適合とする．関数名・戻り値・出力形式などのインターフェース適合性と，量子的な出力一致を区別する．</w:t>
       </w:r>
     </w:p>
     <w:p>
@@ -132,7 +132,7 @@
           <w:color w:val="000000"/>
           <w:sz w:val="22"/>
         </w:rPr>
-        <w:t>構造要件は量子ビット数や，測定・barrierを除く命令数の範囲などである．主L3は限定された基準であり，全入力のアルゴリズム同値性を保証しない．測定分布は8,192 shotsの全変動距離，状態ベクトルは大域位相を整合した距離を用い，0.05未満を一致とする．測定先は量子ビット順に戻す．救済率は「初期失敗から最終主L3成功となった組数／初期主L3失敗組数」とし，失敗類型は介入前で固定する．</w:t>
+        <w:t>構造要件は量子ビット数や，測定・barrierを除く命令数の範囲などである．主L3は限定された基準であり，全入力のアルゴリズム同値性を保証しない．測定分布は8,192 shotsの全変動距離，状態ベクトルは大域位相を整合した距離を用い，0.05未満を一致とする．測定結果を，測定先の対応関係に基づいて量子ビット順に並べ替える．初期失敗数は初期L3未達の組数とする．追加成功率は「初期L3未達から最終主L3成功となった組数／初期失敗数」とし，失敗類型は介入前で固定する．</w:t>
       </w:r>
     </w:p>
     <w:p>
@@ -192,7 +192,7 @@
           <w:color w:val="000000"/>
           <w:sz w:val="22"/>
         </w:rPr>
-        <w:t>5モデル・10タスク・seed 0〜19の1,000初期組を対象に，5条件，計5,000条件記録を分析した．モデル略号はQ4：qwen3.5:4b，G4：gemma4:e4b-it-qat，Q9：qwen3.5:9b，C7：qwen2.5-coder:7b，G3：gemma3:4bである．</w:t>
+        <w:t>5モデル・10タスク・seed 0〜19の1,000初期組を対象に，B，R，F，D，Pの5条件，計5,000件を分析した．さらに，独立再生成B4を追加の対照条件として別実験で評価した．モデル略号はQ4：qwen3.5:4b，G4：gemma4:e4b-it-qat，Q9：qwen3.5:9b，C7：qwen2.5-coder:7b，G3：gemma3:4bである．</w:t>
       </w:r>
     </w:p>
     <w:p>
@@ -237,7 +237,7 @@
           <w:color w:val="000000"/>
           <w:sz w:val="22"/>
         </w:rPr>
-        <w:t>検証済み保存記録と部分追試を反映した到達可能な経路を集計した［7］．全件を新規生成・再実行した結果ではない．追加のB4は同じ初期コードを保持し，初期失敗だけ課題仕様から最大3回独立再生成する．前回コード・診断を与えず，専用seed規則と成功時停止を用いる．</w:t>
+        <w:t>検証済みの保存記録と部分追試から再構成した生成・修正経路を集計した［7］．全件を新規生成・再実行した結果ではない．追加のB4は同じ初期コードを保持し，初期L3未達の組だけ課題仕様から最大3回独立再生成する．前回コード・診断を与えず，独立再生成用に定めたseed設定規則と成功時停止を用いる．</w:t>
       </w:r>
     </w:p>
     <w:p>
@@ -267,7 +267,7 @@
           <w:color w:val="000000"/>
           <w:sz w:val="22"/>
         </w:rPr>
-        <w:t>初期成功は455組，失敗は545組であった．救済はRが96/545組（17.6%），Fが183/545組（33.6%），Dが180/545組（33.0%）であった．全体率は初期失敗545組を分母とする合算値である．</w:t>
+        <w:t>初期L3達成は455組，未達は545組であった．救済はRが96/545組（17.6%），Fが183/545組（33.6%），Dが180/545組（33.0%）であった．全体の救済率は初期L3未達545組を分母とする合算値である．</w:t>
       </w:r>
     </w:p>
     <w:p>
@@ -283,7 +283,7 @@
           <w:color w:val="000000"/>
           <w:sz w:val="22"/>
         </w:rPr>
-        <w:t>表1　モデル別の成功件数（分母は初期失敗）</w:t>
+        <w:t>表1　モデル別の初期失敗数と追加成功数</w:t>
       </w:r>
     </w:p>
     <w:tbl>
@@ -300,11 +300,11 @@
       </w:tblPr>
       <w:tblGrid>
         <w:gridCol w:w="1531"/>
-        <w:gridCol w:w="680"/>
-        <w:gridCol w:w="567"/>
-        <w:gridCol w:w="567"/>
-        <w:gridCol w:w="567"/>
-        <w:gridCol w:w="822"/>
+        <w:gridCol w:w="1134"/>
+        <w:gridCol w:w="454"/>
+        <w:gridCol w:w="454"/>
+        <w:gridCol w:w="454"/>
+        <w:gridCol w:w="709"/>
       </w:tblGrid>
       <w:tr>
         <w:trPr>
@@ -336,7 +336,7 @@
         </w:tc>
         <w:tc>
           <w:tcPr>
-            <w:tcW w:type="dxa" w:w="680"/>
+            <w:tcW w:type="dxa" w:w="1134"/>
             <w:tcBorders>
               <w:top w:val="single" w:sz="4"/>
               <w:bottom w:val="single" w:sz="4"/>
@@ -354,13 +354,13 @@
                 <w:color w:val="000000"/>
                 <w:sz w:val="22"/>
               </w:rPr>
-              <w:t>分母</w:t>
+              <w:t>初期失敗数</w:t>
             </w:r>
           </w:p>
         </w:tc>
         <w:tc>
           <w:tcPr>
-            <w:tcW w:type="dxa" w:w="567"/>
+            <w:tcW w:type="dxa" w:w="454"/>
             <w:tcBorders>
               <w:top w:val="single" w:sz="4"/>
               <w:bottom w:val="single" w:sz="4"/>
@@ -384,7 +384,7 @@
         </w:tc>
         <w:tc>
           <w:tcPr>
-            <w:tcW w:type="dxa" w:w="567"/>
+            <w:tcW w:type="dxa" w:w="454"/>
             <w:tcBorders>
               <w:top w:val="single" w:sz="4"/>
               <w:bottom w:val="single" w:sz="4"/>
@@ -408,7 +408,7 @@
         </w:tc>
         <w:tc>
           <w:tcPr>
-            <w:tcW w:type="dxa" w:w="567"/>
+            <w:tcW w:type="dxa" w:w="454"/>
             <w:tcBorders>
               <w:top w:val="single" w:sz="4"/>
               <w:bottom w:val="single" w:sz="4"/>
@@ -432,7 +432,7 @@
         </w:tc>
         <w:tc>
           <w:tcPr>
-            <w:tcW w:type="dxa" w:w="822"/>
+            <w:tcW w:type="dxa" w:w="709"/>
             <w:tcBorders>
               <w:top w:val="single" w:sz="4"/>
               <w:bottom w:val="single" w:sz="4"/>
@@ -482,7 +482,7 @@
         </w:tc>
         <w:tc>
           <w:tcPr>
-            <w:tcW w:type="dxa" w:w="680"/>
+            <w:tcW w:type="dxa" w:w="1134"/>
             <w:tcBorders/>
           </w:tcPr>
           <w:p>
@@ -503,7 +503,7 @@
         </w:tc>
         <w:tc>
           <w:tcPr>
-            <w:tcW w:type="dxa" w:w="567"/>
+            <w:tcW w:type="dxa" w:w="454"/>
             <w:tcBorders/>
           </w:tcPr>
           <w:p>
@@ -524,7 +524,7 @@
         </w:tc>
         <w:tc>
           <w:tcPr>
-            <w:tcW w:type="dxa" w:w="567"/>
+            <w:tcW w:type="dxa" w:w="454"/>
             <w:tcBorders/>
           </w:tcPr>
           <w:p>
@@ -545,7 +545,7 @@
         </w:tc>
         <w:tc>
           <w:tcPr>
-            <w:tcW w:type="dxa" w:w="567"/>
+            <w:tcW w:type="dxa" w:w="454"/>
             <w:tcBorders/>
           </w:tcPr>
           <w:p>
@@ -566,7 +566,7 @@
         </w:tc>
         <w:tc>
           <w:tcPr>
-            <w:tcW w:type="dxa" w:w="822"/>
+            <w:tcW w:type="dxa" w:w="709"/>
             <w:tcBorders/>
           </w:tcPr>
           <w:p>
@@ -613,7 +613,7 @@
         </w:tc>
         <w:tc>
           <w:tcPr>
-            <w:tcW w:type="dxa" w:w="680"/>
+            <w:tcW w:type="dxa" w:w="1134"/>
             <w:tcBorders/>
           </w:tcPr>
           <w:p>
@@ -634,7 +634,7 @@
         </w:tc>
         <w:tc>
           <w:tcPr>
-            <w:tcW w:type="dxa" w:w="567"/>
+            <w:tcW w:type="dxa" w:w="454"/>
             <w:tcBorders/>
           </w:tcPr>
           <w:p>
@@ -655,7 +655,7 @@
         </w:tc>
         <w:tc>
           <w:tcPr>
-            <w:tcW w:type="dxa" w:w="567"/>
+            <w:tcW w:type="dxa" w:w="454"/>
             <w:tcBorders/>
           </w:tcPr>
           <w:p>
@@ -676,7 +676,7 @@
         </w:tc>
         <w:tc>
           <w:tcPr>
-            <w:tcW w:type="dxa" w:w="567"/>
+            <w:tcW w:type="dxa" w:w="454"/>
             <w:tcBorders/>
           </w:tcPr>
           <w:p>
@@ -697,7 +697,7 @@
         </w:tc>
         <w:tc>
           <w:tcPr>
-            <w:tcW w:type="dxa" w:w="822"/>
+            <w:tcW w:type="dxa" w:w="709"/>
             <w:tcBorders/>
           </w:tcPr>
           <w:p>
@@ -744,7 +744,7 @@
         </w:tc>
         <w:tc>
           <w:tcPr>
-            <w:tcW w:type="dxa" w:w="680"/>
+            <w:tcW w:type="dxa" w:w="1134"/>
             <w:tcBorders/>
           </w:tcPr>
           <w:p>
@@ -765,7 +765,7 @@
         </w:tc>
         <w:tc>
           <w:tcPr>
-            <w:tcW w:type="dxa" w:w="567"/>
+            <w:tcW w:type="dxa" w:w="454"/>
             <w:tcBorders/>
           </w:tcPr>
           <w:p>
@@ -786,7 +786,7 @@
         </w:tc>
         <w:tc>
           <w:tcPr>
-            <w:tcW w:type="dxa" w:w="567"/>
+            <w:tcW w:type="dxa" w:w="454"/>
             <w:tcBorders/>
           </w:tcPr>
           <w:p>
@@ -807,7 +807,7 @@
         </w:tc>
         <w:tc>
           <w:tcPr>
-            <w:tcW w:type="dxa" w:w="567"/>
+            <w:tcW w:type="dxa" w:w="454"/>
             <w:tcBorders/>
           </w:tcPr>
           <w:p>
@@ -828,7 +828,7 @@
         </w:tc>
         <w:tc>
           <w:tcPr>
-            <w:tcW w:type="dxa" w:w="822"/>
+            <w:tcW w:type="dxa" w:w="709"/>
             <w:tcBorders/>
           </w:tcPr>
           <w:p>
@@ -875,7 +875,7 @@
         </w:tc>
         <w:tc>
           <w:tcPr>
-            <w:tcW w:type="dxa" w:w="680"/>
+            <w:tcW w:type="dxa" w:w="1134"/>
             <w:tcBorders/>
           </w:tcPr>
           <w:p>
@@ -896,7 +896,7 @@
         </w:tc>
         <w:tc>
           <w:tcPr>
-            <w:tcW w:type="dxa" w:w="567"/>
+            <w:tcW w:type="dxa" w:w="454"/>
             <w:tcBorders/>
           </w:tcPr>
           <w:p>
@@ -917,7 +917,7 @@
         </w:tc>
         <w:tc>
           <w:tcPr>
-            <w:tcW w:type="dxa" w:w="567"/>
+            <w:tcW w:type="dxa" w:w="454"/>
             <w:tcBorders/>
           </w:tcPr>
           <w:p>
@@ -938,7 +938,7 @@
         </w:tc>
         <w:tc>
           <w:tcPr>
-            <w:tcW w:type="dxa" w:w="567"/>
+            <w:tcW w:type="dxa" w:w="454"/>
             <w:tcBorders/>
           </w:tcPr>
           <w:p>
@@ -959,7 +959,7 @@
         </w:tc>
         <w:tc>
           <w:tcPr>
-            <w:tcW w:type="dxa" w:w="822"/>
+            <w:tcW w:type="dxa" w:w="709"/>
             <w:tcBorders/>
           </w:tcPr>
           <w:p>
@@ -1008,7 +1008,7 @@
         </w:tc>
         <w:tc>
           <w:tcPr>
-            <w:tcW w:type="dxa" w:w="680"/>
+            <w:tcW w:type="dxa" w:w="1134"/>
             <w:tcBorders>
               <w:bottom w:val="single" w:sz="4"/>
             </w:tcBorders>
@@ -1031,7 +1031,7 @@
         </w:tc>
         <w:tc>
           <w:tcPr>
-            <w:tcW w:type="dxa" w:w="567"/>
+            <w:tcW w:type="dxa" w:w="454"/>
             <w:tcBorders>
               <w:bottom w:val="single" w:sz="4"/>
             </w:tcBorders>
@@ -1054,7 +1054,7 @@
         </w:tc>
         <w:tc>
           <w:tcPr>
-            <w:tcW w:type="dxa" w:w="567"/>
+            <w:tcW w:type="dxa" w:w="454"/>
             <w:tcBorders>
               <w:bottom w:val="single" w:sz="4"/>
             </w:tcBorders>
@@ -1077,7 +1077,7 @@
         </w:tc>
         <w:tc>
           <w:tcPr>
-            <w:tcW w:type="dxa" w:w="567"/>
+            <w:tcW w:type="dxa" w:w="454"/>
             <w:tcBorders>
               <w:bottom w:val="single" w:sz="4"/>
             </w:tcBorders>
@@ -1100,7 +1100,7 @@
         </w:tc>
         <w:tc>
           <w:tcPr>
-            <w:tcW w:type="dxa" w:w="822"/>
+            <w:tcW w:type="dxa" w:w="709"/>
             <w:tcBorders>
               <w:bottom w:val="single" w:sz="4"/>
             </w:tcBorders>
@@ -1135,7 +1135,7 @@
           <w:color w:val="000000"/>
           <w:sz w:val="22"/>
         </w:rPr>
-        <w:t>表1は各モデル200初期組のうち失敗した組を分母とする．G4とQ4ではFとDの大小が入れ替わる．</w:t>
+        <w:t>表1・2の追加成功は，R/F/Dでは修正による救済，B4では独立再生成による成功を指す．R/F/Dの追加成功率を救済率と呼ぶ．G4ではFの成功数がDを上回る一方，Q4ではDがFを上回った．</w:t>
       </w:r>
     </w:p>
     <w:p>
@@ -1151,7 +1151,7 @@
           <w:color w:val="000000"/>
           <w:sz w:val="22"/>
         </w:rPr>
-        <w:t>表2　初期失敗類型別の成功件数</w:t>
+        <w:t>表2　初期失敗類型別の追加成功数</w:t>
       </w:r>
     </w:p>
     <w:tbl>
@@ -1168,11 +1168,11 @@
       </w:tblPr>
       <w:tblGrid>
         <w:gridCol w:w="1531"/>
-        <w:gridCol w:w="680"/>
-        <w:gridCol w:w="567"/>
-        <w:gridCol w:w="567"/>
-        <w:gridCol w:w="567"/>
-        <w:gridCol w:w="822"/>
+        <w:gridCol w:w="1134"/>
+        <w:gridCol w:w="454"/>
+        <w:gridCol w:w="454"/>
+        <w:gridCol w:w="454"/>
+        <w:gridCol w:w="709"/>
       </w:tblGrid>
       <w:tr>
         <w:trPr>
@@ -1198,13 +1198,13 @@
                 <w:color w:val="000000"/>
                 <w:sz w:val="22"/>
               </w:rPr>
-              <w:t>初期失敗</w:t>
+              <w:t>失敗類型</w:t>
             </w:r>
           </w:p>
         </w:tc>
         <w:tc>
           <w:tcPr>
-            <w:tcW w:type="dxa" w:w="680"/>
+            <w:tcW w:type="dxa" w:w="1134"/>
             <w:tcBorders>
               <w:top w:val="single" w:sz="4"/>
               <w:bottom w:val="single" w:sz="4"/>
@@ -1222,13 +1222,13 @@
                 <w:color w:val="000000"/>
                 <w:sz w:val="22"/>
               </w:rPr>
-              <w:t>分母</w:t>
+              <w:t>初期失敗数</w:t>
             </w:r>
           </w:p>
         </w:tc>
         <w:tc>
           <w:tcPr>
-            <w:tcW w:type="dxa" w:w="567"/>
+            <w:tcW w:type="dxa" w:w="454"/>
             <w:tcBorders>
               <w:top w:val="single" w:sz="4"/>
               <w:bottom w:val="single" w:sz="4"/>
@@ -1252,7 +1252,7 @@
         </w:tc>
         <w:tc>
           <w:tcPr>
-            <w:tcW w:type="dxa" w:w="567"/>
+            <w:tcW w:type="dxa" w:w="454"/>
             <w:tcBorders>
               <w:top w:val="single" w:sz="4"/>
               <w:bottom w:val="single" w:sz="4"/>
@@ -1276,7 +1276,7 @@
         </w:tc>
         <w:tc>
           <w:tcPr>
-            <w:tcW w:type="dxa" w:w="567"/>
+            <w:tcW w:type="dxa" w:w="454"/>
             <w:tcBorders>
               <w:top w:val="single" w:sz="4"/>
               <w:bottom w:val="single" w:sz="4"/>
@@ -1300,7 +1300,7 @@
         </w:tc>
         <w:tc>
           <w:tcPr>
-            <w:tcW w:type="dxa" w:w="822"/>
+            <w:tcW w:type="dxa" w:w="709"/>
             <w:tcBorders>
               <w:top w:val="single" w:sz="4"/>
               <w:bottom w:val="single" w:sz="4"/>
@@ -1350,7 +1350,7 @@
         </w:tc>
         <w:tc>
           <w:tcPr>
-            <w:tcW w:type="dxa" w:w="680"/>
+            <w:tcW w:type="dxa" w:w="1134"/>
             <w:tcBorders/>
           </w:tcPr>
           <w:p>
@@ -1371,7 +1371,7 @@
         </w:tc>
         <w:tc>
           <w:tcPr>
-            <w:tcW w:type="dxa" w:w="567"/>
+            <w:tcW w:type="dxa" w:w="454"/>
             <w:tcBorders/>
           </w:tcPr>
           <w:p>
@@ -1392,7 +1392,7 @@
         </w:tc>
         <w:tc>
           <w:tcPr>
-            <w:tcW w:type="dxa" w:w="567"/>
+            <w:tcW w:type="dxa" w:w="454"/>
             <w:tcBorders/>
           </w:tcPr>
           <w:p>
@@ -1413,7 +1413,7 @@
         </w:tc>
         <w:tc>
           <w:tcPr>
-            <w:tcW w:type="dxa" w:w="567"/>
+            <w:tcW w:type="dxa" w:w="454"/>
             <w:tcBorders/>
           </w:tcPr>
           <w:p>
@@ -1434,7 +1434,7 @@
         </w:tc>
         <w:tc>
           <w:tcPr>
-            <w:tcW w:type="dxa" w:w="822"/>
+            <w:tcW w:type="dxa" w:w="709"/>
             <w:tcBorders/>
           </w:tcPr>
           <w:p>
@@ -1481,7 +1481,7 @@
         </w:tc>
         <w:tc>
           <w:tcPr>
-            <w:tcW w:type="dxa" w:w="680"/>
+            <w:tcW w:type="dxa" w:w="1134"/>
             <w:tcBorders/>
           </w:tcPr>
           <w:p>
@@ -1502,7 +1502,7 @@
         </w:tc>
         <w:tc>
           <w:tcPr>
-            <w:tcW w:type="dxa" w:w="567"/>
+            <w:tcW w:type="dxa" w:w="454"/>
             <w:tcBorders/>
           </w:tcPr>
           <w:p>
@@ -1523,7 +1523,7 @@
         </w:tc>
         <w:tc>
           <w:tcPr>
-            <w:tcW w:type="dxa" w:w="567"/>
+            <w:tcW w:type="dxa" w:w="454"/>
             <w:tcBorders/>
           </w:tcPr>
           <w:p>
@@ -1544,7 +1544,7 @@
         </w:tc>
         <w:tc>
           <w:tcPr>
-            <w:tcW w:type="dxa" w:w="567"/>
+            <w:tcW w:type="dxa" w:w="454"/>
             <w:tcBorders/>
           </w:tcPr>
           <w:p>
@@ -1565,7 +1565,7 @@
         </w:tc>
         <w:tc>
           <w:tcPr>
-            <w:tcW w:type="dxa" w:w="822"/>
+            <w:tcW w:type="dxa" w:w="709"/>
             <w:tcBorders/>
           </w:tcPr>
           <w:p>
@@ -1612,7 +1612,7 @@
         </w:tc>
         <w:tc>
           <w:tcPr>
-            <w:tcW w:type="dxa" w:w="680"/>
+            <w:tcW w:type="dxa" w:w="1134"/>
             <w:tcBorders/>
           </w:tcPr>
           <w:p>
@@ -1633,7 +1633,7 @@
         </w:tc>
         <w:tc>
           <w:tcPr>
-            <w:tcW w:type="dxa" w:w="567"/>
+            <w:tcW w:type="dxa" w:w="454"/>
             <w:tcBorders/>
           </w:tcPr>
           <w:p>
@@ -1654,7 +1654,7 @@
         </w:tc>
         <w:tc>
           <w:tcPr>
-            <w:tcW w:type="dxa" w:w="567"/>
+            <w:tcW w:type="dxa" w:w="454"/>
             <w:tcBorders/>
           </w:tcPr>
           <w:p>
@@ -1675,7 +1675,7 @@
         </w:tc>
         <w:tc>
           <w:tcPr>
-            <w:tcW w:type="dxa" w:w="567"/>
+            <w:tcW w:type="dxa" w:w="454"/>
             <w:tcBorders/>
           </w:tcPr>
           <w:p>
@@ -1696,7 +1696,7 @@
         </w:tc>
         <w:tc>
           <w:tcPr>
-            <w:tcW w:type="dxa" w:w="822"/>
+            <w:tcW w:type="dxa" w:w="709"/>
             <w:tcBorders/>
           </w:tcPr>
           <w:p>
@@ -1743,7 +1743,7 @@
         </w:tc>
         <w:tc>
           <w:tcPr>
-            <w:tcW w:type="dxa" w:w="680"/>
+            <w:tcW w:type="dxa" w:w="1134"/>
             <w:tcBorders/>
           </w:tcPr>
           <w:p>
@@ -1764,7 +1764,7 @@
         </w:tc>
         <w:tc>
           <w:tcPr>
-            <w:tcW w:type="dxa" w:w="567"/>
+            <w:tcW w:type="dxa" w:w="454"/>
             <w:tcBorders/>
           </w:tcPr>
           <w:p>
@@ -1785,7 +1785,7 @@
         </w:tc>
         <w:tc>
           <w:tcPr>
-            <w:tcW w:type="dxa" w:w="567"/>
+            <w:tcW w:type="dxa" w:w="454"/>
             <w:tcBorders/>
           </w:tcPr>
           <w:p>
@@ -1806,7 +1806,7 @@
         </w:tc>
         <w:tc>
           <w:tcPr>
-            <w:tcW w:type="dxa" w:w="567"/>
+            <w:tcW w:type="dxa" w:w="454"/>
             <w:tcBorders/>
           </w:tcPr>
           <w:p>
@@ -1827,7 +1827,7 @@
         </w:tc>
         <w:tc>
           <w:tcPr>
-            <w:tcW w:type="dxa" w:w="822"/>
+            <w:tcW w:type="dxa" w:w="709"/>
             <w:tcBorders/>
           </w:tcPr>
           <w:p>
@@ -1874,7 +1874,7 @@
         </w:tc>
         <w:tc>
           <w:tcPr>
-            <w:tcW w:type="dxa" w:w="680"/>
+            <w:tcW w:type="dxa" w:w="1134"/>
             <w:tcBorders/>
           </w:tcPr>
           <w:p>
@@ -1895,7 +1895,7 @@
         </w:tc>
         <w:tc>
           <w:tcPr>
-            <w:tcW w:type="dxa" w:w="567"/>
+            <w:tcW w:type="dxa" w:w="454"/>
             <w:tcBorders/>
           </w:tcPr>
           <w:p>
@@ -1916,7 +1916,7 @@
         </w:tc>
         <w:tc>
           <w:tcPr>
-            <w:tcW w:type="dxa" w:w="567"/>
+            <w:tcW w:type="dxa" w:w="454"/>
             <w:tcBorders/>
           </w:tcPr>
           <w:p>
@@ -1937,7 +1937,7 @@
         </w:tc>
         <w:tc>
           <w:tcPr>
-            <w:tcW w:type="dxa" w:w="567"/>
+            <w:tcW w:type="dxa" w:w="454"/>
             <w:tcBorders/>
           </w:tcPr>
           <w:p>
@@ -1958,7 +1958,7 @@
         </w:tc>
         <w:tc>
           <w:tcPr>
-            <w:tcW w:type="dxa" w:w="822"/>
+            <w:tcW w:type="dxa" w:w="709"/>
             <w:tcBorders/>
           </w:tcPr>
           <w:p>
@@ -2005,7 +2005,7 @@
         </w:tc>
         <w:tc>
           <w:tcPr>
-            <w:tcW w:type="dxa" w:w="680"/>
+            <w:tcW w:type="dxa" w:w="1134"/>
             <w:tcBorders/>
           </w:tcPr>
           <w:p>
@@ -2026,7 +2026,7 @@
         </w:tc>
         <w:tc>
           <w:tcPr>
-            <w:tcW w:type="dxa" w:w="567"/>
+            <w:tcW w:type="dxa" w:w="454"/>
             <w:tcBorders/>
           </w:tcPr>
           <w:p>
@@ -2047,7 +2047,7 @@
         </w:tc>
         <w:tc>
           <w:tcPr>
-            <w:tcW w:type="dxa" w:w="567"/>
+            <w:tcW w:type="dxa" w:w="454"/>
             <w:tcBorders/>
           </w:tcPr>
           <w:p>
@@ -2068,7 +2068,7 @@
         </w:tc>
         <w:tc>
           <w:tcPr>
-            <w:tcW w:type="dxa" w:w="567"/>
+            <w:tcW w:type="dxa" w:w="454"/>
             <w:tcBorders/>
           </w:tcPr>
           <w:p>
@@ -2089,7 +2089,7 @@
         </w:tc>
         <w:tc>
           <w:tcPr>
-            <w:tcW w:type="dxa" w:w="822"/>
+            <w:tcW w:type="dxa" w:w="709"/>
             <w:tcBorders/>
           </w:tcPr>
           <w:p>
@@ -2138,7 +2138,7 @@
         </w:tc>
         <w:tc>
           <w:tcPr>
-            <w:tcW w:type="dxa" w:w="680"/>
+            <w:tcW w:type="dxa" w:w="1134"/>
             <w:tcBorders>
               <w:bottom w:val="single" w:sz="4"/>
             </w:tcBorders>
@@ -2161,7 +2161,7 @@
         </w:tc>
         <w:tc>
           <w:tcPr>
-            <w:tcW w:type="dxa" w:w="567"/>
+            <w:tcW w:type="dxa" w:w="454"/>
             <w:tcBorders>
               <w:bottom w:val="single" w:sz="4"/>
             </w:tcBorders>
@@ -2184,7 +2184,7 @@
         </w:tc>
         <w:tc>
           <w:tcPr>
-            <w:tcW w:type="dxa" w:w="567"/>
+            <w:tcW w:type="dxa" w:w="454"/>
             <w:tcBorders>
               <w:bottom w:val="single" w:sz="4"/>
             </w:tcBorders>
@@ -2207,7 +2207,7 @@
         </w:tc>
         <w:tc>
           <w:tcPr>
-            <w:tcW w:type="dxa" w:w="567"/>
+            <w:tcW w:type="dxa" w:w="454"/>
             <w:tcBorders>
               <w:bottom w:val="single" w:sz="4"/>
             </w:tcBorders>
@@ -2230,7 +2230,7 @@
         </w:tc>
         <w:tc>
           <w:tcPr>
-            <w:tcW w:type="dxa" w:w="822"/>
+            <w:tcW w:type="dxa" w:w="709"/>
             <w:tcBorders>
               <w:bottom w:val="single" w:sz="4"/>
             </w:tcBorders>
@@ -2281,7 +2281,7 @@
           <w:color w:val="000000"/>
           <w:sz w:val="22"/>
         </w:rPr>
-        <w:t>表3　FとDの救済対象（初期失敗545組）</w:t>
+        <w:t>表3　FとDの救済対象（初期L3未達545組）</w:t>
       </w:r>
     </w:p>
     <w:tbl>
@@ -2528,7 +2528,7 @@
           <w:color w:val="000000"/>
           <w:sz w:val="22"/>
         </w:rPr>
-        <w:t>B4の追加実験［7］は1,000組を完了し，欠落・重複・予定外0，sanity検証成功であった．初期失敗から217/545組（39.8%）が成功し，最終成功は672/1,000組（67.2%）だった．Fより34組，Dより37組多い．B4とFの共通成功は131組，B4のみ86組，Fのみ52組だった．</w:t>
+        <w:t>B4の追加実験［7］は1,000組を完了し，欠落・重複・予定外0，sanity検証成功であった．初期L3未達から217/545組（39.8%）が成功し，最終成功は672/1,000組（67.2%）だった．Fより34組，Dより37組多い．B4とFの共通成功は131組，B4のみ86組，Fのみ52組だった．</w:t>
       </w:r>
     </w:p>
     <w:p>
@@ -2543,7 +2543,7 @@
           <w:color w:val="000000"/>
           <w:sz w:val="22"/>
         </w:rPr>
-        <w:t>共有初期を除き未成功例も含む追加tokens／追加成功はB4 4,589.0，R 18,852.6，F 9,333.8，D 10,976.6だった．B4は追加1,342要求・995,815 tokens，R/F/Dは保存記録と部分追試の再構成値である．金銭費用ではない．</w:t>
+        <w:t>追加計算コストとして，共有初期生成を除き未成功例も含む追加tokens／追加成功はB4 4,589.0，R 18,852.6，F 9,333.8，D 10,976.6だった．B4では追加で1,342回の生成要求を行い，995,815 tokensを消費した．R/F/Dは保存記録と部分追試からの再構成値である．金銭費用ではない．</w:t>
       </w:r>
     </w:p>
     <w:p>
@@ -2573,7 +2573,7 @@
           <w:color w:val="000000"/>
           <w:sz w:val="22"/>
         </w:rPr>
-        <w:t>FとDの救済率が近くても救済対象は一致せず，初期失敗類型・モデルによって大小が変わった．介入カタログには全体率だけでなく，適用対象，失敗分母，追加消費を併記する必要がある．ただし，失敗類型はモデル・タスクと関連しており，この結果だけで介入選択規則を確定できない．</w:t>
+        <w:t>FとDの救済率が近くても救済対象は一致せず，初期失敗類型・モデルによって成功数の関係が異なった．介入カタログには，全体の救済率だけでなく，対象となる失敗類型，初期失敗数，追加計算コストを併記する必要がある．ただし，失敗類型はモデル・タスクと関連しており，この結果だけで介入選択規則を確定できない．</w:t>
       </w:r>
     </w:p>
     <w:p>
@@ -2618,7 +2618,7 @@
           <w:color w:val="000000"/>
           <w:sz w:val="22"/>
         </w:rPr>
-        <w:t>初期失敗545組に対し，Fは33.6%，Dは33.0%を救済したが，片側のみ救済した83組の内訳は異なった．B4は39.8%で成功し，再生成対照を含めた検討の必要性を示した．カタログには修正介入に加えて独立再生成も候補として記録する．介入選択・停止方策を事前固定し，別seed・タスクでも検証する．</w:t>
+        <w:t>初期L3未達545組に対し，Fは33.6%，Dは33.0%を救済したが，片側のみ救済した83組の内訳は異なった．B4は初期L3未達545組のうち39.8%を追加成功に導き，再生成対照を含めた検討の必要性を示した．カタログには修正介入に加えて独立再生成も候補として記録する．介入選択・停止方策を事前固定し，別seed・タスクでも検証する．</w:t>
       </w:r>
     </w:p>
     <w:p>

--- a/docs/graduation2026/abstract.docx
+++ b/docs/graduation2026/abstract.docx
@@ -117,7 +117,7 @@
           <w:color w:val="000000"/>
           <w:sz w:val="22"/>
         </w:rPr>
-        <w:t>現行評価器では，L0は構文・importの検証を含むコードの読み込みと，必須関数の要件への適合，L1は回路構築と評価処理の実行，L2は指定入力での期待出力との一致，主L3はL0〜L2と構造要件への適合とする．関数名・戻り値・出力形式などのインターフェース適合性と，量子的な出力一致を区別する．</w:t>
+        <w:t>現行評価器では，L0は構文・importの検証を含むコードの読み込みと，必須関数の要件への適合，L1は回路構築と評価処理の実行，L2は指定入力での期待出力との一致，L3はL0〜L2と構造要件への適合とする．L3の要件をすべて満たすことを「L3成功」と呼ぶ．関数名・戻り値・出力形式などのインターフェース適合性と，量子的な出力一致を区別する．</w:t>
       </w:r>
     </w:p>
     <w:p>
@@ -132,7 +132,7 @@
           <w:color w:val="000000"/>
           <w:sz w:val="22"/>
         </w:rPr>
-        <w:t>構造要件は量子ビット数や，測定・barrierを除く命令数の範囲などである．主L3は限定された基準であり，全入力のアルゴリズム同値性を保証しない．測定分布は8,192 shotsの全変動距離，状態ベクトルは大域位相を整合した距離を用い，0.05未満を一致とする．測定結果を，測定先の対応関係に基づいて量子ビット順に並べ替える．初期失敗数は初期L3未達の組数とする．追加成功率は「初期L3未達から最終主L3成功となった組数／初期失敗数」とし，失敗類型は介入前で固定する．</w:t>
+        <w:t>構造要件は量子ビット数や，測定・barrierを除く命令数の範囲などである．L3は限定された基準であり，全入力のアルゴリズム同値性を保証しない．測定分布は8,192 shotsの全変動距離，状態ベクトルは大域位相を整合した距離を用い，0.05未満を一致とする．測定結果を，測定先の対応関係に基づいて量子ビット順に並べ替える．初期失敗数は初期L3未達の組数とする．追加成功率は「初期L3未達から最終L3成功となった組数／初期失敗数」とし，失敗類型は介入前で固定する．</w:t>
       </w:r>
     </w:p>
     <w:p>
@@ -267,7 +267,7 @@
           <w:color w:val="000000"/>
           <w:sz w:val="22"/>
         </w:rPr>
-        <w:t>初期L3達成は455組，未達は545組であった．救済はRが96/545組（17.6%），Fが183/545組（33.6%），Dが180/545組（33.0%）であった．全体の救済率は初期L3未達545組を分母とする合算値である．</w:t>
+        <w:t>初期L3成功は455組，未達は545組であった．救済はRが96/545組（17.6%），Fが183/545組（33.6%），Dが180/545組（33.0%）であった．全体の救済率は初期L3未達545組を分母とする合算値である．</w:t>
       </w:r>
     </w:p>
     <w:p>
@@ -2588,7 +2588,7 @@
           <w:color w:val="000000"/>
           <w:sz w:val="22"/>
         </w:rPr>
-        <w:t>B4とR/F/Dは初回込み最大4回だが，成功時停止により実要求数は異なる．入力情報・tokens・seed規則・実行時期・出典schemaに差があり，診断提示の因果効果は断定しない．成功時停止，初期コード・タスク・seedの依存，元実験の診断文差もあり，5,000条件を独立標本として統計的有意差や一般的優劣を主張しない．主L3の入力範囲，有限shots，生成長上限も限界である．</w:t>
+        <w:t>B4とR/F/Dは初回込み最大4回だが，成功時停止により実要求数は異なる．入力情報・tokens・seed規則・実行時期・出典schemaに差があり，診断提示の因果効果は断定しない．成功時停止，初期コード・タスク・seedの依存，元実験の診断文差もあり，5,000条件を独立標本として統計的有意差や一般的優劣を主張しない．L3の入力範囲，有限shots，生成長上限も限界である．</w:t>
       </w:r>
     </w:p>
     <w:p>
